--- a/Explicación técnica fase 1.docx
+++ b/Explicación técnica fase 1.docx
@@ -4,16 +4,22 @@
   <w:body>
     <w:p>
       <w:pPr>
+        <w:spacing w:line="276" w:lineRule="auto"/>
         <w:jc w:val="center"/>
         <w:rPr>
           <w:rFonts w:ascii="Arial" w:eastAsia="Times New Roman" w:hAnsi="Arial" w:cs="Arial"/>
-          <w:lang w:eastAsia="es-SV"/>
-        </w:rPr>
-      </w:pPr>
-      <w:r>
-        <w:rPr>
-          <w:rFonts w:ascii="Arial" w:eastAsia="Times New Roman" w:hAnsi="Arial" w:cs="Arial"/>
-          <w:sz w:val="22"/>
+          <w:color w:val="156082" w:themeColor="accent1"/>
+          <w:sz w:val="22"/>
+          <w:szCs w:val="22"/>
+          <w:lang w:eastAsia="es-SV"/>
+        </w:rPr>
+      </w:pPr>
+      <w:r>
+        <w:rPr>
+          <w:rFonts w:ascii="Arial" w:eastAsia="Times New Roman" w:hAnsi="Arial" w:cs="Arial"/>
+          <w:color w:val="156082" w:themeColor="accent1"/>
+          <w:sz w:val="22"/>
+          <w:szCs w:val="22"/>
           <w:lang w:eastAsia="es-SV"/>
         </w:rPr>
         <w:t xml:space="preserve">Explicación Técnica del Simulador </w:t>
@@ -22,7 +28,9 @@
       <w:r>
         <w:rPr>
           <w:rFonts w:ascii="Arial" w:eastAsia="Times New Roman" w:hAnsi="Arial" w:cs="Arial"/>
-          <w:sz w:val="22"/>
+          <w:color w:val="156082" w:themeColor="accent1"/>
+          <w:sz w:val="22"/>
+          <w:szCs w:val="22"/>
           <w:lang w:eastAsia="es-SV"/>
         </w:rPr>
         <w:t>IoT</w:t>
@@ -31,16 +39,22 @@
     </w:p>
     <w:p>
       <w:pPr>
+        <w:spacing w:line="276" w:lineRule="auto"/>
         <w:jc w:val="center"/>
         <w:rPr>
           <w:rFonts w:ascii="Arial" w:eastAsia="Times New Roman" w:hAnsi="Arial" w:cs="Arial"/>
-          <w:lang w:eastAsia="es-SV"/>
-        </w:rPr>
-      </w:pPr>
-      <w:r>
-        <w:rPr>
-          <w:rFonts w:ascii="Arial" w:eastAsia="Times New Roman" w:hAnsi="Arial" w:cs="Arial"/>
-          <w:sz w:val="22"/>
+          <w:color w:val="156082" w:themeColor="accent1"/>
+          <w:sz w:val="22"/>
+          <w:szCs w:val="22"/>
+          <w:lang w:eastAsia="es-SV"/>
+        </w:rPr>
+      </w:pPr>
+      <w:r>
+        <w:rPr>
+          <w:rFonts w:ascii="Arial" w:eastAsia="Times New Roman" w:hAnsi="Arial" w:cs="Arial"/>
+          <w:color w:val="156082" w:themeColor="accent1"/>
+          <w:sz w:val="22"/>
+          <w:szCs w:val="22"/>
           <w:lang w:eastAsia="es-SV"/>
         </w:rPr>
         <w:t xml:space="preserve"> (Fase 1)</w:t>
@@ -48,9 +62,12 @@
     </w:p>
     <w:p>
       <w:pPr>
+        <w:spacing w:line="276" w:lineRule="auto"/>
         <w:jc w:val="center"/>
         <w:rPr>
           <w:rFonts w:ascii="Arial" w:eastAsia="Times New Roman" w:hAnsi="Arial" w:cs="Arial"/>
+          <w:sz w:val="22"/>
+          <w:szCs w:val="22"/>
           <w:lang w:eastAsia="es-SV"/>
         </w:rPr>
       </w:pPr>
@@ -62,9 +79,12 @@
           <w:ilvl w:val="0"/>
           <w:numId w:val="6"/>
         </w:numPr>
+        <w:spacing w:line="276" w:lineRule="auto"/>
         <w:rPr>
           <w:rFonts w:ascii="Arial" w:eastAsia="Times New Roman" w:hAnsi="Arial" w:cs="Arial"/>
           <w:color w:val="156082" w:themeColor="accent1"/>
+          <w:sz w:val="22"/>
+          <w:szCs w:val="22"/>
           <w:lang w:eastAsia="es-SV"/>
         </w:rPr>
       </w:pPr>
@@ -72,6 +92,8 @@
         <w:rPr>
           <w:rFonts w:ascii="Arial" w:eastAsia="Times New Roman" w:hAnsi="Arial" w:cs="Arial"/>
           <w:color w:val="156082" w:themeColor="accent1"/>
+          <w:sz w:val="22"/>
+          <w:szCs w:val="22"/>
           <w:lang w:eastAsia="es-SV"/>
         </w:rPr>
         <w:t>Qué hace el simulador</w:t>
@@ -80,30 +102,60 @@
     <w:p>
       <w:pPr>
         <w:pStyle w:val="Prrafodelista"/>
-        <w:rPr>
-          <w:rFonts w:ascii="Arial" w:eastAsia="Times New Roman" w:hAnsi="Arial" w:cs="Arial"/>
-          <w:lang w:eastAsia="es-SV"/>
-        </w:rPr>
-      </w:pPr>
-    </w:p>
-    <w:p>
-      <w:pPr>
-        <w:rPr>
-          <w:rFonts w:ascii="Arial" w:eastAsia="Times New Roman" w:hAnsi="Arial" w:cs="Arial"/>
-          <w:lang w:eastAsia="es-SV"/>
-        </w:rPr>
-      </w:pPr>
-      <w:r>
-        <w:rPr>
-          <w:rFonts w:ascii="Arial" w:eastAsia="Times New Roman" w:hAnsi="Arial" w:cs="Arial"/>
-          <w:lang w:eastAsia="es-SV"/>
-        </w:rPr>
-        <w:t xml:space="preserve">Simulator Nube Verde.py genera lecturas simuladas de potencia y consumo energético por dispositivo individual para 4 puntos de monitoreo del campus (Laboratorio A, Laboratorio B, Oficina Administrativa y Aula 101) y las envía a Firebase </w:t>
+        <w:spacing w:line="276" w:lineRule="auto"/>
+        <w:rPr>
+          <w:rFonts w:ascii="Arial" w:eastAsia="Times New Roman" w:hAnsi="Arial" w:cs="Arial"/>
+          <w:sz w:val="22"/>
+          <w:szCs w:val="22"/>
+          <w:lang w:eastAsia="es-SV"/>
+        </w:rPr>
+      </w:pPr>
+    </w:p>
+    <w:p>
+      <w:pPr>
+        <w:spacing w:line="276" w:lineRule="auto"/>
+        <w:rPr>
+          <w:rFonts w:ascii="Arial" w:eastAsia="Times New Roman" w:hAnsi="Arial" w:cs="Arial"/>
+          <w:sz w:val="22"/>
+          <w:szCs w:val="22"/>
+          <w:lang w:eastAsia="es-SV"/>
+        </w:rPr>
+      </w:pPr>
+      <w:r>
+        <w:rPr>
+          <w:rFonts w:ascii="Arial" w:eastAsia="Times New Roman" w:hAnsi="Arial" w:cs="Arial"/>
+          <w:sz w:val="22"/>
+          <w:szCs w:val="22"/>
+          <w:lang w:eastAsia="es-SV"/>
+        </w:rPr>
+        <w:t xml:space="preserve">Simulator Nube Verde.py genera lecturas simuladas de potencia y consumo energético por dispositivo individual para 4 puntos de monitoreo del campus (Laboratorio A, Laboratorio B, Oficina Administrativa y Aula 101) y las envía a </w:t>
       </w:r>
       <w:proofErr w:type="spellStart"/>
       <w:r>
         <w:rPr>
           <w:rFonts w:ascii="Arial" w:eastAsia="Times New Roman" w:hAnsi="Arial" w:cs="Arial"/>
+          <w:sz w:val="22"/>
+          <w:szCs w:val="22"/>
+          <w:lang w:eastAsia="es-SV"/>
+        </w:rPr>
+        <w:t>Firebase</w:t>
+      </w:r>
+      <w:proofErr w:type="spellEnd"/>
+      <w:r>
+        <w:rPr>
+          <w:rFonts w:ascii="Arial" w:eastAsia="Times New Roman" w:hAnsi="Arial" w:cs="Arial"/>
+          <w:sz w:val="22"/>
+          <w:szCs w:val="22"/>
+          <w:lang w:eastAsia="es-SV"/>
+        </w:rPr>
+        <w:t xml:space="preserve"> </w:t>
+      </w:r>
+      <w:proofErr w:type="spellStart"/>
+      <w:r>
+        <w:rPr>
+          <w:rFonts w:ascii="Arial" w:eastAsia="Times New Roman" w:hAnsi="Arial" w:cs="Arial"/>
+          <w:sz w:val="22"/>
+          <w:szCs w:val="22"/>
           <w:lang w:eastAsia="es-SV"/>
         </w:rPr>
         <w:t>Realtime</w:t>
@@ -112,6 +164,8 @@
       <w:r>
         <w:rPr>
           <w:rFonts w:ascii="Arial" w:eastAsia="Times New Roman" w:hAnsi="Arial" w:cs="Arial"/>
+          <w:sz w:val="22"/>
+          <w:szCs w:val="22"/>
           <w:lang w:eastAsia="es-SV"/>
         </w:rPr>
         <w:t xml:space="preserve"> </w:t>
@@ -120,6 +174,8 @@
       <w:r>
         <w:rPr>
           <w:rFonts w:ascii="Arial" w:eastAsia="Times New Roman" w:hAnsi="Arial" w:cs="Arial"/>
+          <w:sz w:val="22"/>
+          <w:szCs w:val="22"/>
           <w:lang w:eastAsia="es-SV"/>
         </w:rPr>
         <w:t>Database</w:t>
@@ -128,6 +184,8 @@
       <w:r>
         <w:rPr>
           <w:rFonts w:ascii="Arial" w:eastAsia="Times New Roman" w:hAnsi="Arial" w:cs="Arial"/>
+          <w:sz w:val="22"/>
+          <w:szCs w:val="22"/>
           <w:lang w:eastAsia="es-SV"/>
         </w:rPr>
         <w:t xml:space="preserve"> cada 60 segundos. Esto imita de manera realista el comportamiento de sensores </w:t>
@@ -136,6 +194,8 @@
       <w:r>
         <w:rPr>
           <w:rFonts w:ascii="Arial" w:eastAsia="Times New Roman" w:hAnsi="Arial" w:cs="Arial"/>
+          <w:sz w:val="22"/>
+          <w:szCs w:val="22"/>
           <w:lang w:eastAsia="es-SV"/>
         </w:rPr>
         <w:t>IoT</w:t>
@@ -144,6 +204,8 @@
       <w:r>
         <w:rPr>
           <w:rFonts w:ascii="Arial" w:eastAsia="Times New Roman" w:hAnsi="Arial" w:cs="Arial"/>
+          <w:sz w:val="22"/>
+          <w:szCs w:val="22"/>
           <w:lang w:eastAsia="es-SV"/>
         </w:rPr>
         <w:t xml:space="preserve"> reales instalados en cada espacio físico, permitiendo registrar las variables operativas en tiempo real de forma granular sin incurrir en duplicidades.</w:t>
@@ -151,8 +213,11 @@
     </w:p>
     <w:p>
       <w:pPr>
-        <w:rPr>
-          <w:rFonts w:ascii="Arial" w:eastAsia="Times New Roman" w:hAnsi="Arial" w:cs="Arial"/>
+        <w:spacing w:line="276" w:lineRule="auto"/>
+        <w:rPr>
+          <w:rFonts w:ascii="Arial" w:eastAsia="Times New Roman" w:hAnsi="Arial" w:cs="Arial"/>
+          <w:sz w:val="22"/>
+          <w:szCs w:val="22"/>
           <w:lang w:eastAsia="es-SV"/>
         </w:rPr>
       </w:pPr>
@@ -164,10 +229,12 @@
           <w:ilvl w:val="0"/>
           <w:numId w:val="6"/>
         </w:numPr>
+        <w:spacing w:line="276" w:lineRule="auto"/>
         <w:rPr>
           <w:rFonts w:ascii="Arial" w:eastAsia="Times New Roman" w:hAnsi="Arial" w:cs="Arial"/>
           <w:color w:val="156082" w:themeColor="accent1"/>
           <w:sz w:val="22"/>
+          <w:szCs w:val="22"/>
           <w:lang w:eastAsia="es-SV"/>
         </w:rPr>
       </w:pPr>
@@ -176,6 +243,7 @@
           <w:rFonts w:ascii="Arial" w:eastAsia="Times New Roman" w:hAnsi="Arial" w:cs="Arial"/>
           <w:color w:val="156082" w:themeColor="accent1"/>
           <w:sz w:val="22"/>
+          <w:szCs w:val="22"/>
           <w:lang w:eastAsia="es-SV"/>
         </w:rPr>
         <w:t>Estructura general del código</w:t>
@@ -184,23 +252,31 @@
     <w:p>
       <w:pPr>
         <w:pStyle w:val="Prrafodelista"/>
+        <w:spacing w:line="276" w:lineRule="auto"/>
         <w:rPr>
           <w:rFonts w:ascii="Arial" w:eastAsia="Times New Roman" w:hAnsi="Arial" w:cs="Arial"/>
           <w:color w:val="156082" w:themeColor="accent1"/>
-          <w:lang w:eastAsia="es-SV"/>
-        </w:rPr>
-      </w:pPr>
-    </w:p>
-    <w:p>
-      <w:pPr>
-        <w:rPr>
-          <w:rFonts w:ascii="Arial" w:eastAsia="Times New Roman" w:hAnsi="Arial" w:cs="Arial"/>
-          <w:lang w:eastAsia="es-SV"/>
-        </w:rPr>
-      </w:pPr>
-      <w:r>
-        <w:rPr>
-          <w:rFonts w:ascii="Arial" w:eastAsia="Times New Roman" w:hAnsi="Arial" w:cs="Arial"/>
+          <w:sz w:val="22"/>
+          <w:szCs w:val="22"/>
+          <w:lang w:eastAsia="es-SV"/>
+        </w:rPr>
+      </w:pPr>
+    </w:p>
+    <w:p>
+      <w:pPr>
+        <w:spacing w:line="276" w:lineRule="auto"/>
+        <w:rPr>
+          <w:rFonts w:ascii="Arial" w:eastAsia="Times New Roman" w:hAnsi="Arial" w:cs="Arial"/>
+          <w:sz w:val="22"/>
+          <w:szCs w:val="22"/>
+          <w:lang w:eastAsia="es-SV"/>
+        </w:rPr>
+      </w:pPr>
+      <w:r>
+        <w:rPr>
+          <w:rFonts w:ascii="Arial" w:eastAsia="Times New Roman" w:hAnsi="Arial" w:cs="Arial"/>
+          <w:sz w:val="22"/>
+          <w:szCs w:val="22"/>
           <w:lang w:eastAsia="es-SV"/>
         </w:rPr>
         <w:t>El script está estrictamente organizado en bloques secuenciales invariables para facilitar su análisis, auditoría y desarrollo, distribuidos de la siguiente manera:</w:t>
@@ -208,8 +284,11 @@
     </w:p>
     <w:p>
       <w:pPr>
-        <w:rPr>
-          <w:rFonts w:ascii="Arial" w:eastAsia="Times New Roman" w:hAnsi="Arial" w:cs="Arial"/>
+        <w:spacing w:line="276" w:lineRule="auto"/>
+        <w:rPr>
+          <w:rFonts w:ascii="Arial" w:eastAsia="Times New Roman" w:hAnsi="Arial" w:cs="Arial"/>
+          <w:sz w:val="22"/>
+          <w:szCs w:val="22"/>
           <w:lang w:eastAsia="es-SV"/>
         </w:rPr>
       </w:pPr>
@@ -229,9 +308,9 @@
         <w:tblLook w:val="04A0" w:firstRow="1" w:lastRow="0" w:firstColumn="1" w:lastColumn="0" w:noHBand="0" w:noVBand="1"/>
       </w:tblPr>
       <w:tblGrid>
-        <w:gridCol w:w="786"/>
-        <w:gridCol w:w="3121"/>
-        <w:gridCol w:w="4921"/>
+        <w:gridCol w:w="792"/>
+        <w:gridCol w:w="3112"/>
+        <w:gridCol w:w="4924"/>
       </w:tblGrid>
       <w:tr>
         <w:trPr>
@@ -250,14 +329,19 @@
           </w:tcPr>
           <w:p>
             <w:pPr>
-              <w:rPr>
-                <w:rFonts w:ascii="Arial" w:eastAsia="Times New Roman" w:hAnsi="Arial" w:cs="Arial"/>
-                <w:lang w:eastAsia="es-SV"/>
-              </w:rPr>
-            </w:pPr>
-            <w:r>
-              <w:rPr>
-                <w:rFonts w:ascii="Arial" w:eastAsia="Times New Roman" w:hAnsi="Arial" w:cs="Arial"/>
+              <w:spacing w:line="276" w:lineRule="auto"/>
+              <w:rPr>
+                <w:rFonts w:ascii="Arial" w:eastAsia="Times New Roman" w:hAnsi="Arial" w:cs="Arial"/>
+                <w:sz w:val="22"/>
+                <w:szCs w:val="22"/>
+                <w:lang w:eastAsia="es-SV"/>
+              </w:rPr>
+            </w:pPr>
+            <w:r>
+              <w:rPr>
+                <w:rFonts w:ascii="Arial" w:eastAsia="Times New Roman" w:hAnsi="Arial" w:cs="Arial"/>
+                <w:sz w:val="22"/>
+                <w:szCs w:val="22"/>
                 <w:lang w:eastAsia="es-SV"/>
               </w:rPr>
               <w:t>#</w:t>
@@ -277,14 +361,19 @@
           </w:tcPr>
           <w:p>
             <w:pPr>
-              <w:rPr>
-                <w:rFonts w:ascii="Arial" w:eastAsia="Times New Roman" w:hAnsi="Arial" w:cs="Arial"/>
-                <w:lang w:eastAsia="es-SV"/>
-              </w:rPr>
-            </w:pPr>
-            <w:r>
-              <w:rPr>
-                <w:rFonts w:ascii="Arial" w:eastAsia="Times New Roman" w:hAnsi="Arial" w:cs="Arial"/>
+              <w:spacing w:line="276" w:lineRule="auto"/>
+              <w:rPr>
+                <w:rFonts w:ascii="Arial" w:eastAsia="Times New Roman" w:hAnsi="Arial" w:cs="Arial"/>
+                <w:sz w:val="22"/>
+                <w:szCs w:val="22"/>
+                <w:lang w:eastAsia="es-SV"/>
+              </w:rPr>
+            </w:pPr>
+            <w:r>
+              <w:rPr>
+                <w:rFonts w:ascii="Arial" w:eastAsia="Times New Roman" w:hAnsi="Arial" w:cs="Arial"/>
+                <w:sz w:val="22"/>
+                <w:szCs w:val="22"/>
                 <w:lang w:eastAsia="es-SV"/>
               </w:rPr>
               <w:t>Bloque</w:t>
@@ -304,14 +393,19 @@
           </w:tcPr>
           <w:p>
             <w:pPr>
-              <w:rPr>
-                <w:rFonts w:ascii="Arial" w:eastAsia="Times New Roman" w:hAnsi="Arial" w:cs="Arial"/>
-                <w:lang w:eastAsia="es-SV"/>
-              </w:rPr>
-            </w:pPr>
-            <w:r>
-              <w:rPr>
-                <w:rFonts w:ascii="Arial" w:eastAsia="Times New Roman" w:hAnsi="Arial" w:cs="Arial"/>
+              <w:spacing w:line="276" w:lineRule="auto"/>
+              <w:rPr>
+                <w:rFonts w:ascii="Arial" w:eastAsia="Times New Roman" w:hAnsi="Arial" w:cs="Arial"/>
+                <w:sz w:val="22"/>
+                <w:szCs w:val="22"/>
+                <w:lang w:eastAsia="es-SV"/>
+              </w:rPr>
+            </w:pPr>
+            <w:r>
+              <w:rPr>
+                <w:rFonts w:ascii="Arial" w:eastAsia="Times New Roman" w:hAnsi="Arial" w:cs="Arial"/>
+                <w:sz w:val="22"/>
+                <w:szCs w:val="22"/>
                 <w:lang w:eastAsia="es-SV"/>
               </w:rPr>
               <w:t>Qué contiene</w:t>
@@ -336,14 +430,19 @@
           </w:tcPr>
           <w:p>
             <w:pPr>
-              <w:rPr>
-                <w:rFonts w:ascii="Arial" w:eastAsia="Times New Roman" w:hAnsi="Arial" w:cs="Arial"/>
-                <w:lang w:eastAsia="es-SV"/>
-              </w:rPr>
-            </w:pPr>
-            <w:r>
-              <w:rPr>
-                <w:rFonts w:ascii="Arial" w:eastAsia="Times New Roman" w:hAnsi="Arial" w:cs="Arial"/>
+              <w:spacing w:line="276" w:lineRule="auto"/>
+              <w:rPr>
+                <w:rFonts w:ascii="Arial" w:eastAsia="Times New Roman" w:hAnsi="Arial" w:cs="Arial"/>
+                <w:sz w:val="22"/>
+                <w:szCs w:val="22"/>
+                <w:lang w:eastAsia="es-SV"/>
+              </w:rPr>
+            </w:pPr>
+            <w:r>
+              <w:rPr>
+                <w:rFonts w:ascii="Arial" w:eastAsia="Times New Roman" w:hAnsi="Arial" w:cs="Arial"/>
+                <w:sz w:val="22"/>
+                <w:szCs w:val="22"/>
                 <w:lang w:eastAsia="es-SV"/>
               </w:rPr>
               <w:t>1</w:t>
@@ -363,8 +462,11 @@
           </w:tcPr>
           <w:p>
             <w:pPr>
-              <w:rPr>
-                <w:rFonts w:ascii="Arial" w:eastAsia="Times New Roman" w:hAnsi="Arial" w:cs="Arial"/>
+              <w:spacing w:line="276" w:lineRule="auto"/>
+              <w:rPr>
+                <w:rFonts w:ascii="Arial" w:eastAsia="Times New Roman" w:hAnsi="Arial" w:cs="Arial"/>
+                <w:sz w:val="22"/>
+                <w:szCs w:val="22"/>
                 <w:lang w:eastAsia="es-SV"/>
               </w:rPr>
             </w:pPr>
@@ -372,6 +474,8 @@
             <w:r>
               <w:rPr>
                 <w:rFonts w:ascii="Arial" w:eastAsia="Times New Roman" w:hAnsi="Arial" w:cs="Arial"/>
+                <w:sz w:val="22"/>
+                <w:szCs w:val="22"/>
                 <w:lang w:eastAsia="es-SV"/>
               </w:rPr>
               <w:t>Imports</w:t>
@@ -392,14 +496,19 @@
           </w:tcPr>
           <w:p>
             <w:pPr>
-              <w:rPr>
-                <w:rFonts w:ascii="Arial" w:eastAsia="Times New Roman" w:hAnsi="Arial" w:cs="Arial"/>
-                <w:lang w:eastAsia="es-SV"/>
-              </w:rPr>
-            </w:pPr>
-            <w:r>
-              <w:rPr>
-                <w:rFonts w:ascii="Arial" w:eastAsia="Times New Roman" w:hAnsi="Arial" w:cs="Arial"/>
+              <w:spacing w:line="276" w:lineRule="auto"/>
+              <w:rPr>
+                <w:rFonts w:ascii="Arial" w:eastAsia="Times New Roman" w:hAnsi="Arial" w:cs="Arial"/>
+                <w:sz w:val="22"/>
+                <w:szCs w:val="22"/>
+                <w:lang w:eastAsia="es-SV"/>
+              </w:rPr>
+            </w:pPr>
+            <w:r>
+              <w:rPr>
+                <w:rFonts w:ascii="Arial" w:eastAsia="Times New Roman" w:hAnsi="Arial" w:cs="Arial"/>
+                <w:sz w:val="22"/>
+                <w:szCs w:val="22"/>
                 <w:lang w:eastAsia="es-SV"/>
               </w:rPr>
               <w:t xml:space="preserve">Librerías del núcleo: </w:t>
@@ -408,6 +517,8 @@
             <w:r>
               <w:rPr>
                 <w:rFonts w:ascii="Arial" w:eastAsia="Times New Roman" w:hAnsi="Arial" w:cs="Arial"/>
+                <w:sz w:val="22"/>
+                <w:szCs w:val="22"/>
                 <w:lang w:eastAsia="es-SV"/>
               </w:rPr>
               <w:t>random</w:t>
@@ -416,6 +527,8 @@
             <w:r>
               <w:rPr>
                 <w:rFonts w:ascii="Arial" w:eastAsia="Times New Roman" w:hAnsi="Arial" w:cs="Arial"/>
+                <w:sz w:val="22"/>
+                <w:szCs w:val="22"/>
                 <w:lang w:eastAsia="es-SV"/>
               </w:rPr>
               <w:t xml:space="preserve">, time, </w:t>
@@ -424,6 +537,8 @@
             <w:r>
               <w:rPr>
                 <w:rFonts w:ascii="Arial" w:eastAsia="Times New Roman" w:hAnsi="Arial" w:cs="Arial"/>
+                <w:sz w:val="22"/>
+                <w:szCs w:val="22"/>
                 <w:lang w:eastAsia="es-SV"/>
               </w:rPr>
               <w:t>requests</w:t>
@@ -432,6 +547,8 @@
             <w:r>
               <w:rPr>
                 <w:rFonts w:ascii="Arial" w:eastAsia="Times New Roman" w:hAnsi="Arial" w:cs="Arial"/>
+                <w:sz w:val="22"/>
+                <w:szCs w:val="22"/>
                 <w:lang w:eastAsia="es-SV"/>
               </w:rPr>
               <w:t xml:space="preserve">, </w:t>
@@ -440,6 +557,8 @@
             <w:r>
               <w:rPr>
                 <w:rFonts w:ascii="Arial" w:eastAsia="Times New Roman" w:hAnsi="Arial" w:cs="Arial"/>
+                <w:sz w:val="22"/>
+                <w:szCs w:val="22"/>
                 <w:lang w:eastAsia="es-SV"/>
               </w:rPr>
               <w:t>datetime</w:t>
@@ -448,6 +567,8 @@
             <w:r>
               <w:rPr>
                 <w:rFonts w:ascii="Arial" w:eastAsia="Times New Roman" w:hAnsi="Arial" w:cs="Arial"/>
+                <w:sz w:val="22"/>
+                <w:szCs w:val="22"/>
                 <w:lang w:eastAsia="es-SV"/>
               </w:rPr>
               <w:t>.</w:t>
@@ -472,14 +593,19 @@
           </w:tcPr>
           <w:p>
             <w:pPr>
-              <w:rPr>
-                <w:rFonts w:ascii="Arial" w:eastAsia="Times New Roman" w:hAnsi="Arial" w:cs="Arial"/>
-                <w:lang w:eastAsia="es-SV"/>
-              </w:rPr>
-            </w:pPr>
-            <w:r>
-              <w:rPr>
-                <w:rFonts w:ascii="Arial" w:eastAsia="Times New Roman" w:hAnsi="Arial" w:cs="Arial"/>
+              <w:spacing w:line="276" w:lineRule="auto"/>
+              <w:rPr>
+                <w:rFonts w:ascii="Arial" w:eastAsia="Times New Roman" w:hAnsi="Arial" w:cs="Arial"/>
+                <w:sz w:val="22"/>
+                <w:szCs w:val="22"/>
+                <w:lang w:eastAsia="es-SV"/>
+              </w:rPr>
+            </w:pPr>
+            <w:r>
+              <w:rPr>
+                <w:rFonts w:ascii="Arial" w:eastAsia="Times New Roman" w:hAnsi="Arial" w:cs="Arial"/>
+                <w:sz w:val="22"/>
+                <w:szCs w:val="22"/>
                 <w:lang w:eastAsia="es-SV"/>
               </w:rPr>
               <w:t>2</w:t>
@@ -499,14 +625,19 @@
           </w:tcPr>
           <w:p>
             <w:pPr>
-              <w:rPr>
-                <w:rFonts w:ascii="Arial" w:eastAsia="Times New Roman" w:hAnsi="Arial" w:cs="Arial"/>
-                <w:lang w:eastAsia="es-SV"/>
-              </w:rPr>
-            </w:pPr>
-            <w:r>
-              <w:rPr>
-                <w:rFonts w:ascii="Arial" w:eastAsia="Times New Roman" w:hAnsi="Arial" w:cs="Arial"/>
+              <w:spacing w:line="276" w:lineRule="auto"/>
+              <w:rPr>
+                <w:rFonts w:ascii="Arial" w:eastAsia="Times New Roman" w:hAnsi="Arial" w:cs="Arial"/>
+                <w:sz w:val="22"/>
+                <w:szCs w:val="22"/>
+                <w:lang w:eastAsia="es-SV"/>
+              </w:rPr>
+            </w:pPr>
+            <w:r>
+              <w:rPr>
+                <w:rFonts w:ascii="Arial" w:eastAsia="Times New Roman" w:hAnsi="Arial" w:cs="Arial"/>
+                <w:sz w:val="22"/>
+                <w:szCs w:val="22"/>
                 <w:lang w:eastAsia="es-SV"/>
               </w:rPr>
               <w:t>Configuración y datos</w:t>
@@ -526,14 +657,19 @@
           </w:tcPr>
           <w:p>
             <w:pPr>
-              <w:rPr>
-                <w:rFonts w:ascii="Arial" w:eastAsia="Times New Roman" w:hAnsi="Arial" w:cs="Arial"/>
-                <w:lang w:eastAsia="es-SV"/>
-              </w:rPr>
-            </w:pPr>
-            <w:r>
-              <w:rPr>
-                <w:rFonts w:ascii="Arial" w:eastAsia="Times New Roman" w:hAnsi="Arial" w:cs="Arial"/>
+              <w:spacing w:line="276" w:lineRule="auto"/>
+              <w:rPr>
+                <w:rFonts w:ascii="Arial" w:eastAsia="Times New Roman" w:hAnsi="Arial" w:cs="Arial"/>
+                <w:sz w:val="22"/>
+                <w:szCs w:val="22"/>
+                <w:lang w:eastAsia="es-SV"/>
+              </w:rPr>
+            </w:pPr>
+            <w:r>
+              <w:rPr>
+                <w:rFonts w:ascii="Arial" w:eastAsia="Times New Roman" w:hAnsi="Arial" w:cs="Arial"/>
+                <w:sz w:val="22"/>
+                <w:szCs w:val="22"/>
                 <w:lang w:eastAsia="es-SV"/>
               </w:rPr>
               <w:t>URL de Firebase, diccionario jerárquico de puntos de monitoreo (con potencias nominales individuales por dispositivo), y frecuencia de envío (60 s).</w:t>
@@ -558,14 +694,19 @@
           </w:tcPr>
           <w:p>
             <w:pPr>
-              <w:rPr>
-                <w:rFonts w:ascii="Arial" w:eastAsia="Times New Roman" w:hAnsi="Arial" w:cs="Arial"/>
-                <w:lang w:eastAsia="es-SV"/>
-              </w:rPr>
-            </w:pPr>
-            <w:r>
-              <w:rPr>
-                <w:rFonts w:ascii="Arial" w:eastAsia="Times New Roman" w:hAnsi="Arial" w:cs="Arial"/>
+              <w:spacing w:line="276" w:lineRule="auto"/>
+              <w:rPr>
+                <w:rFonts w:ascii="Arial" w:eastAsia="Times New Roman" w:hAnsi="Arial" w:cs="Arial"/>
+                <w:sz w:val="22"/>
+                <w:szCs w:val="22"/>
+                <w:lang w:eastAsia="es-SV"/>
+              </w:rPr>
+            </w:pPr>
+            <w:r>
+              <w:rPr>
+                <w:rFonts w:ascii="Arial" w:eastAsia="Times New Roman" w:hAnsi="Arial" w:cs="Arial"/>
+                <w:sz w:val="22"/>
+                <w:szCs w:val="22"/>
                 <w:lang w:eastAsia="es-SV"/>
               </w:rPr>
               <w:t>3</w:t>
@@ -585,14 +726,19 @@
           </w:tcPr>
           <w:p>
             <w:pPr>
-              <w:rPr>
-                <w:rFonts w:ascii="Arial" w:eastAsia="Times New Roman" w:hAnsi="Arial" w:cs="Arial"/>
-                <w:lang w:eastAsia="es-SV"/>
-              </w:rPr>
-            </w:pPr>
-            <w:r>
-              <w:rPr>
-                <w:rFonts w:ascii="Arial" w:eastAsia="Times New Roman" w:hAnsi="Arial" w:cs="Arial"/>
+              <w:spacing w:line="276" w:lineRule="auto"/>
+              <w:rPr>
+                <w:rFonts w:ascii="Arial" w:eastAsia="Times New Roman" w:hAnsi="Arial" w:cs="Arial"/>
+                <w:sz w:val="22"/>
+                <w:szCs w:val="22"/>
+                <w:lang w:eastAsia="es-SV"/>
+              </w:rPr>
+            </w:pPr>
+            <w:r>
+              <w:rPr>
+                <w:rFonts w:ascii="Arial" w:eastAsia="Times New Roman" w:hAnsi="Arial" w:cs="Arial"/>
+                <w:sz w:val="22"/>
+                <w:szCs w:val="22"/>
                 <w:lang w:eastAsia="es-SV"/>
               </w:rPr>
               <w:t xml:space="preserve">Función </w:t>
@@ -601,6 +747,8 @@
             <w:r>
               <w:rPr>
                 <w:rFonts w:ascii="Arial" w:eastAsia="Times New Roman" w:hAnsi="Arial" w:cs="Arial"/>
+                <w:sz w:val="22"/>
+                <w:szCs w:val="22"/>
                 <w:lang w:eastAsia="es-SV"/>
               </w:rPr>
               <w:t>generar_lectura</w:t>
@@ -609,6 +757,8 @@
             <w:r>
               <w:rPr>
                 <w:rFonts w:ascii="Arial" w:eastAsia="Times New Roman" w:hAnsi="Arial" w:cs="Arial"/>
+                <w:sz w:val="22"/>
+                <w:szCs w:val="22"/>
                 <w:lang w:eastAsia="es-SV"/>
               </w:rPr>
               <w:t>()</w:t>
@@ -628,14 +778,19 @@
           </w:tcPr>
           <w:p>
             <w:pPr>
-              <w:rPr>
-                <w:rFonts w:ascii="Arial" w:eastAsia="Times New Roman" w:hAnsi="Arial" w:cs="Arial"/>
-                <w:lang w:eastAsia="es-SV"/>
-              </w:rPr>
-            </w:pPr>
-            <w:r>
-              <w:rPr>
-                <w:rFonts w:ascii="Arial" w:eastAsia="Times New Roman" w:hAnsi="Arial" w:cs="Arial"/>
+              <w:spacing w:line="276" w:lineRule="auto"/>
+              <w:rPr>
+                <w:rFonts w:ascii="Arial" w:eastAsia="Times New Roman" w:hAnsi="Arial" w:cs="Arial"/>
+                <w:sz w:val="22"/>
+                <w:szCs w:val="22"/>
+                <w:lang w:eastAsia="es-SV"/>
+              </w:rPr>
+            </w:pPr>
+            <w:r>
+              <w:rPr>
+                <w:rFonts w:ascii="Arial" w:eastAsia="Times New Roman" w:hAnsi="Arial" w:cs="Arial"/>
+                <w:sz w:val="22"/>
+                <w:szCs w:val="22"/>
                 <w:lang w:eastAsia="es-SV"/>
               </w:rPr>
               <w:t>Calcula estocásticamente el estado operativo (encendido/apagado/falla), la potencia activa (W) con una variación aleatoria y calcula la energía integrada (</w:t>
@@ -644,6 +799,8 @@
             <w:r>
               <w:rPr>
                 <w:rFonts w:ascii="Arial" w:eastAsia="Times New Roman" w:hAnsi="Arial" w:cs="Arial"/>
+                <w:sz w:val="22"/>
+                <w:szCs w:val="22"/>
                 <w:lang w:eastAsia="es-SV"/>
               </w:rPr>
               <w:t>kWh</w:t>
@@ -652,6 +809,8 @@
             <w:r>
               <w:rPr>
                 <w:rFonts w:ascii="Arial" w:eastAsia="Times New Roman" w:hAnsi="Arial" w:cs="Arial"/>
+                <w:sz w:val="22"/>
+                <w:szCs w:val="22"/>
                 <w:lang w:eastAsia="es-SV"/>
               </w:rPr>
               <w:t>) según la ventana de tiempo del intervalo.</w:t>
@@ -676,14 +835,19 @@
           </w:tcPr>
           <w:p>
             <w:pPr>
-              <w:rPr>
-                <w:rFonts w:ascii="Arial" w:eastAsia="Times New Roman" w:hAnsi="Arial" w:cs="Arial"/>
-                <w:lang w:eastAsia="es-SV"/>
-              </w:rPr>
-            </w:pPr>
-            <w:r>
-              <w:rPr>
-                <w:rFonts w:ascii="Arial" w:eastAsia="Times New Roman" w:hAnsi="Arial" w:cs="Arial"/>
+              <w:spacing w:line="276" w:lineRule="auto"/>
+              <w:rPr>
+                <w:rFonts w:ascii="Arial" w:eastAsia="Times New Roman" w:hAnsi="Arial" w:cs="Arial"/>
+                <w:sz w:val="22"/>
+                <w:szCs w:val="22"/>
+                <w:lang w:eastAsia="es-SV"/>
+              </w:rPr>
+            </w:pPr>
+            <w:r>
+              <w:rPr>
+                <w:rFonts w:ascii="Arial" w:eastAsia="Times New Roman" w:hAnsi="Arial" w:cs="Arial"/>
+                <w:sz w:val="22"/>
+                <w:szCs w:val="22"/>
                 <w:lang w:eastAsia="es-SV"/>
               </w:rPr>
               <w:t>4</w:t>
@@ -703,14 +867,19 @@
           </w:tcPr>
           <w:p>
             <w:pPr>
-              <w:rPr>
-                <w:rFonts w:ascii="Arial" w:eastAsia="Times New Roman" w:hAnsi="Arial" w:cs="Arial"/>
-                <w:lang w:eastAsia="es-SV"/>
-              </w:rPr>
-            </w:pPr>
-            <w:r>
-              <w:rPr>
-                <w:rFonts w:ascii="Arial" w:eastAsia="Times New Roman" w:hAnsi="Arial" w:cs="Arial"/>
+              <w:spacing w:line="276" w:lineRule="auto"/>
+              <w:rPr>
+                <w:rFonts w:ascii="Arial" w:eastAsia="Times New Roman" w:hAnsi="Arial" w:cs="Arial"/>
+                <w:sz w:val="22"/>
+                <w:szCs w:val="22"/>
+                <w:lang w:eastAsia="es-SV"/>
+              </w:rPr>
+            </w:pPr>
+            <w:r>
+              <w:rPr>
+                <w:rFonts w:ascii="Arial" w:eastAsia="Times New Roman" w:hAnsi="Arial" w:cs="Arial"/>
+                <w:sz w:val="22"/>
+                <w:szCs w:val="22"/>
                 <w:lang w:eastAsia="es-SV"/>
               </w:rPr>
               <w:t xml:space="preserve">Función </w:t>
@@ -719,6 +888,8 @@
             <w:r>
               <w:rPr>
                 <w:rFonts w:ascii="Arial" w:eastAsia="Times New Roman" w:hAnsi="Arial" w:cs="Arial"/>
+                <w:sz w:val="22"/>
+                <w:szCs w:val="22"/>
                 <w:lang w:eastAsia="es-SV"/>
               </w:rPr>
               <w:t>enviar_a_firebase</w:t>
@@ -727,6 +898,8 @@
             <w:r>
               <w:rPr>
                 <w:rFonts w:ascii="Arial" w:eastAsia="Times New Roman" w:hAnsi="Arial" w:cs="Arial"/>
+                <w:sz w:val="22"/>
+                <w:szCs w:val="22"/>
                 <w:lang w:eastAsia="es-SV"/>
               </w:rPr>
               <w:t>()</w:t>
@@ -746,14 +919,19 @@
           </w:tcPr>
           <w:p>
             <w:pPr>
-              <w:rPr>
-                <w:rFonts w:ascii="Arial" w:eastAsia="Times New Roman" w:hAnsi="Arial" w:cs="Arial"/>
-                <w:lang w:eastAsia="es-SV"/>
-              </w:rPr>
-            </w:pPr>
-            <w:r>
-              <w:rPr>
-                <w:rFonts w:ascii="Arial" w:eastAsia="Times New Roman" w:hAnsi="Arial" w:cs="Arial"/>
+              <w:spacing w:line="276" w:lineRule="auto"/>
+              <w:rPr>
+                <w:rFonts w:ascii="Arial" w:eastAsia="Times New Roman" w:hAnsi="Arial" w:cs="Arial"/>
+                <w:sz w:val="22"/>
+                <w:szCs w:val="22"/>
+                <w:lang w:eastAsia="es-SV"/>
+              </w:rPr>
+            </w:pPr>
+            <w:r>
+              <w:rPr>
+                <w:rFonts w:ascii="Arial" w:eastAsia="Times New Roman" w:hAnsi="Arial" w:cs="Arial"/>
+                <w:sz w:val="22"/>
+                <w:szCs w:val="22"/>
                 <w:lang w:eastAsia="es-SV"/>
               </w:rPr>
               <w:t xml:space="preserve">Transmite de forma síncrona el </w:t>
@@ -762,6 +940,8 @@
             <w:r>
               <w:rPr>
                 <w:rFonts w:ascii="Arial" w:eastAsia="Times New Roman" w:hAnsi="Arial" w:cs="Arial"/>
+                <w:sz w:val="22"/>
+                <w:szCs w:val="22"/>
                 <w:lang w:eastAsia="es-SV"/>
               </w:rPr>
               <w:t>payload</w:t>
@@ -770,6 +950,8 @@
             <w:r>
               <w:rPr>
                 <w:rFonts w:ascii="Arial" w:eastAsia="Times New Roman" w:hAnsi="Arial" w:cs="Arial"/>
+                <w:sz w:val="22"/>
+                <w:szCs w:val="22"/>
                 <w:lang w:eastAsia="es-SV"/>
               </w:rPr>
               <w:t xml:space="preserve"> JSON de la lectura generada hacia la base de datos distribuida mediante una petición HTTP POST segura.</w:t>
@@ -794,14 +976,19 @@
           </w:tcPr>
           <w:p>
             <w:pPr>
-              <w:rPr>
-                <w:rFonts w:ascii="Arial" w:eastAsia="Times New Roman" w:hAnsi="Arial" w:cs="Arial"/>
-                <w:lang w:eastAsia="es-SV"/>
-              </w:rPr>
-            </w:pPr>
-            <w:r>
-              <w:rPr>
-                <w:rFonts w:ascii="Arial" w:eastAsia="Times New Roman" w:hAnsi="Arial" w:cs="Arial"/>
+              <w:spacing w:line="276" w:lineRule="auto"/>
+              <w:rPr>
+                <w:rFonts w:ascii="Arial" w:eastAsia="Times New Roman" w:hAnsi="Arial" w:cs="Arial"/>
+                <w:sz w:val="22"/>
+                <w:szCs w:val="22"/>
+                <w:lang w:eastAsia="es-SV"/>
+              </w:rPr>
+            </w:pPr>
+            <w:r>
+              <w:rPr>
+                <w:rFonts w:ascii="Arial" w:eastAsia="Times New Roman" w:hAnsi="Arial" w:cs="Arial"/>
+                <w:sz w:val="22"/>
+                <w:szCs w:val="22"/>
                 <w:lang w:eastAsia="es-SV"/>
               </w:rPr>
               <w:t>5</w:t>
@@ -821,14 +1008,19 @@
           </w:tcPr>
           <w:p>
             <w:pPr>
-              <w:rPr>
-                <w:rFonts w:ascii="Arial" w:eastAsia="Times New Roman" w:hAnsi="Arial" w:cs="Arial"/>
-                <w:lang w:eastAsia="es-SV"/>
-              </w:rPr>
-            </w:pPr>
-            <w:r>
-              <w:rPr>
-                <w:rFonts w:ascii="Arial" w:eastAsia="Times New Roman" w:hAnsi="Arial" w:cs="Arial"/>
+              <w:spacing w:line="276" w:lineRule="auto"/>
+              <w:rPr>
+                <w:rFonts w:ascii="Arial" w:eastAsia="Times New Roman" w:hAnsi="Arial" w:cs="Arial"/>
+                <w:sz w:val="22"/>
+                <w:szCs w:val="22"/>
+                <w:lang w:eastAsia="es-SV"/>
+              </w:rPr>
+            </w:pPr>
+            <w:r>
+              <w:rPr>
+                <w:rFonts w:ascii="Arial" w:eastAsia="Times New Roman" w:hAnsi="Arial" w:cs="Arial"/>
+                <w:sz w:val="22"/>
+                <w:szCs w:val="22"/>
                 <w:lang w:eastAsia="es-SV"/>
               </w:rPr>
               <w:t xml:space="preserve">Función </w:t>
@@ -837,6 +1029,8 @@
             <w:r>
               <w:rPr>
                 <w:rFonts w:ascii="Arial" w:eastAsia="Times New Roman" w:hAnsi="Arial" w:cs="Arial"/>
+                <w:sz w:val="22"/>
+                <w:szCs w:val="22"/>
                 <w:lang w:eastAsia="es-SV"/>
               </w:rPr>
               <w:t>main</w:t>
@@ -845,6 +1039,8 @@
             <w:r>
               <w:rPr>
                 <w:rFonts w:ascii="Arial" w:eastAsia="Times New Roman" w:hAnsi="Arial" w:cs="Arial"/>
+                <w:sz w:val="22"/>
+                <w:szCs w:val="22"/>
                 <w:lang w:eastAsia="es-SV"/>
               </w:rPr>
               <w:t>()</w:t>
@@ -864,14 +1060,19 @@
           </w:tcPr>
           <w:p>
             <w:pPr>
-              <w:rPr>
-                <w:rFonts w:ascii="Arial" w:eastAsia="Times New Roman" w:hAnsi="Arial" w:cs="Arial"/>
-                <w:lang w:eastAsia="es-SV"/>
-              </w:rPr>
-            </w:pPr>
-            <w:r>
-              <w:rPr>
-                <w:rFonts w:ascii="Arial" w:eastAsia="Times New Roman" w:hAnsi="Arial" w:cs="Arial"/>
+              <w:spacing w:line="276" w:lineRule="auto"/>
+              <w:rPr>
+                <w:rFonts w:ascii="Arial" w:eastAsia="Times New Roman" w:hAnsi="Arial" w:cs="Arial"/>
+                <w:sz w:val="22"/>
+                <w:szCs w:val="22"/>
+                <w:lang w:eastAsia="es-SV"/>
+              </w:rPr>
+            </w:pPr>
+            <w:r>
+              <w:rPr>
+                <w:rFonts w:ascii="Arial" w:eastAsia="Times New Roman" w:hAnsi="Arial" w:cs="Arial"/>
+                <w:sz w:val="22"/>
+                <w:szCs w:val="22"/>
                 <w:lang w:eastAsia="es-SV"/>
               </w:rPr>
               <w:t>Ciclo de control principal: itera cíclicamente sobre los dispositivos de cada zona, invoca las lecturas, ejecuta la transmisión a la nube, congela el hilo por 60 segundos y repite.</w:t>
@@ -882,18 +1083,22 @@
     </w:tbl>
     <w:p>
       <w:pPr>
-        <w:rPr>
-          <w:rFonts w:ascii="Arial" w:eastAsia="Times New Roman" w:hAnsi="Arial" w:cs="Arial"/>
-          <w:sz w:val="22"/>
-          <w:lang w:eastAsia="es-SV"/>
-        </w:rPr>
-      </w:pPr>
-    </w:p>
-    <w:p>
-      <w:pPr>
-        <w:rPr>
-          <w:rFonts w:ascii="Arial" w:eastAsia="Times New Roman" w:hAnsi="Arial" w:cs="Arial"/>
-          <w:sz w:val="22"/>
+        <w:spacing w:line="276" w:lineRule="auto"/>
+        <w:rPr>
+          <w:rFonts w:ascii="Arial" w:eastAsia="Times New Roman" w:hAnsi="Arial" w:cs="Arial"/>
+          <w:sz w:val="22"/>
+          <w:szCs w:val="22"/>
+          <w:lang w:eastAsia="es-SV"/>
+        </w:rPr>
+      </w:pPr>
+    </w:p>
+    <w:p>
+      <w:pPr>
+        <w:spacing w:line="276" w:lineRule="auto"/>
+        <w:rPr>
+          <w:rFonts w:ascii="Arial" w:eastAsia="Times New Roman" w:hAnsi="Arial" w:cs="Arial"/>
+          <w:sz w:val="22"/>
+          <w:szCs w:val="22"/>
           <w:lang w:eastAsia="es-SV"/>
         </w:rPr>
       </w:pPr>
@@ -905,10 +1110,12 @@
           <w:ilvl w:val="0"/>
           <w:numId w:val="6"/>
         </w:numPr>
+        <w:spacing w:line="276" w:lineRule="auto"/>
         <w:rPr>
           <w:rFonts w:ascii="Arial" w:eastAsia="Times New Roman" w:hAnsi="Arial" w:cs="Arial"/>
           <w:color w:val="156082" w:themeColor="accent1"/>
           <w:sz w:val="22"/>
+          <w:szCs w:val="22"/>
           <w:lang w:eastAsia="es-SV"/>
         </w:rPr>
       </w:pPr>
@@ -917,6 +1124,7 @@
           <w:rFonts w:ascii="Arial" w:eastAsia="Times New Roman" w:hAnsi="Arial" w:cs="Arial"/>
           <w:color w:val="156082" w:themeColor="accent1"/>
           <w:sz w:val="22"/>
+          <w:szCs w:val="22"/>
           <w:lang w:eastAsia="es-SV"/>
         </w:rPr>
         <w:t>De dónde salen las métricas: metodología de cálculo</w:t>
@@ -925,23 +1133,31 @@
     <w:p>
       <w:pPr>
         <w:pStyle w:val="Prrafodelista"/>
+        <w:spacing w:line="276" w:lineRule="auto"/>
         <w:rPr>
           <w:rFonts w:ascii="Arial" w:eastAsia="Times New Roman" w:hAnsi="Arial" w:cs="Arial"/>
           <w:color w:val="156082" w:themeColor="accent1"/>
-          <w:lang w:eastAsia="es-SV"/>
-        </w:rPr>
-      </w:pPr>
-    </w:p>
-    <w:p>
-      <w:pPr>
-        <w:rPr>
-          <w:rFonts w:ascii="Arial" w:eastAsia="Times New Roman" w:hAnsi="Arial" w:cs="Arial"/>
-          <w:lang w:eastAsia="es-SV"/>
-        </w:rPr>
-      </w:pPr>
-      <w:r>
-        <w:rPr>
-          <w:rFonts w:ascii="Arial" w:eastAsia="Times New Roman" w:hAnsi="Arial" w:cs="Arial"/>
+          <w:sz w:val="22"/>
+          <w:szCs w:val="22"/>
+          <w:lang w:eastAsia="es-SV"/>
+        </w:rPr>
+      </w:pPr>
+    </w:p>
+    <w:p>
+      <w:pPr>
+        <w:spacing w:line="276" w:lineRule="auto"/>
+        <w:rPr>
+          <w:rFonts w:ascii="Arial" w:eastAsia="Times New Roman" w:hAnsi="Arial" w:cs="Arial"/>
+          <w:sz w:val="22"/>
+          <w:szCs w:val="22"/>
+          <w:lang w:eastAsia="es-SV"/>
+        </w:rPr>
+      </w:pPr>
+      <w:r>
+        <w:rPr>
+          <w:rFonts w:ascii="Arial" w:eastAsia="Times New Roman" w:hAnsi="Arial" w:cs="Arial"/>
+          <w:sz w:val="22"/>
+          <w:szCs w:val="22"/>
           <w:lang w:eastAsia="es-SV"/>
         </w:rPr>
         <w:t>Para dotar al simulador de una base de datos físicamente verosímil y justificada, se levantó un inventario técnico de los equipos eléctricos característicos de cada espacio (detallando cantidad, potencia nominal en watts y horas estimadas de operación diaria). A partir de esta línea base, se determinó el consumo energético diario aplicando la relación clásica de la física eléctrica:</w:t>
@@ -949,14 +1165,19 @@
     </w:p>
     <w:p>
       <w:pPr>
-        <w:rPr>
-          <w:rFonts w:ascii="Arial" w:eastAsia="Times New Roman" w:hAnsi="Arial" w:cs="Arial"/>
-          <w:lang w:eastAsia="es-SV"/>
-        </w:rPr>
-      </w:pPr>
-      <w:r>
-        <w:rPr>
-          <w:rFonts w:ascii="Arial" w:eastAsia="Times New Roman" w:hAnsi="Arial" w:cs="Arial"/>
+        <w:spacing w:line="276" w:lineRule="auto"/>
+        <w:rPr>
+          <w:rFonts w:ascii="Arial" w:eastAsia="Times New Roman" w:hAnsi="Arial" w:cs="Arial"/>
+          <w:sz w:val="22"/>
+          <w:szCs w:val="22"/>
+          <w:lang w:eastAsia="es-SV"/>
+        </w:rPr>
+      </w:pPr>
+      <w:r>
+        <w:rPr>
+          <w:rFonts w:ascii="Arial" w:eastAsia="Times New Roman" w:hAnsi="Arial" w:cs="Arial"/>
+          <w:sz w:val="22"/>
+          <w:szCs w:val="22"/>
           <w:lang w:eastAsia="es-SV"/>
         </w:rPr>
         <w:t>Consumo diario (</w:t>
@@ -965,6 +1186,8 @@
       <w:r>
         <w:rPr>
           <w:rFonts w:ascii="Arial" w:eastAsia="Times New Roman" w:hAnsi="Arial" w:cs="Arial"/>
+          <w:sz w:val="22"/>
+          <w:szCs w:val="22"/>
           <w:lang w:eastAsia="es-SV"/>
         </w:rPr>
         <w:t>kWh</w:t>
@@ -973,6 +1196,8 @@
       <w:r>
         <w:rPr>
           <w:rFonts w:ascii="Arial" w:eastAsia="Times New Roman" w:hAnsi="Arial" w:cs="Arial"/>
+          <w:sz w:val="22"/>
+          <w:szCs w:val="22"/>
           <w:lang w:eastAsia="es-SV"/>
         </w:rPr>
         <w:t>) = (Watts × Cantidad × Horas de uso) / 1000</w:t>
@@ -980,14 +1205,19 @@
     </w:p>
     <w:p>
       <w:pPr>
-        <w:rPr>
-          <w:rFonts w:ascii="Arial" w:eastAsia="Times New Roman" w:hAnsi="Arial" w:cs="Arial"/>
-          <w:lang w:eastAsia="es-SV"/>
-        </w:rPr>
-      </w:pPr>
-      <w:r>
-        <w:rPr>
-          <w:rFonts w:ascii="Arial" w:eastAsia="Times New Roman" w:hAnsi="Arial" w:cs="Arial"/>
+        <w:spacing w:line="276" w:lineRule="auto"/>
+        <w:rPr>
+          <w:rFonts w:ascii="Arial" w:eastAsia="Times New Roman" w:hAnsi="Arial" w:cs="Arial"/>
+          <w:sz w:val="22"/>
+          <w:szCs w:val="22"/>
+          <w:lang w:eastAsia="es-SV"/>
+        </w:rPr>
+      </w:pPr>
+      <w:r>
+        <w:rPr>
+          <w:rFonts w:ascii="Arial" w:eastAsia="Times New Roman" w:hAnsi="Arial" w:cs="Arial"/>
+          <w:sz w:val="22"/>
+          <w:szCs w:val="22"/>
           <w:lang w:eastAsia="es-SV"/>
         </w:rPr>
         <w:t>La división constante entre 1000 realiza la conversión dimensional obligatoria de vatios-hora (</w:t>
@@ -996,6 +1226,8 @@
       <w:r>
         <w:rPr>
           <w:rFonts w:ascii="Arial" w:eastAsia="Times New Roman" w:hAnsi="Arial" w:cs="Arial"/>
+          <w:sz w:val="22"/>
+          <w:szCs w:val="22"/>
           <w:lang w:eastAsia="es-SV"/>
         </w:rPr>
         <w:t>Wh</w:t>
@@ -1004,6 +1236,8 @@
       <w:r>
         <w:rPr>
           <w:rFonts w:ascii="Arial" w:eastAsia="Times New Roman" w:hAnsi="Arial" w:cs="Arial"/>
+          <w:sz w:val="22"/>
+          <w:szCs w:val="22"/>
           <w:lang w:eastAsia="es-SV"/>
         </w:rPr>
         <w:t>) a kilovatios-hora (</w:t>
@@ -1012,6 +1246,8 @@
       <w:r>
         <w:rPr>
           <w:rFonts w:ascii="Arial" w:eastAsia="Times New Roman" w:hAnsi="Arial" w:cs="Arial"/>
+          <w:sz w:val="22"/>
+          <w:szCs w:val="22"/>
           <w:lang w:eastAsia="es-SV"/>
         </w:rPr>
         <w:t>kWh</w:t>
@@ -1020,6 +1256,8 @@
       <w:r>
         <w:rPr>
           <w:rFonts w:ascii="Arial" w:eastAsia="Times New Roman" w:hAnsi="Arial" w:cs="Arial"/>
+          <w:sz w:val="22"/>
+          <w:szCs w:val="22"/>
           <w:lang w:eastAsia="es-SV"/>
         </w:rPr>
         <w:t>). Como el simulador genera lecturas instantáneas y discretas por intervalo en lugar de totales acumulados agregados, esta métrica se asocia de forma analítica a las horas en que el espacio físico se encuentra operativo, derivando el consumo base estático original de la habitación mediante la fórmula:</w:t>
@@ -1027,14 +1265,19 @@
     </w:p>
     <w:p>
       <w:pPr>
-        <w:rPr>
-          <w:rFonts w:ascii="Arial" w:eastAsia="Times New Roman" w:hAnsi="Arial" w:cs="Arial"/>
-          <w:lang w:eastAsia="es-SV"/>
-        </w:rPr>
-      </w:pPr>
-      <w:r>
-        <w:rPr>
-          <w:rFonts w:ascii="Arial" w:eastAsia="Times New Roman" w:hAnsi="Arial" w:cs="Arial"/>
+        <w:spacing w:line="276" w:lineRule="auto"/>
+        <w:rPr>
+          <w:rFonts w:ascii="Arial" w:eastAsia="Times New Roman" w:hAnsi="Arial" w:cs="Arial"/>
+          <w:sz w:val="22"/>
+          <w:szCs w:val="22"/>
+          <w:lang w:eastAsia="es-SV"/>
+        </w:rPr>
+      </w:pPr>
+      <w:r>
+        <w:rPr>
+          <w:rFonts w:ascii="Arial" w:eastAsia="Times New Roman" w:hAnsi="Arial" w:cs="Arial"/>
+          <w:sz w:val="22"/>
+          <w:szCs w:val="22"/>
           <w:lang w:eastAsia="es-SV"/>
         </w:rPr>
         <w:t>consumo base = Consumo diario (</w:t>
@@ -1043,6 +1286,8 @@
       <w:r>
         <w:rPr>
           <w:rFonts w:ascii="Arial" w:eastAsia="Times New Roman" w:hAnsi="Arial" w:cs="Arial"/>
+          <w:sz w:val="22"/>
+          <w:szCs w:val="22"/>
           <w:lang w:eastAsia="es-SV"/>
         </w:rPr>
         <w:t>kWh</w:t>
@@ -1051,6 +1296,8 @@
       <w:r>
         <w:rPr>
           <w:rFonts w:ascii="Arial" w:eastAsia="Times New Roman" w:hAnsi="Arial" w:cs="Arial"/>
+          <w:sz w:val="22"/>
+          <w:szCs w:val="22"/>
           <w:lang w:eastAsia="es-SV"/>
         </w:rPr>
         <w:t>) / Horas activas del espacio</w:t>
@@ -1058,8 +1305,11 @@
     </w:p>
     <w:p>
       <w:pPr>
-        <w:rPr>
-          <w:rFonts w:ascii="Arial" w:eastAsia="Times New Roman" w:hAnsi="Arial" w:cs="Arial"/>
+        <w:spacing w:line="276" w:lineRule="auto"/>
+        <w:rPr>
+          <w:rFonts w:ascii="Arial" w:eastAsia="Times New Roman" w:hAnsi="Arial" w:cs="Arial"/>
+          <w:sz w:val="22"/>
+          <w:szCs w:val="22"/>
           <w:lang w:eastAsia="es-SV"/>
         </w:rPr>
       </w:pPr>
@@ -1071,10 +1321,12 @@
           <w:ilvl w:val="0"/>
           <w:numId w:val="6"/>
         </w:numPr>
+        <w:spacing w:line="276" w:lineRule="auto"/>
         <w:rPr>
           <w:rFonts w:ascii="Arial" w:eastAsia="Times New Roman" w:hAnsi="Arial" w:cs="Arial"/>
           <w:color w:val="156082" w:themeColor="accent1"/>
           <w:sz w:val="22"/>
+          <w:szCs w:val="22"/>
           <w:lang w:eastAsia="es-SV"/>
         </w:rPr>
       </w:pPr>
@@ -1083,6 +1335,7 @@
           <w:rFonts w:ascii="Arial" w:eastAsia="Times New Roman" w:hAnsi="Arial" w:cs="Arial"/>
           <w:color w:val="156082" w:themeColor="accent1"/>
           <w:sz w:val="22"/>
+          <w:szCs w:val="22"/>
           <w:lang w:eastAsia="es-SV"/>
         </w:rPr>
         <w:t>Inventario y cálculo por punto de monitoreo</w:t>
@@ -1091,25 +1344,31 @@
     <w:p>
       <w:pPr>
         <w:pStyle w:val="Prrafodelista"/>
+        <w:spacing w:line="276" w:lineRule="auto"/>
         <w:rPr>
           <w:rFonts w:ascii="Arial" w:eastAsia="Times New Roman" w:hAnsi="Arial" w:cs="Arial"/>
           <w:color w:val="156082" w:themeColor="accent1"/>
-          <w:lang w:eastAsia="es-SV"/>
-        </w:rPr>
-      </w:pPr>
-    </w:p>
-    <w:p>
-      <w:pPr>
-        <w:rPr>
-          <w:rFonts w:ascii="Arial" w:eastAsia="Times New Roman" w:hAnsi="Arial" w:cs="Arial"/>
-          <w:sz w:val="22"/>
-          <w:lang w:eastAsia="es-SV"/>
-        </w:rPr>
-      </w:pPr>
-      <w:r>
-        <w:rPr>
-          <w:rFonts w:ascii="Arial" w:eastAsia="Times New Roman" w:hAnsi="Arial" w:cs="Arial"/>
-          <w:sz w:val="22"/>
+          <w:sz w:val="22"/>
+          <w:szCs w:val="22"/>
+          <w:lang w:eastAsia="es-SV"/>
+        </w:rPr>
+      </w:pPr>
+    </w:p>
+    <w:p>
+      <w:pPr>
+        <w:spacing w:line="276" w:lineRule="auto"/>
+        <w:rPr>
+          <w:rFonts w:ascii="Arial" w:eastAsia="Times New Roman" w:hAnsi="Arial" w:cs="Arial"/>
+          <w:sz w:val="22"/>
+          <w:szCs w:val="22"/>
+          <w:lang w:eastAsia="es-SV"/>
+        </w:rPr>
+      </w:pPr>
+      <w:r>
+        <w:rPr>
+          <w:rFonts w:ascii="Arial" w:eastAsia="Times New Roman" w:hAnsi="Arial" w:cs="Arial"/>
+          <w:sz w:val="22"/>
+          <w:szCs w:val="22"/>
           <w:lang w:eastAsia="es-SV"/>
         </w:rPr>
         <w:t>Laboratorio A</w:t>
@@ -1117,8 +1376,11 @@
     </w:p>
     <w:p>
       <w:pPr>
-        <w:rPr>
-          <w:rFonts w:ascii="Arial" w:eastAsia="Times New Roman" w:hAnsi="Arial" w:cs="Arial"/>
+        <w:spacing w:line="276" w:lineRule="auto"/>
+        <w:rPr>
+          <w:rFonts w:ascii="Arial" w:eastAsia="Times New Roman" w:hAnsi="Arial" w:cs="Arial"/>
+          <w:sz w:val="22"/>
+          <w:szCs w:val="22"/>
           <w:lang w:eastAsia="es-SV"/>
         </w:rPr>
       </w:pPr>
@@ -1138,11 +1400,11 @@
         <w:tblLook w:val="04A0" w:firstRow="1" w:lastRow="0" w:firstColumn="1" w:lastColumn="0" w:noHBand="0" w:noVBand="1"/>
       </w:tblPr>
       <w:tblGrid>
-        <w:gridCol w:w="1875"/>
-        <w:gridCol w:w="1759"/>
-        <w:gridCol w:w="1693"/>
-        <w:gridCol w:w="1727"/>
-        <w:gridCol w:w="1774"/>
+        <w:gridCol w:w="1851"/>
+        <w:gridCol w:w="1761"/>
+        <w:gridCol w:w="1708"/>
+        <w:gridCol w:w="1735"/>
+        <w:gridCol w:w="1773"/>
       </w:tblGrid>
       <w:tr>
         <w:trPr>
@@ -1161,14 +1423,19 @@
           </w:tcPr>
           <w:p>
             <w:pPr>
-              <w:rPr>
-                <w:rFonts w:ascii="Arial" w:eastAsia="Times New Roman" w:hAnsi="Arial" w:cs="Arial"/>
-                <w:lang w:eastAsia="es-SV"/>
-              </w:rPr>
-            </w:pPr>
-            <w:r>
-              <w:rPr>
-                <w:rFonts w:ascii="Arial" w:eastAsia="Times New Roman" w:hAnsi="Arial" w:cs="Arial"/>
+              <w:spacing w:line="276" w:lineRule="auto"/>
+              <w:rPr>
+                <w:rFonts w:ascii="Arial" w:eastAsia="Times New Roman" w:hAnsi="Arial" w:cs="Arial"/>
+                <w:sz w:val="22"/>
+                <w:szCs w:val="22"/>
+                <w:lang w:eastAsia="es-SV"/>
+              </w:rPr>
+            </w:pPr>
+            <w:r>
+              <w:rPr>
+                <w:rFonts w:ascii="Arial" w:eastAsia="Times New Roman" w:hAnsi="Arial" w:cs="Arial"/>
+                <w:sz w:val="22"/>
+                <w:szCs w:val="22"/>
                 <w:lang w:eastAsia="es-SV"/>
               </w:rPr>
               <w:t>Equipo</w:t>
@@ -1188,15 +1455,20 @@
           </w:tcPr>
           <w:p>
             <w:pPr>
+              <w:spacing w:line="276" w:lineRule="auto"/>
               <w:jc w:val="center"/>
               <w:rPr>
                 <w:rFonts w:ascii="Arial" w:eastAsia="Times New Roman" w:hAnsi="Arial" w:cs="Arial"/>
-                <w:lang w:eastAsia="es-SV"/>
-              </w:rPr>
-            </w:pPr>
-            <w:r>
-              <w:rPr>
-                <w:rFonts w:ascii="Arial" w:eastAsia="Times New Roman" w:hAnsi="Arial" w:cs="Arial"/>
+                <w:sz w:val="22"/>
+                <w:szCs w:val="22"/>
+                <w:lang w:eastAsia="es-SV"/>
+              </w:rPr>
+            </w:pPr>
+            <w:r>
+              <w:rPr>
+                <w:rFonts w:ascii="Arial" w:eastAsia="Times New Roman" w:hAnsi="Arial" w:cs="Arial"/>
+                <w:sz w:val="22"/>
+                <w:szCs w:val="22"/>
                 <w:lang w:eastAsia="es-SV"/>
               </w:rPr>
               <w:t>Cantidad</w:t>
@@ -1216,15 +1488,20 @@
           </w:tcPr>
           <w:p>
             <w:pPr>
+              <w:spacing w:line="276" w:lineRule="auto"/>
               <w:jc w:val="center"/>
               <w:rPr>
                 <w:rFonts w:ascii="Arial" w:eastAsia="Times New Roman" w:hAnsi="Arial" w:cs="Arial"/>
-                <w:lang w:eastAsia="es-SV"/>
-              </w:rPr>
-            </w:pPr>
-            <w:r>
-              <w:rPr>
-                <w:rFonts w:ascii="Arial" w:eastAsia="Times New Roman" w:hAnsi="Arial" w:cs="Arial"/>
+                <w:sz w:val="22"/>
+                <w:szCs w:val="22"/>
+                <w:lang w:eastAsia="es-SV"/>
+              </w:rPr>
+            </w:pPr>
+            <w:r>
+              <w:rPr>
+                <w:rFonts w:ascii="Arial" w:eastAsia="Times New Roman" w:hAnsi="Arial" w:cs="Arial"/>
+                <w:sz w:val="22"/>
+                <w:szCs w:val="22"/>
                 <w:lang w:eastAsia="es-SV"/>
               </w:rPr>
               <w:t>Watts c/u</w:t>
@@ -1244,15 +1521,20 @@
           </w:tcPr>
           <w:p>
             <w:pPr>
+              <w:spacing w:line="276" w:lineRule="auto"/>
               <w:jc w:val="center"/>
               <w:rPr>
                 <w:rFonts w:ascii="Arial" w:eastAsia="Times New Roman" w:hAnsi="Arial" w:cs="Arial"/>
-                <w:lang w:eastAsia="es-SV"/>
-              </w:rPr>
-            </w:pPr>
-            <w:r>
-              <w:rPr>
-                <w:rFonts w:ascii="Arial" w:eastAsia="Times New Roman" w:hAnsi="Arial" w:cs="Arial"/>
+                <w:sz w:val="22"/>
+                <w:szCs w:val="22"/>
+                <w:lang w:eastAsia="es-SV"/>
+              </w:rPr>
+            </w:pPr>
+            <w:r>
+              <w:rPr>
+                <w:rFonts w:ascii="Arial" w:eastAsia="Times New Roman" w:hAnsi="Arial" w:cs="Arial"/>
+                <w:sz w:val="22"/>
+                <w:szCs w:val="22"/>
                 <w:lang w:eastAsia="es-SV"/>
               </w:rPr>
               <w:t>Horas de uso/día</w:t>
@@ -1272,15 +1554,20 @@
           </w:tcPr>
           <w:p>
             <w:pPr>
+              <w:spacing w:line="276" w:lineRule="auto"/>
               <w:jc w:val="center"/>
               <w:rPr>
                 <w:rFonts w:ascii="Arial" w:eastAsia="Times New Roman" w:hAnsi="Arial" w:cs="Arial"/>
-                <w:lang w:eastAsia="es-SV"/>
-              </w:rPr>
-            </w:pPr>
-            <w:r>
-              <w:rPr>
-                <w:rFonts w:ascii="Arial" w:eastAsia="Times New Roman" w:hAnsi="Arial" w:cs="Arial"/>
+                <w:sz w:val="22"/>
+                <w:szCs w:val="22"/>
+                <w:lang w:eastAsia="es-SV"/>
+              </w:rPr>
+            </w:pPr>
+            <w:r>
+              <w:rPr>
+                <w:rFonts w:ascii="Arial" w:eastAsia="Times New Roman" w:hAnsi="Arial" w:cs="Arial"/>
+                <w:sz w:val="22"/>
+                <w:szCs w:val="22"/>
                 <w:lang w:eastAsia="es-SV"/>
               </w:rPr>
               <w:t>Consumo (</w:t>
@@ -1289,6 +1576,8 @@
             <w:r>
               <w:rPr>
                 <w:rFonts w:ascii="Arial" w:eastAsia="Times New Roman" w:hAnsi="Arial" w:cs="Arial"/>
+                <w:sz w:val="22"/>
+                <w:szCs w:val="22"/>
                 <w:lang w:eastAsia="es-SV"/>
               </w:rPr>
               <w:t>kWh</w:t>
@@ -1297,6 +1586,8 @@
             <w:r>
               <w:rPr>
                 <w:rFonts w:ascii="Arial" w:eastAsia="Times New Roman" w:hAnsi="Arial" w:cs="Arial"/>
+                <w:sz w:val="22"/>
+                <w:szCs w:val="22"/>
                 <w:lang w:eastAsia="es-SV"/>
               </w:rPr>
               <w:t>/día)</w:t>
@@ -1321,14 +1612,19 @@
           </w:tcPr>
           <w:p>
             <w:pPr>
-              <w:rPr>
-                <w:rFonts w:ascii="Arial" w:eastAsia="Times New Roman" w:hAnsi="Arial" w:cs="Arial"/>
-                <w:lang w:eastAsia="es-SV"/>
-              </w:rPr>
-            </w:pPr>
-            <w:r>
-              <w:rPr>
-                <w:rFonts w:ascii="Arial" w:eastAsia="Times New Roman" w:hAnsi="Arial" w:cs="Arial"/>
+              <w:spacing w:line="276" w:lineRule="auto"/>
+              <w:rPr>
+                <w:rFonts w:ascii="Arial" w:eastAsia="Times New Roman" w:hAnsi="Arial" w:cs="Arial"/>
+                <w:sz w:val="22"/>
+                <w:szCs w:val="22"/>
+                <w:lang w:eastAsia="es-SV"/>
+              </w:rPr>
+            </w:pPr>
+            <w:r>
+              <w:rPr>
+                <w:rFonts w:ascii="Arial" w:eastAsia="Times New Roman" w:hAnsi="Arial" w:cs="Arial"/>
+                <w:sz w:val="22"/>
+                <w:szCs w:val="22"/>
                 <w:lang w:eastAsia="es-SV"/>
               </w:rPr>
               <w:t>Computadoras de escritorio</w:t>
@@ -1348,15 +1644,20 @@
           </w:tcPr>
           <w:p>
             <w:pPr>
+              <w:spacing w:line="276" w:lineRule="auto"/>
               <w:jc w:val="center"/>
               <w:rPr>
                 <w:rFonts w:ascii="Arial" w:eastAsia="Times New Roman" w:hAnsi="Arial" w:cs="Arial"/>
-                <w:lang w:eastAsia="es-SV"/>
-              </w:rPr>
-            </w:pPr>
-            <w:r>
-              <w:rPr>
-                <w:rFonts w:ascii="Arial" w:eastAsia="Times New Roman" w:hAnsi="Arial" w:cs="Arial"/>
+                <w:sz w:val="22"/>
+                <w:szCs w:val="22"/>
+                <w:lang w:eastAsia="es-SV"/>
+              </w:rPr>
+            </w:pPr>
+            <w:r>
+              <w:rPr>
+                <w:rFonts w:ascii="Arial" w:eastAsia="Times New Roman" w:hAnsi="Arial" w:cs="Arial"/>
+                <w:sz w:val="22"/>
+                <w:szCs w:val="22"/>
                 <w:lang w:eastAsia="es-SV"/>
               </w:rPr>
               <w:t>20</w:t>
@@ -1376,15 +1677,20 @@
           </w:tcPr>
           <w:p>
             <w:pPr>
+              <w:spacing w:line="276" w:lineRule="auto"/>
               <w:jc w:val="center"/>
               <w:rPr>
                 <w:rFonts w:ascii="Arial" w:eastAsia="Times New Roman" w:hAnsi="Arial" w:cs="Arial"/>
-                <w:lang w:eastAsia="es-SV"/>
-              </w:rPr>
-            </w:pPr>
-            <w:r>
-              <w:rPr>
-                <w:rFonts w:ascii="Arial" w:eastAsia="Times New Roman" w:hAnsi="Arial" w:cs="Arial"/>
+                <w:sz w:val="22"/>
+                <w:szCs w:val="22"/>
+                <w:lang w:eastAsia="es-SV"/>
+              </w:rPr>
+            </w:pPr>
+            <w:r>
+              <w:rPr>
+                <w:rFonts w:ascii="Arial" w:eastAsia="Times New Roman" w:hAnsi="Arial" w:cs="Arial"/>
+                <w:sz w:val="22"/>
+                <w:szCs w:val="22"/>
                 <w:lang w:eastAsia="es-SV"/>
               </w:rPr>
               <w:t>150 W</w:t>
@@ -1404,15 +1710,20 @@
           </w:tcPr>
           <w:p>
             <w:pPr>
+              <w:spacing w:line="276" w:lineRule="auto"/>
               <w:jc w:val="center"/>
               <w:rPr>
                 <w:rFonts w:ascii="Arial" w:eastAsia="Times New Roman" w:hAnsi="Arial" w:cs="Arial"/>
-                <w:lang w:eastAsia="es-SV"/>
-              </w:rPr>
-            </w:pPr>
-            <w:r>
-              <w:rPr>
-                <w:rFonts w:ascii="Arial" w:eastAsia="Times New Roman" w:hAnsi="Arial" w:cs="Arial"/>
+                <w:sz w:val="22"/>
+                <w:szCs w:val="22"/>
+                <w:lang w:eastAsia="es-SV"/>
+              </w:rPr>
+            </w:pPr>
+            <w:r>
+              <w:rPr>
+                <w:rFonts w:ascii="Arial" w:eastAsia="Times New Roman" w:hAnsi="Arial" w:cs="Arial"/>
+                <w:sz w:val="22"/>
+                <w:szCs w:val="22"/>
                 <w:lang w:eastAsia="es-SV"/>
               </w:rPr>
               <w:t>6 h</w:t>
@@ -1432,15 +1743,20 @@
           </w:tcPr>
           <w:p>
             <w:pPr>
+              <w:spacing w:line="276" w:lineRule="auto"/>
               <w:jc w:val="center"/>
               <w:rPr>
                 <w:rFonts w:ascii="Arial" w:eastAsia="Times New Roman" w:hAnsi="Arial" w:cs="Arial"/>
-                <w:lang w:eastAsia="es-SV"/>
-              </w:rPr>
-            </w:pPr>
-            <w:r>
-              <w:rPr>
-                <w:rFonts w:ascii="Arial" w:eastAsia="Times New Roman" w:hAnsi="Arial" w:cs="Arial"/>
+                <w:sz w:val="22"/>
+                <w:szCs w:val="22"/>
+                <w:lang w:eastAsia="es-SV"/>
+              </w:rPr>
+            </w:pPr>
+            <w:r>
+              <w:rPr>
+                <w:rFonts w:ascii="Arial" w:eastAsia="Times New Roman" w:hAnsi="Arial" w:cs="Arial"/>
+                <w:sz w:val="22"/>
+                <w:szCs w:val="22"/>
                 <w:lang w:eastAsia="es-SV"/>
               </w:rPr>
               <w:t>18.0</w:t>
@@ -1465,14 +1781,19 @@
           </w:tcPr>
           <w:p>
             <w:pPr>
-              <w:rPr>
-                <w:rFonts w:ascii="Arial" w:eastAsia="Times New Roman" w:hAnsi="Arial" w:cs="Arial"/>
-                <w:lang w:eastAsia="es-SV"/>
-              </w:rPr>
-            </w:pPr>
-            <w:r>
-              <w:rPr>
-                <w:rFonts w:ascii="Arial" w:eastAsia="Times New Roman" w:hAnsi="Arial" w:cs="Arial"/>
+              <w:spacing w:line="276" w:lineRule="auto"/>
+              <w:rPr>
+                <w:rFonts w:ascii="Arial" w:eastAsia="Times New Roman" w:hAnsi="Arial" w:cs="Arial"/>
+                <w:sz w:val="22"/>
+                <w:szCs w:val="22"/>
+                <w:lang w:eastAsia="es-SV"/>
+              </w:rPr>
+            </w:pPr>
+            <w:r>
+              <w:rPr>
+                <w:rFonts w:ascii="Arial" w:eastAsia="Times New Roman" w:hAnsi="Arial" w:cs="Arial"/>
+                <w:sz w:val="22"/>
+                <w:szCs w:val="22"/>
                 <w:lang w:eastAsia="es-SV"/>
               </w:rPr>
               <w:t>Aire acondicionado</w:t>
@@ -1492,15 +1813,20 @@
           </w:tcPr>
           <w:p>
             <w:pPr>
+              <w:spacing w:line="276" w:lineRule="auto"/>
               <w:jc w:val="center"/>
               <w:rPr>
                 <w:rFonts w:ascii="Arial" w:eastAsia="Times New Roman" w:hAnsi="Arial" w:cs="Arial"/>
-                <w:lang w:eastAsia="es-SV"/>
-              </w:rPr>
-            </w:pPr>
-            <w:r>
-              <w:rPr>
-                <w:rFonts w:ascii="Arial" w:eastAsia="Times New Roman" w:hAnsi="Arial" w:cs="Arial"/>
+                <w:sz w:val="22"/>
+                <w:szCs w:val="22"/>
+                <w:lang w:eastAsia="es-SV"/>
+              </w:rPr>
+            </w:pPr>
+            <w:r>
+              <w:rPr>
+                <w:rFonts w:ascii="Arial" w:eastAsia="Times New Roman" w:hAnsi="Arial" w:cs="Arial"/>
+                <w:sz w:val="22"/>
+                <w:szCs w:val="22"/>
                 <w:lang w:eastAsia="es-SV"/>
               </w:rPr>
               <w:t>1</w:t>
@@ -1520,15 +1846,20 @@
           </w:tcPr>
           <w:p>
             <w:pPr>
+              <w:spacing w:line="276" w:lineRule="auto"/>
               <w:jc w:val="center"/>
               <w:rPr>
                 <w:rFonts w:ascii="Arial" w:eastAsia="Times New Roman" w:hAnsi="Arial" w:cs="Arial"/>
-                <w:lang w:eastAsia="es-SV"/>
-              </w:rPr>
-            </w:pPr>
-            <w:r>
-              <w:rPr>
-                <w:rFonts w:ascii="Arial" w:eastAsia="Times New Roman" w:hAnsi="Arial" w:cs="Arial"/>
+                <w:sz w:val="22"/>
+                <w:szCs w:val="22"/>
+                <w:lang w:eastAsia="es-SV"/>
+              </w:rPr>
+            </w:pPr>
+            <w:r>
+              <w:rPr>
+                <w:rFonts w:ascii="Arial" w:eastAsia="Times New Roman" w:hAnsi="Arial" w:cs="Arial"/>
+                <w:sz w:val="22"/>
+                <w:szCs w:val="22"/>
                 <w:lang w:eastAsia="es-SV"/>
               </w:rPr>
               <w:t>1,500 W</w:t>
@@ -1548,15 +1879,20 @@
           </w:tcPr>
           <w:p>
             <w:pPr>
+              <w:spacing w:line="276" w:lineRule="auto"/>
               <w:jc w:val="center"/>
               <w:rPr>
                 <w:rFonts w:ascii="Arial" w:eastAsia="Times New Roman" w:hAnsi="Arial" w:cs="Arial"/>
-                <w:lang w:eastAsia="es-SV"/>
-              </w:rPr>
-            </w:pPr>
-            <w:r>
-              <w:rPr>
-                <w:rFonts w:ascii="Arial" w:eastAsia="Times New Roman" w:hAnsi="Arial" w:cs="Arial"/>
+                <w:sz w:val="22"/>
+                <w:szCs w:val="22"/>
+                <w:lang w:eastAsia="es-SV"/>
+              </w:rPr>
+            </w:pPr>
+            <w:r>
+              <w:rPr>
+                <w:rFonts w:ascii="Arial" w:eastAsia="Times New Roman" w:hAnsi="Arial" w:cs="Arial"/>
+                <w:sz w:val="22"/>
+                <w:szCs w:val="22"/>
                 <w:lang w:eastAsia="es-SV"/>
               </w:rPr>
               <w:t>4 h</w:t>
@@ -1576,15 +1912,20 @@
           </w:tcPr>
           <w:p>
             <w:pPr>
+              <w:spacing w:line="276" w:lineRule="auto"/>
               <w:jc w:val="center"/>
               <w:rPr>
                 <w:rFonts w:ascii="Arial" w:eastAsia="Times New Roman" w:hAnsi="Arial" w:cs="Arial"/>
-                <w:lang w:eastAsia="es-SV"/>
-              </w:rPr>
-            </w:pPr>
-            <w:r>
-              <w:rPr>
-                <w:rFonts w:ascii="Arial" w:eastAsia="Times New Roman" w:hAnsi="Arial" w:cs="Arial"/>
+                <w:sz w:val="22"/>
+                <w:szCs w:val="22"/>
+                <w:lang w:eastAsia="es-SV"/>
+              </w:rPr>
+            </w:pPr>
+            <w:r>
+              <w:rPr>
+                <w:rFonts w:ascii="Arial" w:eastAsia="Times New Roman" w:hAnsi="Arial" w:cs="Arial"/>
+                <w:sz w:val="22"/>
+                <w:szCs w:val="22"/>
                 <w:lang w:eastAsia="es-SV"/>
               </w:rPr>
               <w:t>6.0</w:t>
@@ -1609,14 +1950,19 @@
           </w:tcPr>
           <w:p>
             <w:pPr>
-              <w:rPr>
-                <w:rFonts w:ascii="Arial" w:eastAsia="Times New Roman" w:hAnsi="Arial" w:cs="Arial"/>
-                <w:lang w:eastAsia="es-SV"/>
-              </w:rPr>
-            </w:pPr>
-            <w:r>
-              <w:rPr>
-                <w:rFonts w:ascii="Arial" w:eastAsia="Times New Roman" w:hAnsi="Arial" w:cs="Arial"/>
+              <w:spacing w:line="276" w:lineRule="auto"/>
+              <w:rPr>
+                <w:rFonts w:ascii="Arial" w:eastAsia="Times New Roman" w:hAnsi="Arial" w:cs="Arial"/>
+                <w:sz w:val="22"/>
+                <w:szCs w:val="22"/>
+                <w:lang w:eastAsia="es-SV"/>
+              </w:rPr>
+            </w:pPr>
+            <w:r>
+              <w:rPr>
+                <w:rFonts w:ascii="Arial" w:eastAsia="Times New Roman" w:hAnsi="Arial" w:cs="Arial"/>
+                <w:sz w:val="22"/>
+                <w:szCs w:val="22"/>
                 <w:lang w:eastAsia="es-SV"/>
               </w:rPr>
               <w:t>Luces LED</w:t>
@@ -1636,15 +1982,20 @@
           </w:tcPr>
           <w:p>
             <w:pPr>
+              <w:spacing w:line="276" w:lineRule="auto"/>
               <w:jc w:val="center"/>
               <w:rPr>
                 <w:rFonts w:ascii="Arial" w:eastAsia="Times New Roman" w:hAnsi="Arial" w:cs="Arial"/>
-                <w:lang w:eastAsia="es-SV"/>
-              </w:rPr>
-            </w:pPr>
-            <w:r>
-              <w:rPr>
-                <w:rFonts w:ascii="Arial" w:eastAsia="Times New Roman" w:hAnsi="Arial" w:cs="Arial"/>
+                <w:sz w:val="22"/>
+                <w:szCs w:val="22"/>
+                <w:lang w:eastAsia="es-SV"/>
+              </w:rPr>
+            </w:pPr>
+            <w:r>
+              <w:rPr>
+                <w:rFonts w:ascii="Arial" w:eastAsia="Times New Roman" w:hAnsi="Arial" w:cs="Arial"/>
+                <w:sz w:val="22"/>
+                <w:szCs w:val="22"/>
                 <w:lang w:eastAsia="es-SV"/>
               </w:rPr>
               <w:t>10</w:t>
@@ -1664,15 +2015,20 @@
           </w:tcPr>
           <w:p>
             <w:pPr>
+              <w:spacing w:line="276" w:lineRule="auto"/>
               <w:jc w:val="center"/>
               <w:rPr>
                 <w:rFonts w:ascii="Arial" w:eastAsia="Times New Roman" w:hAnsi="Arial" w:cs="Arial"/>
-                <w:lang w:eastAsia="es-SV"/>
-              </w:rPr>
-            </w:pPr>
-            <w:r>
-              <w:rPr>
-                <w:rFonts w:ascii="Arial" w:eastAsia="Times New Roman" w:hAnsi="Arial" w:cs="Arial"/>
+                <w:sz w:val="22"/>
+                <w:szCs w:val="22"/>
+                <w:lang w:eastAsia="es-SV"/>
+              </w:rPr>
+            </w:pPr>
+            <w:r>
+              <w:rPr>
+                <w:rFonts w:ascii="Arial" w:eastAsia="Times New Roman" w:hAnsi="Arial" w:cs="Arial"/>
+                <w:sz w:val="22"/>
+                <w:szCs w:val="22"/>
                 <w:lang w:eastAsia="es-SV"/>
               </w:rPr>
               <w:t>18 W</w:t>
@@ -1692,15 +2048,20 @@
           </w:tcPr>
           <w:p>
             <w:pPr>
+              <w:spacing w:line="276" w:lineRule="auto"/>
               <w:jc w:val="center"/>
               <w:rPr>
                 <w:rFonts w:ascii="Arial" w:eastAsia="Times New Roman" w:hAnsi="Arial" w:cs="Arial"/>
-                <w:lang w:eastAsia="es-SV"/>
-              </w:rPr>
-            </w:pPr>
-            <w:r>
-              <w:rPr>
-                <w:rFonts w:ascii="Arial" w:eastAsia="Times New Roman" w:hAnsi="Arial" w:cs="Arial"/>
+                <w:sz w:val="22"/>
+                <w:szCs w:val="22"/>
+                <w:lang w:eastAsia="es-SV"/>
+              </w:rPr>
+            </w:pPr>
+            <w:r>
+              <w:rPr>
+                <w:rFonts w:ascii="Arial" w:eastAsia="Times New Roman" w:hAnsi="Arial" w:cs="Arial"/>
+                <w:sz w:val="22"/>
+                <w:szCs w:val="22"/>
                 <w:lang w:eastAsia="es-SV"/>
               </w:rPr>
               <w:t>8 h</w:t>
@@ -1720,15 +2081,20 @@
           </w:tcPr>
           <w:p>
             <w:pPr>
+              <w:spacing w:line="276" w:lineRule="auto"/>
               <w:jc w:val="center"/>
               <w:rPr>
                 <w:rFonts w:ascii="Arial" w:eastAsia="Times New Roman" w:hAnsi="Arial" w:cs="Arial"/>
-                <w:lang w:eastAsia="es-SV"/>
-              </w:rPr>
-            </w:pPr>
-            <w:r>
-              <w:rPr>
-                <w:rFonts w:ascii="Arial" w:eastAsia="Times New Roman" w:hAnsi="Arial" w:cs="Arial"/>
+                <w:sz w:val="22"/>
+                <w:szCs w:val="22"/>
+                <w:lang w:eastAsia="es-SV"/>
+              </w:rPr>
+            </w:pPr>
+            <w:r>
+              <w:rPr>
+                <w:rFonts w:ascii="Arial" w:eastAsia="Times New Roman" w:hAnsi="Arial" w:cs="Arial"/>
+                <w:sz w:val="22"/>
+                <w:szCs w:val="22"/>
                 <w:lang w:eastAsia="es-SV"/>
               </w:rPr>
               <w:t>1.44</w:t>
@@ -1753,14 +2119,19 @@
           </w:tcPr>
           <w:p>
             <w:pPr>
-              <w:rPr>
-                <w:rFonts w:ascii="Arial" w:eastAsia="Times New Roman" w:hAnsi="Arial" w:cs="Arial"/>
-                <w:lang w:eastAsia="es-SV"/>
-              </w:rPr>
-            </w:pPr>
-            <w:r>
-              <w:rPr>
-                <w:rFonts w:ascii="Arial" w:eastAsia="Times New Roman" w:hAnsi="Arial" w:cs="Arial"/>
+              <w:spacing w:line="276" w:lineRule="auto"/>
+              <w:rPr>
+                <w:rFonts w:ascii="Arial" w:eastAsia="Times New Roman" w:hAnsi="Arial" w:cs="Arial"/>
+                <w:sz w:val="22"/>
+                <w:szCs w:val="22"/>
+                <w:lang w:eastAsia="es-SV"/>
+              </w:rPr>
+            </w:pPr>
+            <w:r>
+              <w:rPr>
+                <w:rFonts w:ascii="Arial" w:eastAsia="Times New Roman" w:hAnsi="Arial" w:cs="Arial"/>
+                <w:sz w:val="22"/>
+                <w:szCs w:val="22"/>
                 <w:lang w:eastAsia="es-SV"/>
               </w:rPr>
               <w:t>Proyector</w:t>
@@ -1780,15 +2151,20 @@
           </w:tcPr>
           <w:p>
             <w:pPr>
+              <w:spacing w:line="276" w:lineRule="auto"/>
               <w:jc w:val="center"/>
               <w:rPr>
                 <w:rFonts w:ascii="Arial" w:eastAsia="Times New Roman" w:hAnsi="Arial" w:cs="Arial"/>
-                <w:lang w:eastAsia="es-SV"/>
-              </w:rPr>
-            </w:pPr>
-            <w:r>
-              <w:rPr>
-                <w:rFonts w:ascii="Arial" w:eastAsia="Times New Roman" w:hAnsi="Arial" w:cs="Arial"/>
+                <w:sz w:val="22"/>
+                <w:szCs w:val="22"/>
+                <w:lang w:eastAsia="es-SV"/>
+              </w:rPr>
+            </w:pPr>
+            <w:r>
+              <w:rPr>
+                <w:rFonts w:ascii="Arial" w:eastAsia="Times New Roman" w:hAnsi="Arial" w:cs="Arial"/>
+                <w:sz w:val="22"/>
+                <w:szCs w:val="22"/>
                 <w:lang w:eastAsia="es-SV"/>
               </w:rPr>
               <w:t>1</w:t>
@@ -1808,15 +2184,20 @@
           </w:tcPr>
           <w:p>
             <w:pPr>
+              <w:spacing w:line="276" w:lineRule="auto"/>
               <w:jc w:val="center"/>
               <w:rPr>
                 <w:rFonts w:ascii="Arial" w:eastAsia="Times New Roman" w:hAnsi="Arial" w:cs="Arial"/>
-                <w:lang w:eastAsia="es-SV"/>
-              </w:rPr>
-            </w:pPr>
-            <w:r>
-              <w:rPr>
-                <w:rFonts w:ascii="Arial" w:eastAsia="Times New Roman" w:hAnsi="Arial" w:cs="Arial"/>
+                <w:sz w:val="22"/>
+                <w:szCs w:val="22"/>
+                <w:lang w:eastAsia="es-SV"/>
+              </w:rPr>
+            </w:pPr>
+            <w:r>
+              <w:rPr>
+                <w:rFonts w:ascii="Arial" w:eastAsia="Times New Roman" w:hAnsi="Arial" w:cs="Arial"/>
+                <w:sz w:val="22"/>
+                <w:szCs w:val="22"/>
                 <w:lang w:eastAsia="es-SV"/>
               </w:rPr>
               <w:t>250 W</w:t>
@@ -1836,15 +2217,20 @@
           </w:tcPr>
           <w:p>
             <w:pPr>
+              <w:spacing w:line="276" w:lineRule="auto"/>
               <w:jc w:val="center"/>
               <w:rPr>
                 <w:rFonts w:ascii="Arial" w:eastAsia="Times New Roman" w:hAnsi="Arial" w:cs="Arial"/>
-                <w:lang w:eastAsia="es-SV"/>
-              </w:rPr>
-            </w:pPr>
-            <w:r>
-              <w:rPr>
-                <w:rFonts w:ascii="Arial" w:eastAsia="Times New Roman" w:hAnsi="Arial" w:cs="Arial"/>
+                <w:sz w:val="22"/>
+                <w:szCs w:val="22"/>
+                <w:lang w:eastAsia="es-SV"/>
+              </w:rPr>
+            </w:pPr>
+            <w:r>
+              <w:rPr>
+                <w:rFonts w:ascii="Arial" w:eastAsia="Times New Roman" w:hAnsi="Arial" w:cs="Arial"/>
+                <w:sz w:val="22"/>
+                <w:szCs w:val="22"/>
                 <w:lang w:eastAsia="es-SV"/>
               </w:rPr>
               <w:t>2 h</w:t>
@@ -1864,15 +2250,20 @@
           </w:tcPr>
           <w:p>
             <w:pPr>
+              <w:spacing w:line="276" w:lineRule="auto"/>
               <w:jc w:val="center"/>
               <w:rPr>
                 <w:rFonts w:ascii="Arial" w:eastAsia="Times New Roman" w:hAnsi="Arial" w:cs="Arial"/>
-                <w:lang w:eastAsia="es-SV"/>
-              </w:rPr>
-            </w:pPr>
-            <w:r>
-              <w:rPr>
-                <w:rFonts w:ascii="Arial" w:eastAsia="Times New Roman" w:hAnsi="Arial" w:cs="Arial"/>
+                <w:sz w:val="22"/>
+                <w:szCs w:val="22"/>
+                <w:lang w:eastAsia="es-SV"/>
+              </w:rPr>
+            </w:pPr>
+            <w:r>
+              <w:rPr>
+                <w:rFonts w:ascii="Arial" w:eastAsia="Times New Roman" w:hAnsi="Arial" w:cs="Arial"/>
+                <w:sz w:val="22"/>
+                <w:szCs w:val="22"/>
                 <w:lang w:eastAsia="es-SV"/>
               </w:rPr>
               <w:t>0.5</w:t>
@@ -1883,14 +2274,19 @@
     </w:tbl>
     <w:p>
       <w:pPr>
-        <w:rPr>
-          <w:rFonts w:ascii="Arial" w:eastAsia="Times New Roman" w:hAnsi="Arial" w:cs="Arial"/>
-          <w:lang w:eastAsia="es-SV"/>
-        </w:rPr>
-      </w:pPr>
-      <w:r>
-        <w:rPr>
-          <w:rFonts w:ascii="Arial" w:eastAsia="Times New Roman" w:hAnsi="Arial" w:cs="Arial"/>
+        <w:spacing w:line="276" w:lineRule="auto"/>
+        <w:rPr>
+          <w:rFonts w:ascii="Arial" w:eastAsia="Times New Roman" w:hAnsi="Arial" w:cs="Arial"/>
+          <w:sz w:val="22"/>
+          <w:szCs w:val="22"/>
+          <w:lang w:eastAsia="es-SV"/>
+        </w:rPr>
+      </w:pPr>
+      <w:r>
+        <w:rPr>
+          <w:rFonts w:ascii="Arial" w:eastAsia="Times New Roman" w:hAnsi="Arial" w:cs="Arial"/>
+          <w:sz w:val="22"/>
+          <w:szCs w:val="22"/>
           <w:lang w:eastAsia="es-SV"/>
         </w:rPr>
         <w:t xml:space="preserve">Total, diario: 25.94 </w:t>
@@ -1899,6 +2295,8 @@
       <w:r>
         <w:rPr>
           <w:rFonts w:ascii="Arial" w:eastAsia="Times New Roman" w:hAnsi="Arial" w:cs="Arial"/>
+          <w:sz w:val="22"/>
+          <w:szCs w:val="22"/>
           <w:lang w:eastAsia="es-SV"/>
         </w:rPr>
         <w:t>kWh</w:t>
@@ -1907,14 +2305,19 @@
     </w:p>
     <w:p>
       <w:pPr>
-        <w:rPr>
-          <w:rFonts w:ascii="Arial" w:eastAsia="Times New Roman" w:hAnsi="Arial" w:cs="Arial"/>
-          <w:lang w:eastAsia="es-SV"/>
-        </w:rPr>
-      </w:pPr>
-      <w:r>
-        <w:rPr>
-          <w:rFonts w:ascii="Arial" w:eastAsia="Times New Roman" w:hAnsi="Arial" w:cs="Arial"/>
+        <w:spacing w:line="276" w:lineRule="auto"/>
+        <w:rPr>
+          <w:rFonts w:ascii="Arial" w:eastAsia="Times New Roman" w:hAnsi="Arial" w:cs="Arial"/>
+          <w:sz w:val="22"/>
+          <w:szCs w:val="22"/>
+          <w:lang w:eastAsia="es-SV"/>
+        </w:rPr>
+      </w:pPr>
+      <w:r>
+        <w:rPr>
+          <w:rFonts w:ascii="Arial" w:eastAsia="Times New Roman" w:hAnsi="Arial" w:cs="Arial"/>
+          <w:sz w:val="22"/>
+          <w:szCs w:val="22"/>
           <w:lang w:eastAsia="es-SV"/>
         </w:rPr>
         <w:t xml:space="preserve">consumo base = 25.94 </w:t>
@@ -1923,6 +2326,8 @@
       <w:r>
         <w:rPr>
           <w:rFonts w:ascii="Arial" w:eastAsia="Times New Roman" w:hAnsi="Arial" w:cs="Arial"/>
+          <w:sz w:val="22"/>
+          <w:szCs w:val="22"/>
           <w:lang w:eastAsia="es-SV"/>
         </w:rPr>
         <w:t>kWh</w:t>
@@ -1931,6 +2336,8 @@
       <w:r>
         <w:rPr>
           <w:rFonts w:ascii="Arial" w:eastAsia="Times New Roman" w:hAnsi="Arial" w:cs="Arial"/>
+          <w:sz w:val="22"/>
+          <w:szCs w:val="22"/>
           <w:lang w:eastAsia="es-SV"/>
         </w:rPr>
         <w:t xml:space="preserve"> ÷ 8 horas activas = 3.25 </w:t>
@@ -1939,6 +2346,8 @@
       <w:r>
         <w:rPr>
           <w:rFonts w:ascii="Arial" w:eastAsia="Times New Roman" w:hAnsi="Arial" w:cs="Arial"/>
+          <w:sz w:val="22"/>
+          <w:szCs w:val="22"/>
           <w:lang w:eastAsia="es-SV"/>
         </w:rPr>
         <w:t>kWh</w:t>
@@ -1947,114 +2356,152 @@
     </w:p>
     <w:p>
       <w:pPr>
-        <w:rPr>
-          <w:rFonts w:ascii="Arial" w:eastAsia="Times New Roman" w:hAnsi="Arial" w:cs="Arial"/>
-          <w:lang w:eastAsia="es-SV"/>
-        </w:rPr>
-      </w:pPr>
-    </w:p>
-    <w:p>
-      <w:pPr>
-        <w:rPr>
-          <w:rFonts w:ascii="Arial" w:eastAsia="Times New Roman" w:hAnsi="Arial" w:cs="Arial"/>
-          <w:lang w:eastAsia="es-SV"/>
-        </w:rPr>
-      </w:pPr>
-    </w:p>
-    <w:p>
-      <w:pPr>
-        <w:rPr>
-          <w:rFonts w:ascii="Arial" w:eastAsia="Times New Roman" w:hAnsi="Arial" w:cs="Arial"/>
-          <w:lang w:eastAsia="es-SV"/>
-        </w:rPr>
-      </w:pPr>
-    </w:p>
-    <w:p>
-      <w:pPr>
-        <w:rPr>
-          <w:rFonts w:ascii="Arial" w:eastAsia="Times New Roman" w:hAnsi="Arial" w:cs="Arial"/>
-          <w:lang w:eastAsia="es-SV"/>
-        </w:rPr>
-      </w:pPr>
-    </w:p>
-    <w:p>
-      <w:pPr>
-        <w:rPr>
-          <w:rFonts w:ascii="Arial" w:eastAsia="Times New Roman" w:hAnsi="Arial" w:cs="Arial"/>
-          <w:lang w:eastAsia="es-SV"/>
-        </w:rPr>
-      </w:pPr>
-    </w:p>
-    <w:p>
-      <w:pPr>
-        <w:rPr>
-          <w:rFonts w:ascii="Arial" w:eastAsia="Times New Roman" w:hAnsi="Arial" w:cs="Arial"/>
-          <w:lang w:eastAsia="es-SV"/>
-        </w:rPr>
-      </w:pPr>
-    </w:p>
-    <w:p>
-      <w:pPr>
-        <w:rPr>
-          <w:rFonts w:ascii="Arial" w:eastAsia="Times New Roman" w:hAnsi="Arial" w:cs="Arial"/>
-          <w:lang w:eastAsia="es-SV"/>
-        </w:rPr>
-      </w:pPr>
-    </w:p>
-    <w:p>
-      <w:pPr>
-        <w:rPr>
-          <w:rFonts w:ascii="Arial" w:eastAsia="Times New Roman" w:hAnsi="Arial" w:cs="Arial"/>
-          <w:lang w:eastAsia="es-SV"/>
-        </w:rPr>
-      </w:pPr>
-    </w:p>
-    <w:p>
-      <w:pPr>
-        <w:rPr>
-          <w:rFonts w:ascii="Arial" w:eastAsia="Times New Roman" w:hAnsi="Arial" w:cs="Arial"/>
-          <w:lang w:eastAsia="es-SV"/>
-        </w:rPr>
-      </w:pPr>
-    </w:p>
-    <w:p>
-      <w:pPr>
-        <w:rPr>
-          <w:rFonts w:ascii="Arial" w:eastAsia="Times New Roman" w:hAnsi="Arial" w:cs="Arial"/>
-          <w:lang w:eastAsia="es-SV"/>
-        </w:rPr>
-      </w:pPr>
-    </w:p>
-    <w:p>
-      <w:pPr>
-        <w:rPr>
-          <w:rFonts w:ascii="Arial" w:eastAsia="Times New Roman" w:hAnsi="Arial" w:cs="Arial"/>
-          <w:lang w:eastAsia="es-SV"/>
-        </w:rPr>
-      </w:pPr>
-    </w:p>
-    <w:p>
-      <w:pPr>
-        <w:rPr>
-          <w:rFonts w:ascii="Arial" w:eastAsia="Times New Roman" w:hAnsi="Arial" w:cs="Arial"/>
-          <w:sz w:val="22"/>
-          <w:lang w:eastAsia="es-SV"/>
-        </w:rPr>
-      </w:pPr>
-      <w:r>
-        <w:rPr>
-          <w:rFonts w:ascii="Arial" w:eastAsia="Times New Roman" w:hAnsi="Arial" w:cs="Arial"/>
-          <w:sz w:val="22"/>
-          <w:lang w:eastAsia="es-SV"/>
-        </w:rPr>
-        <w:lastRenderedPageBreak/>
+        <w:spacing w:line="276" w:lineRule="auto"/>
+        <w:rPr>
+          <w:rFonts w:ascii="Arial" w:eastAsia="Times New Roman" w:hAnsi="Arial" w:cs="Arial"/>
+          <w:sz w:val="22"/>
+          <w:szCs w:val="22"/>
+          <w:lang w:eastAsia="es-SV"/>
+        </w:rPr>
+      </w:pPr>
+    </w:p>
+    <w:p>
+      <w:pPr>
+        <w:spacing w:line="276" w:lineRule="auto"/>
+        <w:rPr>
+          <w:rFonts w:ascii="Arial" w:eastAsia="Times New Roman" w:hAnsi="Arial" w:cs="Arial"/>
+          <w:sz w:val="22"/>
+          <w:szCs w:val="22"/>
+          <w:lang w:eastAsia="es-SV"/>
+        </w:rPr>
+      </w:pPr>
+    </w:p>
+    <w:p>
+      <w:pPr>
+        <w:spacing w:line="276" w:lineRule="auto"/>
+        <w:rPr>
+          <w:rFonts w:ascii="Arial" w:eastAsia="Times New Roman" w:hAnsi="Arial" w:cs="Arial"/>
+          <w:sz w:val="22"/>
+          <w:szCs w:val="22"/>
+          <w:lang w:eastAsia="es-SV"/>
+        </w:rPr>
+      </w:pPr>
+    </w:p>
+    <w:p>
+      <w:pPr>
+        <w:spacing w:line="276" w:lineRule="auto"/>
+        <w:rPr>
+          <w:rFonts w:ascii="Arial" w:eastAsia="Times New Roman" w:hAnsi="Arial" w:cs="Arial"/>
+          <w:sz w:val="22"/>
+          <w:szCs w:val="22"/>
+          <w:lang w:eastAsia="es-SV"/>
+        </w:rPr>
+      </w:pPr>
+    </w:p>
+    <w:p>
+      <w:pPr>
+        <w:spacing w:line="276" w:lineRule="auto"/>
+        <w:rPr>
+          <w:rFonts w:ascii="Arial" w:eastAsia="Times New Roman" w:hAnsi="Arial" w:cs="Arial"/>
+          <w:sz w:val="22"/>
+          <w:szCs w:val="22"/>
+          <w:lang w:eastAsia="es-SV"/>
+        </w:rPr>
+      </w:pPr>
+    </w:p>
+    <w:p>
+      <w:pPr>
+        <w:spacing w:line="276" w:lineRule="auto"/>
+        <w:rPr>
+          <w:rFonts w:ascii="Arial" w:eastAsia="Times New Roman" w:hAnsi="Arial" w:cs="Arial"/>
+          <w:sz w:val="22"/>
+          <w:szCs w:val="22"/>
+          <w:lang w:eastAsia="es-SV"/>
+        </w:rPr>
+      </w:pPr>
+    </w:p>
+    <w:p>
+      <w:pPr>
+        <w:spacing w:line="276" w:lineRule="auto"/>
+        <w:rPr>
+          <w:rFonts w:ascii="Arial" w:eastAsia="Times New Roman" w:hAnsi="Arial" w:cs="Arial"/>
+          <w:sz w:val="22"/>
+          <w:szCs w:val="22"/>
+          <w:lang w:eastAsia="es-SV"/>
+        </w:rPr>
+      </w:pPr>
+    </w:p>
+    <w:p>
+      <w:pPr>
+        <w:spacing w:line="276" w:lineRule="auto"/>
+        <w:rPr>
+          <w:rFonts w:ascii="Arial" w:eastAsia="Times New Roman" w:hAnsi="Arial" w:cs="Arial"/>
+          <w:sz w:val="22"/>
+          <w:szCs w:val="22"/>
+          <w:lang w:eastAsia="es-SV"/>
+        </w:rPr>
+      </w:pPr>
+    </w:p>
+    <w:p>
+      <w:pPr>
+        <w:spacing w:line="276" w:lineRule="auto"/>
+        <w:rPr>
+          <w:rFonts w:ascii="Arial" w:eastAsia="Times New Roman" w:hAnsi="Arial" w:cs="Arial"/>
+          <w:sz w:val="22"/>
+          <w:szCs w:val="22"/>
+          <w:lang w:eastAsia="es-SV"/>
+        </w:rPr>
+      </w:pPr>
+    </w:p>
+    <w:p>
+      <w:pPr>
+        <w:spacing w:line="276" w:lineRule="auto"/>
+        <w:rPr>
+          <w:rFonts w:ascii="Arial" w:eastAsia="Times New Roman" w:hAnsi="Arial" w:cs="Arial"/>
+          <w:sz w:val="22"/>
+          <w:szCs w:val="22"/>
+          <w:lang w:eastAsia="es-SV"/>
+        </w:rPr>
+      </w:pPr>
+    </w:p>
+    <w:p>
+      <w:pPr>
+        <w:spacing w:line="276" w:lineRule="auto"/>
+        <w:rPr>
+          <w:rFonts w:ascii="Arial" w:eastAsia="Times New Roman" w:hAnsi="Arial" w:cs="Arial"/>
+          <w:sz w:val="22"/>
+          <w:szCs w:val="22"/>
+          <w:lang w:eastAsia="es-SV"/>
+        </w:rPr>
+      </w:pPr>
+    </w:p>
+    <w:p>
+      <w:pPr>
+        <w:spacing w:line="276" w:lineRule="auto"/>
+        <w:rPr>
+          <w:rFonts w:ascii="Arial" w:eastAsia="Times New Roman" w:hAnsi="Arial" w:cs="Arial"/>
+          <w:sz w:val="22"/>
+          <w:szCs w:val="22"/>
+          <w:lang w:eastAsia="es-SV"/>
+        </w:rPr>
+      </w:pPr>
+      <w:r>
+        <w:rPr>
+          <w:rFonts w:ascii="Arial" w:eastAsia="Times New Roman" w:hAnsi="Arial" w:cs="Arial"/>
+          <w:sz w:val="22"/>
+          <w:szCs w:val="22"/>
+          <w:lang w:eastAsia="es-SV"/>
+        </w:rPr>
         <w:t>Laboratorio B</w:t>
       </w:r>
     </w:p>
     <w:p>
       <w:pPr>
-        <w:rPr>
-          <w:rFonts w:ascii="Arial" w:eastAsia="Times New Roman" w:hAnsi="Arial" w:cs="Arial"/>
+        <w:spacing w:line="276" w:lineRule="auto"/>
+        <w:rPr>
+          <w:rFonts w:ascii="Arial" w:eastAsia="Times New Roman" w:hAnsi="Arial" w:cs="Arial"/>
+          <w:sz w:val="22"/>
+          <w:szCs w:val="22"/>
           <w:lang w:eastAsia="es-SV"/>
         </w:rPr>
       </w:pPr>
@@ -2074,11 +2521,11 @@
         <w:tblLook w:val="04A0" w:firstRow="1" w:lastRow="0" w:firstColumn="1" w:lastColumn="0" w:noHBand="0" w:noVBand="1"/>
       </w:tblPr>
       <w:tblGrid>
-        <w:gridCol w:w="1875"/>
-        <w:gridCol w:w="1759"/>
-        <w:gridCol w:w="1693"/>
-        <w:gridCol w:w="1727"/>
-        <w:gridCol w:w="1774"/>
+        <w:gridCol w:w="1851"/>
+        <w:gridCol w:w="1761"/>
+        <w:gridCol w:w="1708"/>
+        <w:gridCol w:w="1735"/>
+        <w:gridCol w:w="1773"/>
       </w:tblGrid>
       <w:tr>
         <w:trPr>
@@ -2097,14 +2544,19 @@
           </w:tcPr>
           <w:p>
             <w:pPr>
-              <w:rPr>
-                <w:rFonts w:ascii="Arial" w:eastAsia="Times New Roman" w:hAnsi="Arial" w:cs="Arial"/>
-                <w:lang w:eastAsia="es-SV"/>
-              </w:rPr>
-            </w:pPr>
-            <w:r>
-              <w:rPr>
-                <w:rFonts w:ascii="Arial" w:eastAsia="Times New Roman" w:hAnsi="Arial" w:cs="Arial"/>
+              <w:spacing w:line="276" w:lineRule="auto"/>
+              <w:rPr>
+                <w:rFonts w:ascii="Arial" w:eastAsia="Times New Roman" w:hAnsi="Arial" w:cs="Arial"/>
+                <w:sz w:val="22"/>
+                <w:szCs w:val="22"/>
+                <w:lang w:eastAsia="es-SV"/>
+              </w:rPr>
+            </w:pPr>
+            <w:r>
+              <w:rPr>
+                <w:rFonts w:ascii="Arial" w:eastAsia="Times New Roman" w:hAnsi="Arial" w:cs="Arial"/>
+                <w:sz w:val="22"/>
+                <w:szCs w:val="22"/>
                 <w:lang w:eastAsia="es-SV"/>
               </w:rPr>
               <w:t>Equipo</w:t>
@@ -2124,15 +2576,20 @@
           </w:tcPr>
           <w:p>
             <w:pPr>
+              <w:spacing w:line="276" w:lineRule="auto"/>
               <w:jc w:val="center"/>
               <w:rPr>
                 <w:rFonts w:ascii="Arial" w:eastAsia="Times New Roman" w:hAnsi="Arial" w:cs="Arial"/>
-                <w:lang w:eastAsia="es-SV"/>
-              </w:rPr>
-            </w:pPr>
-            <w:r>
-              <w:rPr>
-                <w:rFonts w:ascii="Arial" w:eastAsia="Times New Roman" w:hAnsi="Arial" w:cs="Arial"/>
+                <w:sz w:val="22"/>
+                <w:szCs w:val="22"/>
+                <w:lang w:eastAsia="es-SV"/>
+              </w:rPr>
+            </w:pPr>
+            <w:r>
+              <w:rPr>
+                <w:rFonts w:ascii="Arial" w:eastAsia="Times New Roman" w:hAnsi="Arial" w:cs="Arial"/>
+                <w:sz w:val="22"/>
+                <w:szCs w:val="22"/>
                 <w:lang w:eastAsia="es-SV"/>
               </w:rPr>
               <w:t>Cantidad</w:t>
@@ -2152,15 +2609,20 @@
           </w:tcPr>
           <w:p>
             <w:pPr>
+              <w:spacing w:line="276" w:lineRule="auto"/>
               <w:jc w:val="center"/>
               <w:rPr>
                 <w:rFonts w:ascii="Arial" w:eastAsia="Times New Roman" w:hAnsi="Arial" w:cs="Arial"/>
-                <w:lang w:eastAsia="es-SV"/>
-              </w:rPr>
-            </w:pPr>
-            <w:r>
-              <w:rPr>
-                <w:rFonts w:ascii="Arial" w:eastAsia="Times New Roman" w:hAnsi="Arial" w:cs="Arial"/>
+                <w:sz w:val="22"/>
+                <w:szCs w:val="22"/>
+                <w:lang w:eastAsia="es-SV"/>
+              </w:rPr>
+            </w:pPr>
+            <w:r>
+              <w:rPr>
+                <w:rFonts w:ascii="Arial" w:eastAsia="Times New Roman" w:hAnsi="Arial" w:cs="Arial"/>
+                <w:sz w:val="22"/>
+                <w:szCs w:val="22"/>
                 <w:lang w:eastAsia="es-SV"/>
               </w:rPr>
               <w:t>Watts c/u</w:t>
@@ -2180,15 +2642,20 @@
           </w:tcPr>
           <w:p>
             <w:pPr>
+              <w:spacing w:line="276" w:lineRule="auto"/>
               <w:jc w:val="center"/>
               <w:rPr>
                 <w:rFonts w:ascii="Arial" w:eastAsia="Times New Roman" w:hAnsi="Arial" w:cs="Arial"/>
-                <w:lang w:eastAsia="es-SV"/>
-              </w:rPr>
-            </w:pPr>
-            <w:r>
-              <w:rPr>
-                <w:rFonts w:ascii="Arial" w:eastAsia="Times New Roman" w:hAnsi="Arial" w:cs="Arial"/>
+                <w:sz w:val="22"/>
+                <w:szCs w:val="22"/>
+                <w:lang w:eastAsia="es-SV"/>
+              </w:rPr>
+            </w:pPr>
+            <w:r>
+              <w:rPr>
+                <w:rFonts w:ascii="Arial" w:eastAsia="Times New Roman" w:hAnsi="Arial" w:cs="Arial"/>
+                <w:sz w:val="22"/>
+                <w:szCs w:val="22"/>
                 <w:lang w:eastAsia="es-SV"/>
               </w:rPr>
               <w:t>Horas de uso/día</w:t>
@@ -2208,15 +2675,20 @@
           </w:tcPr>
           <w:p>
             <w:pPr>
+              <w:spacing w:line="276" w:lineRule="auto"/>
               <w:jc w:val="center"/>
               <w:rPr>
                 <w:rFonts w:ascii="Arial" w:eastAsia="Times New Roman" w:hAnsi="Arial" w:cs="Arial"/>
-                <w:lang w:eastAsia="es-SV"/>
-              </w:rPr>
-            </w:pPr>
-            <w:r>
-              <w:rPr>
-                <w:rFonts w:ascii="Arial" w:eastAsia="Times New Roman" w:hAnsi="Arial" w:cs="Arial"/>
+                <w:sz w:val="22"/>
+                <w:szCs w:val="22"/>
+                <w:lang w:eastAsia="es-SV"/>
+              </w:rPr>
+            </w:pPr>
+            <w:r>
+              <w:rPr>
+                <w:rFonts w:ascii="Arial" w:eastAsia="Times New Roman" w:hAnsi="Arial" w:cs="Arial"/>
+                <w:sz w:val="22"/>
+                <w:szCs w:val="22"/>
                 <w:lang w:eastAsia="es-SV"/>
               </w:rPr>
               <w:t>Consumo (</w:t>
@@ -2225,6 +2697,8 @@
             <w:r>
               <w:rPr>
                 <w:rFonts w:ascii="Arial" w:eastAsia="Times New Roman" w:hAnsi="Arial" w:cs="Arial"/>
+                <w:sz w:val="22"/>
+                <w:szCs w:val="22"/>
                 <w:lang w:eastAsia="es-SV"/>
               </w:rPr>
               <w:t>kWh</w:t>
@@ -2233,6 +2707,8 @@
             <w:r>
               <w:rPr>
                 <w:rFonts w:ascii="Arial" w:eastAsia="Times New Roman" w:hAnsi="Arial" w:cs="Arial"/>
+                <w:sz w:val="22"/>
+                <w:szCs w:val="22"/>
                 <w:lang w:eastAsia="es-SV"/>
               </w:rPr>
               <w:t>/día)</w:t>
@@ -2257,14 +2733,19 @@
           </w:tcPr>
           <w:p>
             <w:pPr>
-              <w:rPr>
-                <w:rFonts w:ascii="Arial" w:eastAsia="Times New Roman" w:hAnsi="Arial" w:cs="Arial"/>
-                <w:lang w:eastAsia="es-SV"/>
-              </w:rPr>
-            </w:pPr>
-            <w:r>
-              <w:rPr>
-                <w:rFonts w:ascii="Arial" w:eastAsia="Times New Roman" w:hAnsi="Arial" w:cs="Arial"/>
+              <w:spacing w:line="276" w:lineRule="auto"/>
+              <w:rPr>
+                <w:rFonts w:ascii="Arial" w:eastAsia="Times New Roman" w:hAnsi="Arial" w:cs="Arial"/>
+                <w:sz w:val="22"/>
+                <w:szCs w:val="22"/>
+                <w:lang w:eastAsia="es-SV"/>
+              </w:rPr>
+            </w:pPr>
+            <w:r>
+              <w:rPr>
+                <w:rFonts w:ascii="Arial" w:eastAsia="Times New Roman" w:hAnsi="Arial" w:cs="Arial"/>
+                <w:sz w:val="22"/>
+                <w:szCs w:val="22"/>
                 <w:lang w:eastAsia="es-SV"/>
               </w:rPr>
               <w:t>Computadoras de escritorio</w:t>
@@ -2284,15 +2765,20 @@
           </w:tcPr>
           <w:p>
             <w:pPr>
+              <w:spacing w:line="276" w:lineRule="auto"/>
               <w:jc w:val="center"/>
               <w:rPr>
                 <w:rFonts w:ascii="Arial" w:eastAsia="Times New Roman" w:hAnsi="Arial" w:cs="Arial"/>
-                <w:lang w:eastAsia="es-SV"/>
-              </w:rPr>
-            </w:pPr>
-            <w:r>
-              <w:rPr>
-                <w:rFonts w:ascii="Arial" w:eastAsia="Times New Roman" w:hAnsi="Arial" w:cs="Arial"/>
+                <w:sz w:val="22"/>
+                <w:szCs w:val="22"/>
+                <w:lang w:eastAsia="es-SV"/>
+              </w:rPr>
+            </w:pPr>
+            <w:r>
+              <w:rPr>
+                <w:rFonts w:ascii="Arial" w:eastAsia="Times New Roman" w:hAnsi="Arial" w:cs="Arial"/>
+                <w:sz w:val="22"/>
+                <w:szCs w:val="22"/>
                 <w:lang w:eastAsia="es-SV"/>
               </w:rPr>
               <w:t>16</w:t>
@@ -2312,15 +2798,20 @@
           </w:tcPr>
           <w:p>
             <w:pPr>
+              <w:spacing w:line="276" w:lineRule="auto"/>
               <w:jc w:val="center"/>
               <w:rPr>
                 <w:rFonts w:ascii="Arial" w:eastAsia="Times New Roman" w:hAnsi="Arial" w:cs="Arial"/>
-                <w:lang w:eastAsia="es-SV"/>
-              </w:rPr>
-            </w:pPr>
-            <w:r>
-              <w:rPr>
-                <w:rFonts w:ascii="Arial" w:eastAsia="Times New Roman" w:hAnsi="Arial" w:cs="Arial"/>
+                <w:sz w:val="22"/>
+                <w:szCs w:val="22"/>
+                <w:lang w:eastAsia="es-SV"/>
+              </w:rPr>
+            </w:pPr>
+            <w:r>
+              <w:rPr>
+                <w:rFonts w:ascii="Arial" w:eastAsia="Times New Roman" w:hAnsi="Arial" w:cs="Arial"/>
+                <w:sz w:val="22"/>
+                <w:szCs w:val="22"/>
                 <w:lang w:eastAsia="es-SV"/>
               </w:rPr>
               <w:t>150 W</w:t>
@@ -2340,15 +2831,20 @@
           </w:tcPr>
           <w:p>
             <w:pPr>
+              <w:spacing w:line="276" w:lineRule="auto"/>
               <w:jc w:val="center"/>
               <w:rPr>
                 <w:rFonts w:ascii="Arial" w:eastAsia="Times New Roman" w:hAnsi="Arial" w:cs="Arial"/>
-                <w:lang w:eastAsia="es-SV"/>
-              </w:rPr>
-            </w:pPr>
-            <w:r>
-              <w:rPr>
-                <w:rFonts w:ascii="Arial" w:eastAsia="Times New Roman" w:hAnsi="Arial" w:cs="Arial"/>
+                <w:sz w:val="22"/>
+                <w:szCs w:val="22"/>
+                <w:lang w:eastAsia="es-SV"/>
+              </w:rPr>
+            </w:pPr>
+            <w:r>
+              <w:rPr>
+                <w:rFonts w:ascii="Arial" w:eastAsia="Times New Roman" w:hAnsi="Arial" w:cs="Arial"/>
+                <w:sz w:val="22"/>
+                <w:szCs w:val="22"/>
                 <w:lang w:eastAsia="es-SV"/>
               </w:rPr>
               <w:t>5 h</w:t>
@@ -2368,15 +2864,20 @@
           </w:tcPr>
           <w:p>
             <w:pPr>
+              <w:spacing w:line="276" w:lineRule="auto"/>
               <w:jc w:val="center"/>
               <w:rPr>
                 <w:rFonts w:ascii="Arial" w:eastAsia="Times New Roman" w:hAnsi="Arial" w:cs="Arial"/>
-                <w:lang w:eastAsia="es-SV"/>
-              </w:rPr>
-            </w:pPr>
-            <w:r>
-              <w:rPr>
-                <w:rFonts w:ascii="Arial" w:eastAsia="Times New Roman" w:hAnsi="Arial" w:cs="Arial"/>
+                <w:sz w:val="22"/>
+                <w:szCs w:val="22"/>
+                <w:lang w:eastAsia="es-SV"/>
+              </w:rPr>
+            </w:pPr>
+            <w:r>
+              <w:rPr>
+                <w:rFonts w:ascii="Arial" w:eastAsia="Times New Roman" w:hAnsi="Arial" w:cs="Arial"/>
+                <w:sz w:val="22"/>
+                <w:szCs w:val="22"/>
                 <w:lang w:eastAsia="es-SV"/>
               </w:rPr>
               <w:t>12.0</w:t>
@@ -2401,14 +2902,19 @@
           </w:tcPr>
           <w:p>
             <w:pPr>
-              <w:rPr>
-                <w:rFonts w:ascii="Arial" w:eastAsia="Times New Roman" w:hAnsi="Arial" w:cs="Arial"/>
-                <w:lang w:eastAsia="es-SV"/>
-              </w:rPr>
-            </w:pPr>
-            <w:r>
-              <w:rPr>
-                <w:rFonts w:ascii="Arial" w:eastAsia="Times New Roman" w:hAnsi="Arial" w:cs="Arial"/>
+              <w:spacing w:line="276" w:lineRule="auto"/>
+              <w:rPr>
+                <w:rFonts w:ascii="Arial" w:eastAsia="Times New Roman" w:hAnsi="Arial" w:cs="Arial"/>
+                <w:sz w:val="22"/>
+                <w:szCs w:val="22"/>
+                <w:lang w:eastAsia="es-SV"/>
+              </w:rPr>
+            </w:pPr>
+            <w:r>
+              <w:rPr>
+                <w:rFonts w:ascii="Arial" w:eastAsia="Times New Roman" w:hAnsi="Arial" w:cs="Arial"/>
+                <w:sz w:val="22"/>
+                <w:szCs w:val="22"/>
                 <w:lang w:eastAsia="es-SV"/>
               </w:rPr>
               <w:t>Aire acondicionado</w:t>
@@ -2428,15 +2934,20 @@
           </w:tcPr>
           <w:p>
             <w:pPr>
+              <w:spacing w:line="276" w:lineRule="auto"/>
               <w:jc w:val="center"/>
               <w:rPr>
                 <w:rFonts w:ascii="Arial" w:eastAsia="Times New Roman" w:hAnsi="Arial" w:cs="Arial"/>
-                <w:lang w:eastAsia="es-SV"/>
-              </w:rPr>
-            </w:pPr>
-            <w:r>
-              <w:rPr>
-                <w:rFonts w:ascii="Arial" w:eastAsia="Times New Roman" w:hAnsi="Arial" w:cs="Arial"/>
+                <w:sz w:val="22"/>
+                <w:szCs w:val="22"/>
+                <w:lang w:eastAsia="es-SV"/>
+              </w:rPr>
+            </w:pPr>
+            <w:r>
+              <w:rPr>
+                <w:rFonts w:ascii="Arial" w:eastAsia="Times New Roman" w:hAnsi="Arial" w:cs="Arial"/>
+                <w:sz w:val="22"/>
+                <w:szCs w:val="22"/>
                 <w:lang w:eastAsia="es-SV"/>
               </w:rPr>
               <w:t>1</w:t>
@@ -2456,15 +2967,20 @@
           </w:tcPr>
           <w:p>
             <w:pPr>
+              <w:spacing w:line="276" w:lineRule="auto"/>
               <w:jc w:val="center"/>
               <w:rPr>
                 <w:rFonts w:ascii="Arial" w:eastAsia="Times New Roman" w:hAnsi="Arial" w:cs="Arial"/>
-                <w:lang w:eastAsia="es-SV"/>
-              </w:rPr>
-            </w:pPr>
-            <w:r>
-              <w:rPr>
-                <w:rFonts w:ascii="Arial" w:eastAsia="Times New Roman" w:hAnsi="Arial" w:cs="Arial"/>
+                <w:sz w:val="22"/>
+                <w:szCs w:val="22"/>
+                <w:lang w:eastAsia="es-SV"/>
+              </w:rPr>
+            </w:pPr>
+            <w:r>
+              <w:rPr>
+                <w:rFonts w:ascii="Arial" w:eastAsia="Times New Roman" w:hAnsi="Arial" w:cs="Arial"/>
+                <w:sz w:val="22"/>
+                <w:szCs w:val="22"/>
                 <w:lang w:eastAsia="es-SV"/>
               </w:rPr>
               <w:t>1,200 W</w:t>
@@ -2484,15 +3000,20 @@
           </w:tcPr>
           <w:p>
             <w:pPr>
+              <w:spacing w:line="276" w:lineRule="auto"/>
               <w:jc w:val="center"/>
               <w:rPr>
                 <w:rFonts w:ascii="Arial" w:eastAsia="Times New Roman" w:hAnsi="Arial" w:cs="Arial"/>
-                <w:lang w:eastAsia="es-SV"/>
-              </w:rPr>
-            </w:pPr>
-            <w:r>
-              <w:rPr>
-                <w:rFonts w:ascii="Arial" w:eastAsia="Times New Roman" w:hAnsi="Arial" w:cs="Arial"/>
+                <w:sz w:val="22"/>
+                <w:szCs w:val="22"/>
+                <w:lang w:eastAsia="es-SV"/>
+              </w:rPr>
+            </w:pPr>
+            <w:r>
+              <w:rPr>
+                <w:rFonts w:ascii="Arial" w:eastAsia="Times New Roman" w:hAnsi="Arial" w:cs="Arial"/>
+                <w:sz w:val="22"/>
+                <w:szCs w:val="22"/>
                 <w:lang w:eastAsia="es-SV"/>
               </w:rPr>
               <w:t>4 h</w:t>
@@ -2512,15 +3033,20 @@
           </w:tcPr>
           <w:p>
             <w:pPr>
+              <w:spacing w:line="276" w:lineRule="auto"/>
               <w:jc w:val="center"/>
               <w:rPr>
                 <w:rFonts w:ascii="Arial" w:eastAsia="Times New Roman" w:hAnsi="Arial" w:cs="Arial"/>
-                <w:lang w:eastAsia="es-SV"/>
-              </w:rPr>
-            </w:pPr>
-            <w:r>
-              <w:rPr>
-                <w:rFonts w:ascii="Arial" w:eastAsia="Times New Roman" w:hAnsi="Arial" w:cs="Arial"/>
+                <w:sz w:val="22"/>
+                <w:szCs w:val="22"/>
+                <w:lang w:eastAsia="es-SV"/>
+              </w:rPr>
+            </w:pPr>
+            <w:r>
+              <w:rPr>
+                <w:rFonts w:ascii="Arial" w:eastAsia="Times New Roman" w:hAnsi="Arial" w:cs="Arial"/>
+                <w:sz w:val="22"/>
+                <w:szCs w:val="22"/>
                 <w:lang w:eastAsia="es-SV"/>
               </w:rPr>
               <w:t>4.8</w:t>
@@ -2545,14 +3071,19 @@
           </w:tcPr>
           <w:p>
             <w:pPr>
-              <w:rPr>
-                <w:rFonts w:ascii="Arial" w:eastAsia="Times New Roman" w:hAnsi="Arial" w:cs="Arial"/>
-                <w:lang w:eastAsia="es-SV"/>
-              </w:rPr>
-            </w:pPr>
-            <w:r>
-              <w:rPr>
-                <w:rFonts w:ascii="Arial" w:eastAsia="Times New Roman" w:hAnsi="Arial" w:cs="Arial"/>
+              <w:spacing w:line="276" w:lineRule="auto"/>
+              <w:rPr>
+                <w:rFonts w:ascii="Arial" w:eastAsia="Times New Roman" w:hAnsi="Arial" w:cs="Arial"/>
+                <w:sz w:val="22"/>
+                <w:szCs w:val="22"/>
+                <w:lang w:eastAsia="es-SV"/>
+              </w:rPr>
+            </w:pPr>
+            <w:r>
+              <w:rPr>
+                <w:rFonts w:ascii="Arial" w:eastAsia="Times New Roman" w:hAnsi="Arial" w:cs="Arial"/>
+                <w:sz w:val="22"/>
+                <w:szCs w:val="22"/>
                 <w:lang w:eastAsia="es-SV"/>
               </w:rPr>
               <w:t>Luces LED</w:t>
@@ -2572,15 +3103,20 @@
           </w:tcPr>
           <w:p>
             <w:pPr>
+              <w:spacing w:line="276" w:lineRule="auto"/>
               <w:jc w:val="center"/>
               <w:rPr>
                 <w:rFonts w:ascii="Arial" w:eastAsia="Times New Roman" w:hAnsi="Arial" w:cs="Arial"/>
-                <w:lang w:eastAsia="es-SV"/>
-              </w:rPr>
-            </w:pPr>
-            <w:r>
-              <w:rPr>
-                <w:rFonts w:ascii="Arial" w:eastAsia="Times New Roman" w:hAnsi="Arial" w:cs="Arial"/>
+                <w:sz w:val="22"/>
+                <w:szCs w:val="22"/>
+                <w:lang w:eastAsia="es-SV"/>
+              </w:rPr>
+            </w:pPr>
+            <w:r>
+              <w:rPr>
+                <w:rFonts w:ascii="Arial" w:eastAsia="Times New Roman" w:hAnsi="Arial" w:cs="Arial"/>
+                <w:sz w:val="22"/>
+                <w:szCs w:val="22"/>
                 <w:lang w:eastAsia="es-SV"/>
               </w:rPr>
               <w:t>8</w:t>
@@ -2600,15 +3136,20 @@
           </w:tcPr>
           <w:p>
             <w:pPr>
+              <w:spacing w:line="276" w:lineRule="auto"/>
               <w:jc w:val="center"/>
               <w:rPr>
                 <w:rFonts w:ascii="Arial" w:eastAsia="Times New Roman" w:hAnsi="Arial" w:cs="Arial"/>
-                <w:lang w:eastAsia="es-SV"/>
-              </w:rPr>
-            </w:pPr>
-            <w:r>
-              <w:rPr>
-                <w:rFonts w:ascii="Arial" w:eastAsia="Times New Roman" w:hAnsi="Arial" w:cs="Arial"/>
+                <w:sz w:val="22"/>
+                <w:szCs w:val="22"/>
+                <w:lang w:eastAsia="es-SV"/>
+              </w:rPr>
+            </w:pPr>
+            <w:r>
+              <w:rPr>
+                <w:rFonts w:ascii="Arial" w:eastAsia="Times New Roman" w:hAnsi="Arial" w:cs="Arial"/>
+                <w:sz w:val="22"/>
+                <w:szCs w:val="22"/>
                 <w:lang w:eastAsia="es-SV"/>
               </w:rPr>
               <w:t>18 W</w:t>
@@ -2628,15 +3169,20 @@
           </w:tcPr>
           <w:p>
             <w:pPr>
+              <w:spacing w:line="276" w:lineRule="auto"/>
               <w:jc w:val="center"/>
               <w:rPr>
                 <w:rFonts w:ascii="Arial" w:eastAsia="Times New Roman" w:hAnsi="Arial" w:cs="Arial"/>
-                <w:lang w:eastAsia="es-SV"/>
-              </w:rPr>
-            </w:pPr>
-            <w:r>
-              <w:rPr>
-                <w:rFonts w:ascii="Arial" w:eastAsia="Times New Roman" w:hAnsi="Arial" w:cs="Arial"/>
+                <w:sz w:val="22"/>
+                <w:szCs w:val="22"/>
+                <w:lang w:eastAsia="es-SV"/>
+              </w:rPr>
+            </w:pPr>
+            <w:r>
+              <w:rPr>
+                <w:rFonts w:ascii="Arial" w:eastAsia="Times New Roman" w:hAnsi="Arial" w:cs="Arial"/>
+                <w:sz w:val="22"/>
+                <w:szCs w:val="22"/>
                 <w:lang w:eastAsia="es-SV"/>
               </w:rPr>
               <w:t>8 h</w:t>
@@ -2656,15 +3202,20 @@
           </w:tcPr>
           <w:p>
             <w:pPr>
+              <w:spacing w:line="276" w:lineRule="auto"/>
               <w:jc w:val="center"/>
               <w:rPr>
                 <w:rFonts w:ascii="Arial" w:eastAsia="Times New Roman" w:hAnsi="Arial" w:cs="Arial"/>
-                <w:lang w:eastAsia="es-SV"/>
-              </w:rPr>
-            </w:pPr>
-            <w:r>
-              <w:rPr>
-                <w:rFonts w:ascii="Arial" w:eastAsia="Times New Roman" w:hAnsi="Arial" w:cs="Arial"/>
+                <w:sz w:val="22"/>
+                <w:szCs w:val="22"/>
+                <w:lang w:eastAsia="es-SV"/>
+              </w:rPr>
+            </w:pPr>
+            <w:r>
+              <w:rPr>
+                <w:rFonts w:ascii="Arial" w:eastAsia="Times New Roman" w:hAnsi="Arial" w:cs="Arial"/>
+                <w:sz w:val="22"/>
+                <w:szCs w:val="22"/>
                 <w:lang w:eastAsia="es-SV"/>
               </w:rPr>
               <w:t>1.15</w:t>
@@ -2689,14 +3240,19 @@
           </w:tcPr>
           <w:p>
             <w:pPr>
-              <w:rPr>
-                <w:rFonts w:ascii="Arial" w:eastAsia="Times New Roman" w:hAnsi="Arial" w:cs="Arial"/>
-                <w:lang w:eastAsia="es-SV"/>
-              </w:rPr>
-            </w:pPr>
-            <w:r>
-              <w:rPr>
-                <w:rFonts w:ascii="Arial" w:eastAsia="Times New Roman" w:hAnsi="Arial" w:cs="Arial"/>
+              <w:spacing w:line="276" w:lineRule="auto"/>
+              <w:rPr>
+                <w:rFonts w:ascii="Arial" w:eastAsia="Times New Roman" w:hAnsi="Arial" w:cs="Arial"/>
+                <w:sz w:val="22"/>
+                <w:szCs w:val="22"/>
+                <w:lang w:eastAsia="es-SV"/>
+              </w:rPr>
+            </w:pPr>
+            <w:r>
+              <w:rPr>
+                <w:rFonts w:ascii="Arial" w:eastAsia="Times New Roman" w:hAnsi="Arial" w:cs="Arial"/>
+                <w:sz w:val="22"/>
+                <w:szCs w:val="22"/>
                 <w:lang w:eastAsia="es-SV"/>
               </w:rPr>
               <w:t>Proyector</w:t>
@@ -2716,15 +3272,20 @@
           </w:tcPr>
           <w:p>
             <w:pPr>
+              <w:spacing w:line="276" w:lineRule="auto"/>
               <w:jc w:val="center"/>
               <w:rPr>
                 <w:rFonts w:ascii="Arial" w:eastAsia="Times New Roman" w:hAnsi="Arial" w:cs="Arial"/>
-                <w:lang w:eastAsia="es-SV"/>
-              </w:rPr>
-            </w:pPr>
-            <w:r>
-              <w:rPr>
-                <w:rFonts w:ascii="Arial" w:eastAsia="Times New Roman" w:hAnsi="Arial" w:cs="Arial"/>
+                <w:sz w:val="22"/>
+                <w:szCs w:val="22"/>
+                <w:lang w:eastAsia="es-SV"/>
+              </w:rPr>
+            </w:pPr>
+            <w:r>
+              <w:rPr>
+                <w:rFonts w:ascii="Arial" w:eastAsia="Times New Roman" w:hAnsi="Arial" w:cs="Arial"/>
+                <w:sz w:val="22"/>
+                <w:szCs w:val="22"/>
                 <w:lang w:eastAsia="es-SV"/>
               </w:rPr>
               <w:t>1</w:t>
@@ -2744,15 +3305,20 @@
           </w:tcPr>
           <w:p>
             <w:pPr>
+              <w:spacing w:line="276" w:lineRule="auto"/>
               <w:jc w:val="center"/>
               <w:rPr>
                 <w:rFonts w:ascii="Arial" w:eastAsia="Times New Roman" w:hAnsi="Arial" w:cs="Arial"/>
-                <w:lang w:eastAsia="es-SV"/>
-              </w:rPr>
-            </w:pPr>
-            <w:r>
-              <w:rPr>
-                <w:rFonts w:ascii="Arial" w:eastAsia="Times New Roman" w:hAnsi="Arial" w:cs="Arial"/>
+                <w:sz w:val="22"/>
+                <w:szCs w:val="22"/>
+                <w:lang w:eastAsia="es-SV"/>
+              </w:rPr>
+            </w:pPr>
+            <w:r>
+              <w:rPr>
+                <w:rFonts w:ascii="Arial" w:eastAsia="Times New Roman" w:hAnsi="Arial" w:cs="Arial"/>
+                <w:sz w:val="22"/>
+                <w:szCs w:val="22"/>
                 <w:lang w:eastAsia="es-SV"/>
               </w:rPr>
               <w:t>200 W</w:t>
@@ -2772,15 +3338,20 @@
           </w:tcPr>
           <w:p>
             <w:pPr>
+              <w:spacing w:line="276" w:lineRule="auto"/>
               <w:jc w:val="center"/>
               <w:rPr>
                 <w:rFonts w:ascii="Arial" w:eastAsia="Times New Roman" w:hAnsi="Arial" w:cs="Arial"/>
-                <w:lang w:eastAsia="es-SV"/>
-              </w:rPr>
-            </w:pPr>
-            <w:r>
-              <w:rPr>
-                <w:rFonts w:ascii="Arial" w:eastAsia="Times New Roman" w:hAnsi="Arial" w:cs="Arial"/>
+                <w:sz w:val="22"/>
+                <w:szCs w:val="22"/>
+                <w:lang w:eastAsia="es-SV"/>
+              </w:rPr>
+            </w:pPr>
+            <w:r>
+              <w:rPr>
+                <w:rFonts w:ascii="Arial" w:eastAsia="Times New Roman" w:hAnsi="Arial" w:cs="Arial"/>
+                <w:sz w:val="22"/>
+                <w:szCs w:val="22"/>
                 <w:lang w:eastAsia="es-SV"/>
               </w:rPr>
               <w:t>1 h</w:t>
@@ -2800,15 +3371,20 @@
           </w:tcPr>
           <w:p>
             <w:pPr>
+              <w:spacing w:line="276" w:lineRule="auto"/>
               <w:jc w:val="center"/>
               <w:rPr>
                 <w:rFonts w:ascii="Arial" w:eastAsia="Times New Roman" w:hAnsi="Arial" w:cs="Arial"/>
-                <w:lang w:eastAsia="es-SV"/>
-              </w:rPr>
-            </w:pPr>
-            <w:r>
-              <w:rPr>
-                <w:rFonts w:ascii="Arial" w:eastAsia="Times New Roman" w:hAnsi="Arial" w:cs="Arial"/>
+                <w:sz w:val="22"/>
+                <w:szCs w:val="22"/>
+                <w:lang w:eastAsia="es-SV"/>
+              </w:rPr>
+            </w:pPr>
+            <w:r>
+              <w:rPr>
+                <w:rFonts w:ascii="Arial" w:eastAsia="Times New Roman" w:hAnsi="Arial" w:cs="Arial"/>
+                <w:sz w:val="22"/>
+                <w:szCs w:val="22"/>
                 <w:lang w:eastAsia="es-SV"/>
               </w:rPr>
               <w:t>0.2</w:t>
@@ -2819,14 +3395,19 @@
     </w:tbl>
     <w:p>
       <w:pPr>
-        <w:rPr>
-          <w:rFonts w:ascii="Arial" w:eastAsia="Times New Roman" w:hAnsi="Arial" w:cs="Arial"/>
-          <w:lang w:eastAsia="es-SV"/>
-        </w:rPr>
-      </w:pPr>
-      <w:r>
-        <w:rPr>
-          <w:rFonts w:ascii="Arial" w:eastAsia="Times New Roman" w:hAnsi="Arial" w:cs="Arial"/>
+        <w:spacing w:line="276" w:lineRule="auto"/>
+        <w:rPr>
+          <w:rFonts w:ascii="Arial" w:eastAsia="Times New Roman" w:hAnsi="Arial" w:cs="Arial"/>
+          <w:sz w:val="22"/>
+          <w:szCs w:val="22"/>
+          <w:lang w:eastAsia="es-SV"/>
+        </w:rPr>
+      </w:pPr>
+      <w:r>
+        <w:rPr>
+          <w:rFonts w:ascii="Arial" w:eastAsia="Times New Roman" w:hAnsi="Arial" w:cs="Arial"/>
+          <w:sz w:val="22"/>
+          <w:szCs w:val="22"/>
           <w:lang w:eastAsia="es-SV"/>
         </w:rPr>
         <w:t xml:space="preserve">Total, diario: 18.15 </w:t>
@@ -2835,6 +3416,8 @@
       <w:r>
         <w:rPr>
           <w:rFonts w:ascii="Arial" w:eastAsia="Times New Roman" w:hAnsi="Arial" w:cs="Arial"/>
+          <w:sz w:val="22"/>
+          <w:szCs w:val="22"/>
           <w:lang w:eastAsia="es-SV"/>
         </w:rPr>
         <w:t>kWh</w:t>
@@ -2843,14 +3426,19 @@
     </w:p>
     <w:p>
       <w:pPr>
-        <w:rPr>
-          <w:rFonts w:ascii="Arial" w:eastAsia="Times New Roman" w:hAnsi="Arial" w:cs="Arial"/>
-          <w:lang w:eastAsia="es-SV"/>
-        </w:rPr>
-      </w:pPr>
-      <w:r>
-        <w:rPr>
-          <w:rFonts w:ascii="Arial" w:eastAsia="Times New Roman" w:hAnsi="Arial" w:cs="Arial"/>
+        <w:spacing w:line="276" w:lineRule="auto"/>
+        <w:rPr>
+          <w:rFonts w:ascii="Arial" w:eastAsia="Times New Roman" w:hAnsi="Arial" w:cs="Arial"/>
+          <w:sz w:val="22"/>
+          <w:szCs w:val="22"/>
+          <w:lang w:eastAsia="es-SV"/>
+        </w:rPr>
+      </w:pPr>
+      <w:r>
+        <w:rPr>
+          <w:rFonts w:ascii="Arial" w:eastAsia="Times New Roman" w:hAnsi="Arial" w:cs="Arial"/>
+          <w:sz w:val="22"/>
+          <w:szCs w:val="22"/>
           <w:lang w:eastAsia="es-SV"/>
         </w:rPr>
         <w:t xml:space="preserve">consumo base = 18.15 </w:t>
@@ -2859,6 +3447,8 @@
       <w:r>
         <w:rPr>
           <w:rFonts w:ascii="Arial" w:eastAsia="Times New Roman" w:hAnsi="Arial" w:cs="Arial"/>
+          <w:sz w:val="22"/>
+          <w:szCs w:val="22"/>
           <w:lang w:eastAsia="es-SV"/>
         </w:rPr>
         <w:t>kWh</w:t>
@@ -2867,6 +3457,8 @@
       <w:r>
         <w:rPr>
           <w:rFonts w:ascii="Arial" w:eastAsia="Times New Roman" w:hAnsi="Arial" w:cs="Arial"/>
+          <w:sz w:val="22"/>
+          <w:szCs w:val="22"/>
           <w:lang w:eastAsia="es-SV"/>
         </w:rPr>
         <w:t xml:space="preserve"> ÷ 7 horas activas = 2.59 </w:t>
@@ -2875,6 +3467,8 @@
       <w:r>
         <w:rPr>
           <w:rFonts w:ascii="Arial" w:eastAsia="Times New Roman" w:hAnsi="Arial" w:cs="Arial"/>
+          <w:sz w:val="22"/>
+          <w:szCs w:val="22"/>
           <w:lang w:eastAsia="es-SV"/>
         </w:rPr>
         <w:t>kWh</w:t>
@@ -2883,24 +3477,30 @@
     </w:p>
     <w:p>
       <w:pPr>
-        <w:rPr>
-          <w:rFonts w:ascii="Arial" w:eastAsia="Times New Roman" w:hAnsi="Arial" w:cs="Arial"/>
-          <w:lang w:eastAsia="es-SV"/>
-        </w:rPr>
-      </w:pPr>
-    </w:p>
-    <w:p>
-      <w:pPr>
-        <w:rPr>
-          <w:rFonts w:ascii="Arial" w:eastAsia="Times New Roman" w:hAnsi="Arial" w:cs="Arial"/>
-          <w:sz w:val="22"/>
-          <w:lang w:eastAsia="es-SV"/>
-        </w:rPr>
-      </w:pPr>
-      <w:r>
-        <w:rPr>
-          <w:rFonts w:ascii="Arial" w:eastAsia="Times New Roman" w:hAnsi="Arial" w:cs="Arial"/>
-          <w:sz w:val="22"/>
+        <w:spacing w:line="276" w:lineRule="auto"/>
+        <w:rPr>
+          <w:rFonts w:ascii="Arial" w:eastAsia="Times New Roman" w:hAnsi="Arial" w:cs="Arial"/>
+          <w:sz w:val="22"/>
+          <w:szCs w:val="22"/>
+          <w:lang w:eastAsia="es-SV"/>
+        </w:rPr>
+      </w:pPr>
+    </w:p>
+    <w:p>
+      <w:pPr>
+        <w:spacing w:line="276" w:lineRule="auto"/>
+        <w:rPr>
+          <w:rFonts w:ascii="Arial" w:eastAsia="Times New Roman" w:hAnsi="Arial" w:cs="Arial"/>
+          <w:sz w:val="22"/>
+          <w:szCs w:val="22"/>
+          <w:lang w:eastAsia="es-SV"/>
+        </w:rPr>
+      </w:pPr>
+      <w:r>
+        <w:rPr>
+          <w:rFonts w:ascii="Arial" w:eastAsia="Times New Roman" w:hAnsi="Arial" w:cs="Arial"/>
+          <w:sz w:val="22"/>
+          <w:szCs w:val="22"/>
           <w:lang w:eastAsia="es-SV"/>
         </w:rPr>
         <w:t>Oficina Administrativa</w:t>
@@ -2908,8 +3508,11 @@
     </w:p>
     <w:p>
       <w:pPr>
-        <w:rPr>
-          <w:rFonts w:ascii="Arial" w:eastAsia="Times New Roman" w:hAnsi="Arial" w:cs="Arial"/>
+        <w:spacing w:line="276" w:lineRule="auto"/>
+        <w:rPr>
+          <w:rFonts w:ascii="Arial" w:eastAsia="Times New Roman" w:hAnsi="Arial" w:cs="Arial"/>
+          <w:sz w:val="22"/>
+          <w:szCs w:val="22"/>
           <w:lang w:eastAsia="es-SV"/>
         </w:rPr>
       </w:pPr>
@@ -2929,11 +3532,11 @@
         <w:tblLook w:val="04A0" w:firstRow="1" w:lastRow="0" w:firstColumn="1" w:lastColumn="0" w:noHBand="0" w:noVBand="1"/>
       </w:tblPr>
       <w:tblGrid>
-        <w:gridCol w:w="1875"/>
-        <w:gridCol w:w="1759"/>
-        <w:gridCol w:w="1693"/>
-        <w:gridCol w:w="1727"/>
-        <w:gridCol w:w="1774"/>
+        <w:gridCol w:w="1851"/>
+        <w:gridCol w:w="1761"/>
+        <w:gridCol w:w="1708"/>
+        <w:gridCol w:w="1735"/>
+        <w:gridCol w:w="1773"/>
       </w:tblGrid>
       <w:tr>
         <w:trPr>
@@ -2952,14 +3555,19 @@
           </w:tcPr>
           <w:p>
             <w:pPr>
-              <w:rPr>
-                <w:rFonts w:ascii="Arial" w:eastAsia="Times New Roman" w:hAnsi="Arial" w:cs="Arial"/>
-                <w:lang w:eastAsia="es-SV"/>
-              </w:rPr>
-            </w:pPr>
-            <w:r>
-              <w:rPr>
-                <w:rFonts w:ascii="Arial" w:eastAsia="Times New Roman" w:hAnsi="Arial" w:cs="Arial"/>
+              <w:spacing w:line="276" w:lineRule="auto"/>
+              <w:rPr>
+                <w:rFonts w:ascii="Arial" w:eastAsia="Times New Roman" w:hAnsi="Arial" w:cs="Arial"/>
+                <w:sz w:val="22"/>
+                <w:szCs w:val="22"/>
+                <w:lang w:eastAsia="es-SV"/>
+              </w:rPr>
+            </w:pPr>
+            <w:r>
+              <w:rPr>
+                <w:rFonts w:ascii="Arial" w:eastAsia="Times New Roman" w:hAnsi="Arial" w:cs="Arial"/>
+                <w:sz w:val="22"/>
+                <w:szCs w:val="22"/>
                 <w:lang w:eastAsia="es-SV"/>
               </w:rPr>
               <w:t>Equipo</w:t>
@@ -2979,15 +3587,20 @@
           </w:tcPr>
           <w:p>
             <w:pPr>
+              <w:spacing w:line="276" w:lineRule="auto"/>
               <w:jc w:val="center"/>
               <w:rPr>
                 <w:rFonts w:ascii="Arial" w:eastAsia="Times New Roman" w:hAnsi="Arial" w:cs="Arial"/>
-                <w:lang w:eastAsia="es-SV"/>
-              </w:rPr>
-            </w:pPr>
-            <w:r>
-              <w:rPr>
-                <w:rFonts w:ascii="Arial" w:eastAsia="Times New Roman" w:hAnsi="Arial" w:cs="Arial"/>
+                <w:sz w:val="22"/>
+                <w:szCs w:val="22"/>
+                <w:lang w:eastAsia="es-SV"/>
+              </w:rPr>
+            </w:pPr>
+            <w:r>
+              <w:rPr>
+                <w:rFonts w:ascii="Arial" w:eastAsia="Times New Roman" w:hAnsi="Arial" w:cs="Arial"/>
+                <w:sz w:val="22"/>
+                <w:szCs w:val="22"/>
                 <w:lang w:eastAsia="es-SV"/>
               </w:rPr>
               <w:t>Cantidad</w:t>
@@ -3007,15 +3620,20 @@
           </w:tcPr>
           <w:p>
             <w:pPr>
+              <w:spacing w:line="276" w:lineRule="auto"/>
               <w:jc w:val="center"/>
               <w:rPr>
                 <w:rFonts w:ascii="Arial" w:eastAsia="Times New Roman" w:hAnsi="Arial" w:cs="Arial"/>
-                <w:lang w:eastAsia="es-SV"/>
-              </w:rPr>
-            </w:pPr>
-            <w:r>
-              <w:rPr>
-                <w:rFonts w:ascii="Arial" w:eastAsia="Times New Roman" w:hAnsi="Arial" w:cs="Arial"/>
+                <w:sz w:val="22"/>
+                <w:szCs w:val="22"/>
+                <w:lang w:eastAsia="es-SV"/>
+              </w:rPr>
+            </w:pPr>
+            <w:r>
+              <w:rPr>
+                <w:rFonts w:ascii="Arial" w:eastAsia="Times New Roman" w:hAnsi="Arial" w:cs="Arial"/>
+                <w:sz w:val="22"/>
+                <w:szCs w:val="22"/>
                 <w:lang w:eastAsia="es-SV"/>
               </w:rPr>
               <w:t>Watts c/u</w:t>
@@ -3035,15 +3653,20 @@
           </w:tcPr>
           <w:p>
             <w:pPr>
+              <w:spacing w:line="276" w:lineRule="auto"/>
               <w:jc w:val="center"/>
               <w:rPr>
                 <w:rFonts w:ascii="Arial" w:eastAsia="Times New Roman" w:hAnsi="Arial" w:cs="Arial"/>
-                <w:lang w:eastAsia="es-SV"/>
-              </w:rPr>
-            </w:pPr>
-            <w:r>
-              <w:rPr>
-                <w:rFonts w:ascii="Arial" w:eastAsia="Times New Roman" w:hAnsi="Arial" w:cs="Arial"/>
+                <w:sz w:val="22"/>
+                <w:szCs w:val="22"/>
+                <w:lang w:eastAsia="es-SV"/>
+              </w:rPr>
+            </w:pPr>
+            <w:r>
+              <w:rPr>
+                <w:rFonts w:ascii="Arial" w:eastAsia="Times New Roman" w:hAnsi="Arial" w:cs="Arial"/>
+                <w:sz w:val="22"/>
+                <w:szCs w:val="22"/>
                 <w:lang w:eastAsia="es-SV"/>
               </w:rPr>
               <w:t>Horas de uso/día</w:t>
@@ -3063,15 +3686,20 @@
           </w:tcPr>
           <w:p>
             <w:pPr>
+              <w:spacing w:line="276" w:lineRule="auto"/>
               <w:jc w:val="center"/>
               <w:rPr>
                 <w:rFonts w:ascii="Arial" w:eastAsia="Times New Roman" w:hAnsi="Arial" w:cs="Arial"/>
-                <w:lang w:eastAsia="es-SV"/>
-              </w:rPr>
-            </w:pPr>
-            <w:r>
-              <w:rPr>
-                <w:rFonts w:ascii="Arial" w:eastAsia="Times New Roman" w:hAnsi="Arial" w:cs="Arial"/>
+                <w:sz w:val="22"/>
+                <w:szCs w:val="22"/>
+                <w:lang w:eastAsia="es-SV"/>
+              </w:rPr>
+            </w:pPr>
+            <w:r>
+              <w:rPr>
+                <w:rFonts w:ascii="Arial" w:eastAsia="Times New Roman" w:hAnsi="Arial" w:cs="Arial"/>
+                <w:sz w:val="22"/>
+                <w:szCs w:val="22"/>
                 <w:lang w:eastAsia="es-SV"/>
               </w:rPr>
               <w:t>Consumo (</w:t>
@@ -3080,6 +3708,8 @@
             <w:r>
               <w:rPr>
                 <w:rFonts w:ascii="Arial" w:eastAsia="Times New Roman" w:hAnsi="Arial" w:cs="Arial"/>
+                <w:sz w:val="22"/>
+                <w:szCs w:val="22"/>
                 <w:lang w:eastAsia="es-SV"/>
               </w:rPr>
               <w:t>kWh</w:t>
@@ -3088,6 +3718,8 @@
             <w:r>
               <w:rPr>
                 <w:rFonts w:ascii="Arial" w:eastAsia="Times New Roman" w:hAnsi="Arial" w:cs="Arial"/>
+                <w:sz w:val="22"/>
+                <w:szCs w:val="22"/>
                 <w:lang w:eastAsia="es-SV"/>
               </w:rPr>
               <w:t>/día)</w:t>
@@ -3112,14 +3744,19 @@
           </w:tcPr>
           <w:p>
             <w:pPr>
-              <w:rPr>
-                <w:rFonts w:ascii="Arial" w:eastAsia="Times New Roman" w:hAnsi="Arial" w:cs="Arial"/>
-                <w:lang w:eastAsia="es-SV"/>
-              </w:rPr>
-            </w:pPr>
-            <w:r>
-              <w:rPr>
-                <w:rFonts w:ascii="Arial" w:eastAsia="Times New Roman" w:hAnsi="Arial" w:cs="Arial"/>
+              <w:spacing w:line="276" w:lineRule="auto"/>
+              <w:rPr>
+                <w:rFonts w:ascii="Arial" w:eastAsia="Times New Roman" w:hAnsi="Arial" w:cs="Arial"/>
+                <w:sz w:val="22"/>
+                <w:szCs w:val="22"/>
+                <w:lang w:eastAsia="es-SV"/>
+              </w:rPr>
+            </w:pPr>
+            <w:r>
+              <w:rPr>
+                <w:rFonts w:ascii="Arial" w:eastAsia="Times New Roman" w:hAnsi="Arial" w:cs="Arial"/>
+                <w:sz w:val="22"/>
+                <w:szCs w:val="22"/>
                 <w:lang w:eastAsia="es-SV"/>
               </w:rPr>
               <w:t>Computadoras de escritorio</w:t>
@@ -3139,15 +3776,20 @@
           </w:tcPr>
           <w:p>
             <w:pPr>
+              <w:spacing w:line="276" w:lineRule="auto"/>
               <w:jc w:val="center"/>
               <w:rPr>
                 <w:rFonts w:ascii="Arial" w:eastAsia="Times New Roman" w:hAnsi="Arial" w:cs="Arial"/>
-                <w:lang w:eastAsia="es-SV"/>
-              </w:rPr>
-            </w:pPr>
-            <w:r>
-              <w:rPr>
-                <w:rFonts w:ascii="Arial" w:eastAsia="Times New Roman" w:hAnsi="Arial" w:cs="Arial"/>
+                <w:sz w:val="22"/>
+                <w:szCs w:val="22"/>
+                <w:lang w:eastAsia="es-SV"/>
+              </w:rPr>
+            </w:pPr>
+            <w:r>
+              <w:rPr>
+                <w:rFonts w:ascii="Arial" w:eastAsia="Times New Roman" w:hAnsi="Arial" w:cs="Arial"/>
+                <w:sz w:val="22"/>
+                <w:szCs w:val="22"/>
                 <w:lang w:eastAsia="es-SV"/>
               </w:rPr>
               <w:t>6</w:t>
@@ -3167,15 +3809,20 @@
           </w:tcPr>
           <w:p>
             <w:pPr>
+              <w:spacing w:line="276" w:lineRule="auto"/>
               <w:jc w:val="center"/>
               <w:rPr>
                 <w:rFonts w:ascii="Arial" w:eastAsia="Times New Roman" w:hAnsi="Arial" w:cs="Arial"/>
-                <w:lang w:eastAsia="es-SV"/>
-              </w:rPr>
-            </w:pPr>
-            <w:r>
-              <w:rPr>
-                <w:rFonts w:ascii="Arial" w:eastAsia="Times New Roman" w:hAnsi="Arial" w:cs="Arial"/>
+                <w:sz w:val="22"/>
+                <w:szCs w:val="22"/>
+                <w:lang w:eastAsia="es-SV"/>
+              </w:rPr>
+            </w:pPr>
+            <w:r>
+              <w:rPr>
+                <w:rFonts w:ascii="Arial" w:eastAsia="Times New Roman" w:hAnsi="Arial" w:cs="Arial"/>
+                <w:sz w:val="22"/>
+                <w:szCs w:val="22"/>
                 <w:lang w:eastAsia="es-SV"/>
               </w:rPr>
               <w:t>120 W</w:t>
@@ -3195,15 +3842,20 @@
           </w:tcPr>
           <w:p>
             <w:pPr>
+              <w:spacing w:line="276" w:lineRule="auto"/>
               <w:jc w:val="center"/>
               <w:rPr>
                 <w:rFonts w:ascii="Arial" w:eastAsia="Times New Roman" w:hAnsi="Arial" w:cs="Arial"/>
-                <w:lang w:eastAsia="es-SV"/>
-              </w:rPr>
-            </w:pPr>
-            <w:r>
-              <w:rPr>
-                <w:rFonts w:ascii="Arial" w:eastAsia="Times New Roman" w:hAnsi="Arial" w:cs="Arial"/>
+                <w:sz w:val="22"/>
+                <w:szCs w:val="22"/>
+                <w:lang w:eastAsia="es-SV"/>
+              </w:rPr>
+            </w:pPr>
+            <w:r>
+              <w:rPr>
+                <w:rFonts w:ascii="Arial" w:eastAsia="Times New Roman" w:hAnsi="Arial" w:cs="Arial"/>
+                <w:sz w:val="22"/>
+                <w:szCs w:val="22"/>
                 <w:lang w:eastAsia="es-SV"/>
               </w:rPr>
               <w:t>8 h</w:t>
@@ -3223,15 +3875,20 @@
           </w:tcPr>
           <w:p>
             <w:pPr>
+              <w:spacing w:line="276" w:lineRule="auto"/>
               <w:jc w:val="center"/>
               <w:rPr>
                 <w:rFonts w:ascii="Arial" w:eastAsia="Times New Roman" w:hAnsi="Arial" w:cs="Arial"/>
-                <w:lang w:eastAsia="es-SV"/>
-              </w:rPr>
-            </w:pPr>
-            <w:r>
-              <w:rPr>
-                <w:rFonts w:ascii="Arial" w:eastAsia="Times New Roman" w:hAnsi="Arial" w:cs="Arial"/>
+                <w:sz w:val="22"/>
+                <w:szCs w:val="22"/>
+                <w:lang w:eastAsia="es-SV"/>
+              </w:rPr>
+            </w:pPr>
+            <w:r>
+              <w:rPr>
+                <w:rFonts w:ascii="Arial" w:eastAsia="Times New Roman" w:hAnsi="Arial" w:cs="Arial"/>
+                <w:sz w:val="22"/>
+                <w:szCs w:val="22"/>
                 <w:lang w:eastAsia="es-SV"/>
               </w:rPr>
               <w:t>5.76</w:t>
@@ -3256,14 +3913,19 @@
           </w:tcPr>
           <w:p>
             <w:pPr>
-              <w:rPr>
-                <w:rFonts w:ascii="Arial" w:eastAsia="Times New Roman" w:hAnsi="Arial" w:cs="Arial"/>
-                <w:lang w:eastAsia="es-SV"/>
-              </w:rPr>
-            </w:pPr>
-            <w:r>
-              <w:rPr>
-                <w:rFonts w:ascii="Arial" w:eastAsia="Times New Roman" w:hAnsi="Arial" w:cs="Arial"/>
+              <w:spacing w:line="276" w:lineRule="auto"/>
+              <w:rPr>
+                <w:rFonts w:ascii="Arial" w:eastAsia="Times New Roman" w:hAnsi="Arial" w:cs="Arial"/>
+                <w:sz w:val="22"/>
+                <w:szCs w:val="22"/>
+                <w:lang w:eastAsia="es-SV"/>
+              </w:rPr>
+            </w:pPr>
+            <w:r>
+              <w:rPr>
+                <w:rFonts w:ascii="Arial" w:eastAsia="Times New Roman" w:hAnsi="Arial" w:cs="Arial"/>
+                <w:sz w:val="22"/>
+                <w:szCs w:val="22"/>
                 <w:lang w:eastAsia="es-SV"/>
               </w:rPr>
               <w:t>Impresora</w:t>
@@ -3283,15 +3945,20 @@
           </w:tcPr>
           <w:p>
             <w:pPr>
+              <w:spacing w:line="276" w:lineRule="auto"/>
               <w:jc w:val="center"/>
               <w:rPr>
                 <w:rFonts w:ascii="Arial" w:eastAsia="Times New Roman" w:hAnsi="Arial" w:cs="Arial"/>
-                <w:lang w:eastAsia="es-SV"/>
-              </w:rPr>
-            </w:pPr>
-            <w:r>
-              <w:rPr>
-                <w:rFonts w:ascii="Arial" w:eastAsia="Times New Roman" w:hAnsi="Arial" w:cs="Arial"/>
+                <w:sz w:val="22"/>
+                <w:szCs w:val="22"/>
+                <w:lang w:eastAsia="es-SV"/>
+              </w:rPr>
+            </w:pPr>
+            <w:r>
+              <w:rPr>
+                <w:rFonts w:ascii="Arial" w:eastAsia="Times New Roman" w:hAnsi="Arial" w:cs="Arial"/>
+                <w:sz w:val="22"/>
+                <w:szCs w:val="22"/>
                 <w:lang w:eastAsia="es-SV"/>
               </w:rPr>
               <w:t>1</w:t>
@@ -3311,15 +3978,20 @@
           </w:tcPr>
           <w:p>
             <w:pPr>
+              <w:spacing w:line="276" w:lineRule="auto"/>
               <w:jc w:val="center"/>
               <w:rPr>
                 <w:rFonts w:ascii="Arial" w:eastAsia="Times New Roman" w:hAnsi="Arial" w:cs="Arial"/>
-                <w:lang w:eastAsia="es-SV"/>
-              </w:rPr>
-            </w:pPr>
-            <w:r>
-              <w:rPr>
-                <w:rFonts w:ascii="Arial" w:eastAsia="Times New Roman" w:hAnsi="Arial" w:cs="Arial"/>
+                <w:sz w:val="22"/>
+                <w:szCs w:val="22"/>
+                <w:lang w:eastAsia="es-SV"/>
+              </w:rPr>
+            </w:pPr>
+            <w:r>
+              <w:rPr>
+                <w:rFonts w:ascii="Arial" w:eastAsia="Times New Roman" w:hAnsi="Arial" w:cs="Arial"/>
+                <w:sz w:val="22"/>
+                <w:szCs w:val="22"/>
                 <w:lang w:eastAsia="es-SV"/>
               </w:rPr>
               <w:t>300 W</w:t>
@@ -3339,15 +4011,20 @@
           </w:tcPr>
           <w:p>
             <w:pPr>
+              <w:spacing w:line="276" w:lineRule="auto"/>
               <w:jc w:val="center"/>
               <w:rPr>
                 <w:rFonts w:ascii="Arial" w:eastAsia="Times New Roman" w:hAnsi="Arial" w:cs="Arial"/>
-                <w:lang w:eastAsia="es-SV"/>
-              </w:rPr>
-            </w:pPr>
-            <w:r>
-              <w:rPr>
-                <w:rFonts w:ascii="Arial" w:eastAsia="Times New Roman" w:hAnsi="Arial" w:cs="Arial"/>
+                <w:sz w:val="22"/>
+                <w:szCs w:val="22"/>
+                <w:lang w:eastAsia="es-SV"/>
+              </w:rPr>
+            </w:pPr>
+            <w:r>
+              <w:rPr>
+                <w:rFonts w:ascii="Arial" w:eastAsia="Times New Roman" w:hAnsi="Arial" w:cs="Arial"/>
+                <w:sz w:val="22"/>
+                <w:szCs w:val="22"/>
                 <w:lang w:eastAsia="es-SV"/>
               </w:rPr>
               <w:t>1 h</w:t>
@@ -3367,15 +4044,20 @@
           </w:tcPr>
           <w:p>
             <w:pPr>
+              <w:spacing w:line="276" w:lineRule="auto"/>
               <w:jc w:val="center"/>
               <w:rPr>
                 <w:rFonts w:ascii="Arial" w:eastAsia="Times New Roman" w:hAnsi="Arial" w:cs="Arial"/>
-                <w:lang w:eastAsia="es-SV"/>
-              </w:rPr>
-            </w:pPr>
-            <w:r>
-              <w:rPr>
-                <w:rFonts w:ascii="Arial" w:eastAsia="Times New Roman" w:hAnsi="Arial" w:cs="Arial"/>
+                <w:sz w:val="22"/>
+                <w:szCs w:val="22"/>
+                <w:lang w:eastAsia="es-SV"/>
+              </w:rPr>
+            </w:pPr>
+            <w:r>
+              <w:rPr>
+                <w:rFonts w:ascii="Arial" w:eastAsia="Times New Roman" w:hAnsi="Arial" w:cs="Arial"/>
+                <w:sz w:val="22"/>
+                <w:szCs w:val="22"/>
                 <w:lang w:eastAsia="es-SV"/>
               </w:rPr>
               <w:t>0.3</w:t>
@@ -3400,14 +4082,19 @@
           </w:tcPr>
           <w:p>
             <w:pPr>
-              <w:rPr>
-                <w:rFonts w:ascii="Arial" w:eastAsia="Times New Roman" w:hAnsi="Arial" w:cs="Arial"/>
-                <w:lang w:eastAsia="es-SV"/>
-              </w:rPr>
-            </w:pPr>
-            <w:r>
-              <w:rPr>
-                <w:rFonts w:ascii="Arial" w:eastAsia="Times New Roman" w:hAnsi="Arial" w:cs="Arial"/>
+              <w:spacing w:line="276" w:lineRule="auto"/>
+              <w:rPr>
+                <w:rFonts w:ascii="Arial" w:eastAsia="Times New Roman" w:hAnsi="Arial" w:cs="Arial"/>
+                <w:sz w:val="22"/>
+                <w:szCs w:val="22"/>
+                <w:lang w:eastAsia="es-SV"/>
+              </w:rPr>
+            </w:pPr>
+            <w:r>
+              <w:rPr>
+                <w:rFonts w:ascii="Arial" w:eastAsia="Times New Roman" w:hAnsi="Arial" w:cs="Arial"/>
+                <w:sz w:val="22"/>
+                <w:szCs w:val="22"/>
                 <w:lang w:eastAsia="es-SV"/>
               </w:rPr>
               <w:t>Luces LED</w:t>
@@ -3427,15 +4114,20 @@
           </w:tcPr>
           <w:p>
             <w:pPr>
+              <w:spacing w:line="276" w:lineRule="auto"/>
               <w:jc w:val="center"/>
               <w:rPr>
                 <w:rFonts w:ascii="Arial" w:eastAsia="Times New Roman" w:hAnsi="Arial" w:cs="Arial"/>
-                <w:lang w:eastAsia="es-SV"/>
-              </w:rPr>
-            </w:pPr>
-            <w:r>
-              <w:rPr>
-                <w:rFonts w:ascii="Arial" w:eastAsia="Times New Roman" w:hAnsi="Arial" w:cs="Arial"/>
+                <w:sz w:val="22"/>
+                <w:szCs w:val="22"/>
+                <w:lang w:eastAsia="es-SV"/>
+              </w:rPr>
+            </w:pPr>
+            <w:r>
+              <w:rPr>
+                <w:rFonts w:ascii="Arial" w:eastAsia="Times New Roman" w:hAnsi="Arial" w:cs="Arial"/>
+                <w:sz w:val="22"/>
+                <w:szCs w:val="22"/>
                 <w:lang w:eastAsia="es-SV"/>
               </w:rPr>
               <w:t>6</w:t>
@@ -3455,15 +4147,20 @@
           </w:tcPr>
           <w:p>
             <w:pPr>
+              <w:spacing w:line="276" w:lineRule="auto"/>
               <w:jc w:val="center"/>
               <w:rPr>
                 <w:rFonts w:ascii="Arial" w:eastAsia="Times New Roman" w:hAnsi="Arial" w:cs="Arial"/>
-                <w:lang w:eastAsia="es-SV"/>
-              </w:rPr>
-            </w:pPr>
-            <w:r>
-              <w:rPr>
-                <w:rFonts w:ascii="Arial" w:eastAsia="Times New Roman" w:hAnsi="Arial" w:cs="Arial"/>
+                <w:sz w:val="22"/>
+                <w:szCs w:val="22"/>
+                <w:lang w:eastAsia="es-SV"/>
+              </w:rPr>
+            </w:pPr>
+            <w:r>
+              <w:rPr>
+                <w:rFonts w:ascii="Arial" w:eastAsia="Times New Roman" w:hAnsi="Arial" w:cs="Arial"/>
+                <w:sz w:val="22"/>
+                <w:szCs w:val="22"/>
                 <w:lang w:eastAsia="es-SV"/>
               </w:rPr>
               <w:t>18 W</w:t>
@@ -3483,15 +4180,20 @@
           </w:tcPr>
           <w:p>
             <w:pPr>
+              <w:spacing w:line="276" w:lineRule="auto"/>
               <w:jc w:val="center"/>
               <w:rPr>
                 <w:rFonts w:ascii="Arial" w:eastAsia="Times New Roman" w:hAnsi="Arial" w:cs="Arial"/>
-                <w:lang w:eastAsia="es-SV"/>
-              </w:rPr>
-            </w:pPr>
-            <w:r>
-              <w:rPr>
-                <w:rFonts w:ascii="Arial" w:eastAsia="Times New Roman" w:hAnsi="Arial" w:cs="Arial"/>
+                <w:sz w:val="22"/>
+                <w:szCs w:val="22"/>
+                <w:lang w:eastAsia="es-SV"/>
+              </w:rPr>
+            </w:pPr>
+            <w:r>
+              <w:rPr>
+                <w:rFonts w:ascii="Arial" w:eastAsia="Times New Roman" w:hAnsi="Arial" w:cs="Arial"/>
+                <w:sz w:val="22"/>
+                <w:szCs w:val="22"/>
                 <w:lang w:eastAsia="es-SV"/>
               </w:rPr>
               <w:t>10 h</w:t>
@@ -3511,15 +4213,20 @@
           </w:tcPr>
           <w:p>
             <w:pPr>
+              <w:spacing w:line="276" w:lineRule="auto"/>
               <w:jc w:val="center"/>
               <w:rPr>
                 <w:rFonts w:ascii="Arial" w:eastAsia="Times New Roman" w:hAnsi="Arial" w:cs="Arial"/>
-                <w:lang w:eastAsia="es-SV"/>
-              </w:rPr>
-            </w:pPr>
-            <w:r>
-              <w:rPr>
-                <w:rFonts w:ascii="Arial" w:eastAsia="Times New Roman" w:hAnsi="Arial" w:cs="Arial"/>
+                <w:sz w:val="22"/>
+                <w:szCs w:val="22"/>
+                <w:lang w:eastAsia="es-SV"/>
+              </w:rPr>
+            </w:pPr>
+            <w:r>
+              <w:rPr>
+                <w:rFonts w:ascii="Arial" w:eastAsia="Times New Roman" w:hAnsi="Arial" w:cs="Arial"/>
+                <w:sz w:val="22"/>
+                <w:szCs w:val="22"/>
                 <w:lang w:eastAsia="es-SV"/>
               </w:rPr>
               <w:t>1.08</w:t>
@@ -3544,14 +4251,19 @@
           </w:tcPr>
           <w:p>
             <w:pPr>
-              <w:rPr>
-                <w:rFonts w:ascii="Arial" w:eastAsia="Times New Roman" w:hAnsi="Arial" w:cs="Arial"/>
-                <w:lang w:eastAsia="es-SV"/>
-              </w:rPr>
-            </w:pPr>
-            <w:r>
-              <w:rPr>
-                <w:rFonts w:ascii="Arial" w:eastAsia="Times New Roman" w:hAnsi="Arial" w:cs="Arial"/>
+              <w:spacing w:line="276" w:lineRule="auto"/>
+              <w:rPr>
+                <w:rFonts w:ascii="Arial" w:eastAsia="Times New Roman" w:hAnsi="Arial" w:cs="Arial"/>
+                <w:sz w:val="22"/>
+                <w:szCs w:val="22"/>
+                <w:lang w:eastAsia="es-SV"/>
+              </w:rPr>
+            </w:pPr>
+            <w:r>
+              <w:rPr>
+                <w:rFonts w:ascii="Arial" w:eastAsia="Times New Roman" w:hAnsi="Arial" w:cs="Arial"/>
+                <w:sz w:val="22"/>
+                <w:szCs w:val="22"/>
                 <w:lang w:eastAsia="es-SV"/>
               </w:rPr>
               <w:t>Aire acondicionado (mini-</w:t>
@@ -3560,6 +4272,8 @@
             <w:r>
               <w:rPr>
                 <w:rFonts w:ascii="Arial" w:eastAsia="Times New Roman" w:hAnsi="Arial" w:cs="Arial"/>
+                <w:sz w:val="22"/>
+                <w:szCs w:val="22"/>
                 <w:lang w:eastAsia="es-SV"/>
               </w:rPr>
               <w:t>split</w:t>
@@ -3568,6 +4282,8 @@
             <w:r>
               <w:rPr>
                 <w:rFonts w:ascii="Arial" w:eastAsia="Times New Roman" w:hAnsi="Arial" w:cs="Arial"/>
+                <w:sz w:val="22"/>
+                <w:szCs w:val="22"/>
                 <w:lang w:eastAsia="es-SV"/>
               </w:rPr>
               <w:t>)</w:t>
@@ -3587,15 +4303,20 @@
           </w:tcPr>
           <w:p>
             <w:pPr>
+              <w:spacing w:line="276" w:lineRule="auto"/>
               <w:jc w:val="center"/>
               <w:rPr>
                 <w:rFonts w:ascii="Arial" w:eastAsia="Times New Roman" w:hAnsi="Arial" w:cs="Arial"/>
-                <w:lang w:eastAsia="es-SV"/>
-              </w:rPr>
-            </w:pPr>
-            <w:r>
-              <w:rPr>
-                <w:rFonts w:ascii="Arial" w:eastAsia="Times New Roman" w:hAnsi="Arial" w:cs="Arial"/>
+                <w:sz w:val="22"/>
+                <w:szCs w:val="22"/>
+                <w:lang w:eastAsia="es-SV"/>
+              </w:rPr>
+            </w:pPr>
+            <w:r>
+              <w:rPr>
+                <w:rFonts w:ascii="Arial" w:eastAsia="Times New Roman" w:hAnsi="Arial" w:cs="Arial"/>
+                <w:sz w:val="22"/>
+                <w:szCs w:val="22"/>
                 <w:lang w:eastAsia="es-SV"/>
               </w:rPr>
               <w:t>1</w:t>
@@ -3615,15 +4336,20 @@
           </w:tcPr>
           <w:p>
             <w:pPr>
+              <w:spacing w:line="276" w:lineRule="auto"/>
               <w:jc w:val="center"/>
               <w:rPr>
                 <w:rFonts w:ascii="Arial" w:eastAsia="Times New Roman" w:hAnsi="Arial" w:cs="Arial"/>
-                <w:lang w:eastAsia="es-SV"/>
-              </w:rPr>
-            </w:pPr>
-            <w:r>
-              <w:rPr>
-                <w:rFonts w:ascii="Arial" w:eastAsia="Times New Roman" w:hAnsi="Arial" w:cs="Arial"/>
+                <w:sz w:val="22"/>
+                <w:szCs w:val="22"/>
+                <w:lang w:eastAsia="es-SV"/>
+              </w:rPr>
+            </w:pPr>
+            <w:r>
+              <w:rPr>
+                <w:rFonts w:ascii="Arial" w:eastAsia="Times New Roman" w:hAnsi="Arial" w:cs="Arial"/>
+                <w:sz w:val="22"/>
+                <w:szCs w:val="22"/>
                 <w:lang w:eastAsia="es-SV"/>
               </w:rPr>
               <w:t>900 W</w:t>
@@ -3643,15 +4369,20 @@
           </w:tcPr>
           <w:p>
             <w:pPr>
+              <w:spacing w:line="276" w:lineRule="auto"/>
               <w:jc w:val="center"/>
               <w:rPr>
                 <w:rFonts w:ascii="Arial" w:eastAsia="Times New Roman" w:hAnsi="Arial" w:cs="Arial"/>
-                <w:lang w:eastAsia="es-SV"/>
-              </w:rPr>
-            </w:pPr>
-            <w:r>
-              <w:rPr>
-                <w:rFonts w:ascii="Arial" w:eastAsia="Times New Roman" w:hAnsi="Arial" w:cs="Arial"/>
+                <w:sz w:val="22"/>
+                <w:szCs w:val="22"/>
+                <w:lang w:eastAsia="es-SV"/>
+              </w:rPr>
+            </w:pPr>
+            <w:r>
+              <w:rPr>
+                <w:rFonts w:ascii="Arial" w:eastAsia="Times New Roman" w:hAnsi="Arial" w:cs="Arial"/>
+                <w:sz w:val="22"/>
+                <w:szCs w:val="22"/>
                 <w:lang w:eastAsia="es-SV"/>
               </w:rPr>
               <w:t>3 h</w:t>
@@ -3671,15 +4402,20 @@
           </w:tcPr>
           <w:p>
             <w:pPr>
+              <w:spacing w:line="276" w:lineRule="auto"/>
               <w:jc w:val="center"/>
               <w:rPr>
                 <w:rFonts w:ascii="Arial" w:eastAsia="Times New Roman" w:hAnsi="Arial" w:cs="Arial"/>
-                <w:lang w:eastAsia="es-SV"/>
-              </w:rPr>
-            </w:pPr>
-            <w:r>
-              <w:rPr>
-                <w:rFonts w:ascii="Arial" w:eastAsia="Times New Roman" w:hAnsi="Arial" w:cs="Arial"/>
+                <w:sz w:val="22"/>
+                <w:szCs w:val="22"/>
+                <w:lang w:eastAsia="es-SV"/>
+              </w:rPr>
+            </w:pPr>
+            <w:r>
+              <w:rPr>
+                <w:rFonts w:ascii="Arial" w:eastAsia="Times New Roman" w:hAnsi="Arial" w:cs="Arial"/>
+                <w:sz w:val="22"/>
+                <w:szCs w:val="22"/>
                 <w:lang w:eastAsia="es-SV"/>
               </w:rPr>
               <w:t>2.7</w:t>
@@ -3690,14 +4426,19 @@
     </w:tbl>
     <w:p>
       <w:pPr>
-        <w:rPr>
-          <w:rFonts w:ascii="Arial" w:eastAsia="Times New Roman" w:hAnsi="Arial" w:cs="Arial"/>
-          <w:lang w:eastAsia="es-SV"/>
-        </w:rPr>
-      </w:pPr>
-      <w:r>
-        <w:rPr>
-          <w:rFonts w:ascii="Arial" w:eastAsia="Times New Roman" w:hAnsi="Arial" w:cs="Arial"/>
+        <w:spacing w:line="276" w:lineRule="auto"/>
+        <w:rPr>
+          <w:rFonts w:ascii="Arial" w:eastAsia="Times New Roman" w:hAnsi="Arial" w:cs="Arial"/>
+          <w:sz w:val="22"/>
+          <w:szCs w:val="22"/>
+          <w:lang w:eastAsia="es-SV"/>
+        </w:rPr>
+      </w:pPr>
+      <w:r>
+        <w:rPr>
+          <w:rFonts w:ascii="Arial" w:eastAsia="Times New Roman" w:hAnsi="Arial" w:cs="Arial"/>
+          <w:sz w:val="22"/>
+          <w:szCs w:val="22"/>
           <w:lang w:eastAsia="es-SV"/>
         </w:rPr>
         <w:t xml:space="preserve">Total, diario: 9.84 </w:t>
@@ -3706,6 +4447,8 @@
       <w:r>
         <w:rPr>
           <w:rFonts w:ascii="Arial" w:eastAsia="Times New Roman" w:hAnsi="Arial" w:cs="Arial"/>
+          <w:sz w:val="22"/>
+          <w:szCs w:val="22"/>
           <w:lang w:eastAsia="es-SV"/>
         </w:rPr>
         <w:t>kWh</w:t>
@@ -3714,14 +4457,19 @@
     </w:p>
     <w:p>
       <w:pPr>
-        <w:rPr>
-          <w:rFonts w:ascii="Arial" w:eastAsia="Times New Roman" w:hAnsi="Arial" w:cs="Arial"/>
-          <w:lang w:eastAsia="es-SV"/>
-        </w:rPr>
-      </w:pPr>
-      <w:r>
-        <w:rPr>
-          <w:rFonts w:ascii="Arial" w:eastAsia="Times New Roman" w:hAnsi="Arial" w:cs="Arial"/>
+        <w:spacing w:line="276" w:lineRule="auto"/>
+        <w:rPr>
+          <w:rFonts w:ascii="Arial" w:eastAsia="Times New Roman" w:hAnsi="Arial" w:cs="Arial"/>
+          <w:sz w:val="22"/>
+          <w:szCs w:val="22"/>
+          <w:lang w:eastAsia="es-SV"/>
+        </w:rPr>
+      </w:pPr>
+      <w:r>
+        <w:rPr>
+          <w:rFonts w:ascii="Arial" w:eastAsia="Times New Roman" w:hAnsi="Arial" w:cs="Arial"/>
+          <w:sz w:val="22"/>
+          <w:szCs w:val="22"/>
           <w:lang w:eastAsia="es-SV"/>
         </w:rPr>
         <w:t xml:space="preserve">consumo base = 9.84 </w:t>
@@ -3730,6 +4478,8 @@
       <w:r>
         <w:rPr>
           <w:rFonts w:ascii="Arial" w:eastAsia="Times New Roman" w:hAnsi="Arial" w:cs="Arial"/>
+          <w:sz w:val="22"/>
+          <w:szCs w:val="22"/>
           <w:lang w:eastAsia="es-SV"/>
         </w:rPr>
         <w:t>kWh</w:t>
@@ -3738,6 +4488,8 @@
       <w:r>
         <w:rPr>
           <w:rFonts w:ascii="Arial" w:eastAsia="Times New Roman" w:hAnsi="Arial" w:cs="Arial"/>
+          <w:sz w:val="22"/>
+          <w:szCs w:val="22"/>
           <w:lang w:eastAsia="es-SV"/>
         </w:rPr>
         <w:t xml:space="preserve"> ÷ 8 horas activas = 1.23 </w:t>
@@ -3746,6 +4498,8 @@
       <w:r>
         <w:rPr>
           <w:rFonts w:ascii="Arial" w:eastAsia="Times New Roman" w:hAnsi="Arial" w:cs="Arial"/>
+          <w:sz w:val="22"/>
+          <w:szCs w:val="22"/>
           <w:lang w:eastAsia="es-SV"/>
         </w:rPr>
         <w:t>kWh</w:t>
@@ -3754,127 +4508,173 @@
     </w:p>
     <w:p>
       <w:pPr>
-        <w:rPr>
-          <w:rFonts w:ascii="Arial" w:eastAsia="Times New Roman" w:hAnsi="Arial" w:cs="Arial"/>
-          <w:lang w:eastAsia="es-SV"/>
-        </w:rPr>
-      </w:pPr>
-    </w:p>
-    <w:p>
-      <w:pPr>
-        <w:rPr>
-          <w:rFonts w:ascii="Arial" w:eastAsia="Times New Roman" w:hAnsi="Arial" w:cs="Arial"/>
-          <w:lang w:eastAsia="es-SV"/>
-        </w:rPr>
-      </w:pPr>
-    </w:p>
-    <w:p>
-      <w:pPr>
-        <w:rPr>
-          <w:rFonts w:ascii="Arial" w:eastAsia="Times New Roman" w:hAnsi="Arial" w:cs="Arial"/>
-          <w:lang w:eastAsia="es-SV"/>
-        </w:rPr>
-      </w:pPr>
-    </w:p>
-    <w:p>
-      <w:pPr>
-        <w:rPr>
-          <w:rFonts w:ascii="Arial" w:eastAsia="Times New Roman" w:hAnsi="Arial" w:cs="Arial"/>
-          <w:lang w:eastAsia="es-SV"/>
-        </w:rPr>
-      </w:pPr>
-    </w:p>
-    <w:p>
-      <w:pPr>
-        <w:rPr>
-          <w:rFonts w:ascii="Arial" w:eastAsia="Times New Roman" w:hAnsi="Arial" w:cs="Arial"/>
-          <w:lang w:eastAsia="es-SV"/>
-        </w:rPr>
-      </w:pPr>
-    </w:p>
-    <w:p>
-      <w:pPr>
-        <w:rPr>
-          <w:rFonts w:ascii="Arial" w:eastAsia="Times New Roman" w:hAnsi="Arial" w:cs="Arial"/>
-          <w:lang w:eastAsia="es-SV"/>
-        </w:rPr>
-      </w:pPr>
-    </w:p>
-    <w:p>
-      <w:pPr>
-        <w:rPr>
-          <w:rFonts w:ascii="Arial" w:eastAsia="Times New Roman" w:hAnsi="Arial" w:cs="Arial"/>
-          <w:lang w:eastAsia="es-SV"/>
-        </w:rPr>
-      </w:pPr>
-    </w:p>
-    <w:p>
-      <w:pPr>
-        <w:rPr>
-          <w:rFonts w:ascii="Arial" w:eastAsia="Times New Roman" w:hAnsi="Arial" w:cs="Arial"/>
-          <w:lang w:eastAsia="es-SV"/>
-        </w:rPr>
-      </w:pPr>
-    </w:p>
-    <w:p>
-      <w:pPr>
-        <w:rPr>
-          <w:rFonts w:ascii="Arial" w:eastAsia="Times New Roman" w:hAnsi="Arial" w:cs="Arial"/>
-          <w:lang w:eastAsia="es-SV"/>
-        </w:rPr>
-      </w:pPr>
-    </w:p>
-    <w:p>
-      <w:pPr>
-        <w:rPr>
-          <w:rFonts w:ascii="Arial" w:eastAsia="Times New Roman" w:hAnsi="Arial" w:cs="Arial"/>
-          <w:lang w:eastAsia="es-SV"/>
-        </w:rPr>
-      </w:pPr>
-    </w:p>
-    <w:p>
-      <w:pPr>
-        <w:rPr>
-          <w:rFonts w:ascii="Arial" w:eastAsia="Times New Roman" w:hAnsi="Arial" w:cs="Arial"/>
-          <w:lang w:eastAsia="es-SV"/>
-        </w:rPr>
-      </w:pPr>
-    </w:p>
-    <w:p>
-      <w:pPr>
-        <w:rPr>
-          <w:rFonts w:ascii="Arial" w:eastAsia="Times New Roman" w:hAnsi="Arial" w:cs="Arial"/>
-          <w:lang w:eastAsia="es-SV"/>
-        </w:rPr>
-      </w:pPr>
-    </w:p>
-    <w:p>
-      <w:pPr>
-        <w:rPr>
-          <w:rFonts w:ascii="Arial" w:eastAsia="Times New Roman" w:hAnsi="Arial" w:cs="Arial"/>
-          <w:lang w:eastAsia="es-SV"/>
-        </w:rPr>
-      </w:pPr>
-    </w:p>
-    <w:p>
-      <w:pPr>
-        <w:rPr>
-          <w:rFonts w:ascii="Arial" w:eastAsia="Times New Roman" w:hAnsi="Arial" w:cs="Arial"/>
-          <w:lang w:eastAsia="es-SV"/>
-        </w:rPr>
-      </w:pPr>
-    </w:p>
-    <w:p>
-      <w:pPr>
-        <w:rPr>
-          <w:rFonts w:ascii="Arial" w:eastAsia="Times New Roman" w:hAnsi="Arial" w:cs="Arial"/>
-          <w:lang w:eastAsia="es-SV"/>
-        </w:rPr>
-      </w:pPr>
-      <w:r>
-        <w:rPr>
-          <w:rFonts w:ascii="Arial" w:eastAsia="Times New Roman" w:hAnsi="Arial" w:cs="Arial"/>
-          <w:sz w:val="22"/>
+        <w:spacing w:line="276" w:lineRule="auto"/>
+        <w:rPr>
+          <w:rFonts w:ascii="Arial" w:eastAsia="Times New Roman" w:hAnsi="Arial" w:cs="Arial"/>
+          <w:sz w:val="22"/>
+          <w:szCs w:val="22"/>
+          <w:lang w:eastAsia="es-SV"/>
+        </w:rPr>
+      </w:pPr>
+    </w:p>
+    <w:p>
+      <w:pPr>
+        <w:spacing w:line="276" w:lineRule="auto"/>
+        <w:rPr>
+          <w:rFonts w:ascii="Arial" w:eastAsia="Times New Roman" w:hAnsi="Arial" w:cs="Arial"/>
+          <w:sz w:val="22"/>
+          <w:szCs w:val="22"/>
+          <w:lang w:eastAsia="es-SV"/>
+        </w:rPr>
+      </w:pPr>
+    </w:p>
+    <w:p>
+      <w:pPr>
+        <w:spacing w:line="276" w:lineRule="auto"/>
+        <w:rPr>
+          <w:rFonts w:ascii="Arial" w:eastAsia="Times New Roman" w:hAnsi="Arial" w:cs="Arial"/>
+          <w:sz w:val="22"/>
+          <w:szCs w:val="22"/>
+          <w:lang w:eastAsia="es-SV"/>
+        </w:rPr>
+      </w:pPr>
+    </w:p>
+    <w:p>
+      <w:pPr>
+        <w:spacing w:line="276" w:lineRule="auto"/>
+        <w:rPr>
+          <w:rFonts w:ascii="Arial" w:eastAsia="Times New Roman" w:hAnsi="Arial" w:cs="Arial"/>
+          <w:sz w:val="22"/>
+          <w:szCs w:val="22"/>
+          <w:lang w:eastAsia="es-SV"/>
+        </w:rPr>
+      </w:pPr>
+    </w:p>
+    <w:p>
+      <w:pPr>
+        <w:spacing w:line="276" w:lineRule="auto"/>
+        <w:rPr>
+          <w:rFonts w:ascii="Arial" w:eastAsia="Times New Roman" w:hAnsi="Arial" w:cs="Arial"/>
+          <w:sz w:val="22"/>
+          <w:szCs w:val="22"/>
+          <w:lang w:eastAsia="es-SV"/>
+        </w:rPr>
+      </w:pPr>
+    </w:p>
+    <w:p>
+      <w:pPr>
+        <w:spacing w:line="276" w:lineRule="auto"/>
+        <w:rPr>
+          <w:rFonts w:ascii="Arial" w:eastAsia="Times New Roman" w:hAnsi="Arial" w:cs="Arial"/>
+          <w:sz w:val="22"/>
+          <w:szCs w:val="22"/>
+          <w:lang w:eastAsia="es-SV"/>
+        </w:rPr>
+      </w:pPr>
+    </w:p>
+    <w:p>
+      <w:pPr>
+        <w:spacing w:line="276" w:lineRule="auto"/>
+        <w:rPr>
+          <w:rFonts w:ascii="Arial" w:eastAsia="Times New Roman" w:hAnsi="Arial" w:cs="Arial"/>
+          <w:sz w:val="22"/>
+          <w:szCs w:val="22"/>
+          <w:lang w:eastAsia="es-SV"/>
+        </w:rPr>
+      </w:pPr>
+    </w:p>
+    <w:p>
+      <w:pPr>
+        <w:spacing w:line="276" w:lineRule="auto"/>
+        <w:rPr>
+          <w:rFonts w:ascii="Arial" w:eastAsia="Times New Roman" w:hAnsi="Arial" w:cs="Arial"/>
+          <w:sz w:val="22"/>
+          <w:szCs w:val="22"/>
+          <w:lang w:eastAsia="es-SV"/>
+        </w:rPr>
+      </w:pPr>
+    </w:p>
+    <w:p>
+      <w:pPr>
+        <w:spacing w:line="276" w:lineRule="auto"/>
+        <w:rPr>
+          <w:rFonts w:ascii="Arial" w:eastAsia="Times New Roman" w:hAnsi="Arial" w:cs="Arial"/>
+          <w:sz w:val="22"/>
+          <w:szCs w:val="22"/>
+          <w:lang w:eastAsia="es-SV"/>
+        </w:rPr>
+      </w:pPr>
+    </w:p>
+    <w:p>
+      <w:pPr>
+        <w:spacing w:line="276" w:lineRule="auto"/>
+        <w:rPr>
+          <w:rFonts w:ascii="Arial" w:eastAsia="Times New Roman" w:hAnsi="Arial" w:cs="Arial"/>
+          <w:sz w:val="22"/>
+          <w:szCs w:val="22"/>
+          <w:lang w:eastAsia="es-SV"/>
+        </w:rPr>
+      </w:pPr>
+    </w:p>
+    <w:p>
+      <w:pPr>
+        <w:spacing w:line="276" w:lineRule="auto"/>
+        <w:rPr>
+          <w:rFonts w:ascii="Arial" w:eastAsia="Times New Roman" w:hAnsi="Arial" w:cs="Arial"/>
+          <w:sz w:val="22"/>
+          <w:szCs w:val="22"/>
+          <w:lang w:eastAsia="es-SV"/>
+        </w:rPr>
+      </w:pPr>
+    </w:p>
+    <w:p>
+      <w:pPr>
+        <w:spacing w:line="276" w:lineRule="auto"/>
+        <w:rPr>
+          <w:rFonts w:ascii="Arial" w:eastAsia="Times New Roman" w:hAnsi="Arial" w:cs="Arial"/>
+          <w:sz w:val="22"/>
+          <w:szCs w:val="22"/>
+          <w:lang w:eastAsia="es-SV"/>
+        </w:rPr>
+      </w:pPr>
+    </w:p>
+    <w:p>
+      <w:pPr>
+        <w:spacing w:line="276" w:lineRule="auto"/>
+        <w:rPr>
+          <w:rFonts w:ascii="Arial" w:eastAsia="Times New Roman" w:hAnsi="Arial" w:cs="Arial"/>
+          <w:sz w:val="22"/>
+          <w:szCs w:val="22"/>
+          <w:lang w:eastAsia="es-SV"/>
+        </w:rPr>
+      </w:pPr>
+    </w:p>
+    <w:p>
+      <w:pPr>
+        <w:spacing w:line="276" w:lineRule="auto"/>
+        <w:rPr>
+          <w:rFonts w:ascii="Arial" w:eastAsia="Times New Roman" w:hAnsi="Arial" w:cs="Arial"/>
+          <w:sz w:val="22"/>
+          <w:szCs w:val="22"/>
+          <w:lang w:eastAsia="es-SV"/>
+        </w:rPr>
+      </w:pPr>
+    </w:p>
+    <w:p>
+      <w:pPr>
+        <w:spacing w:line="276" w:lineRule="auto"/>
+        <w:rPr>
+          <w:rFonts w:ascii="Arial" w:eastAsia="Times New Roman" w:hAnsi="Arial" w:cs="Arial"/>
+          <w:sz w:val="22"/>
+          <w:szCs w:val="22"/>
+          <w:lang w:eastAsia="es-SV"/>
+        </w:rPr>
+      </w:pPr>
+      <w:r>
+        <w:rPr>
+          <w:rFonts w:ascii="Arial" w:eastAsia="Times New Roman" w:hAnsi="Arial" w:cs="Arial"/>
+          <w:sz w:val="22"/>
+          <w:szCs w:val="22"/>
           <w:lang w:eastAsia="es-SV"/>
         </w:rPr>
         <w:t>Aula 101</w:t>
@@ -3882,8 +4682,11 @@
     </w:p>
     <w:p>
       <w:pPr>
-        <w:rPr>
-          <w:rFonts w:ascii="Arial" w:eastAsia="Times New Roman" w:hAnsi="Arial" w:cs="Arial"/>
+        <w:spacing w:line="276" w:lineRule="auto"/>
+        <w:rPr>
+          <w:rFonts w:ascii="Arial" w:eastAsia="Times New Roman" w:hAnsi="Arial" w:cs="Arial"/>
+          <w:sz w:val="22"/>
+          <w:szCs w:val="22"/>
           <w:lang w:eastAsia="es-SV"/>
         </w:rPr>
       </w:pPr>
@@ -3903,11 +4706,11 @@
         <w:tblLook w:val="04A0" w:firstRow="1" w:lastRow="0" w:firstColumn="1" w:lastColumn="0" w:noHBand="0" w:noVBand="1"/>
       </w:tblPr>
       <w:tblGrid>
-        <w:gridCol w:w="1830"/>
-        <w:gridCol w:w="1769"/>
-        <w:gridCol w:w="1708"/>
-        <w:gridCol w:w="1739"/>
-        <w:gridCol w:w="1782"/>
+        <w:gridCol w:w="1818"/>
+        <w:gridCol w:w="1768"/>
+        <w:gridCol w:w="1719"/>
+        <w:gridCol w:w="1744"/>
+        <w:gridCol w:w="1779"/>
       </w:tblGrid>
       <w:tr>
         <w:trPr>
@@ -3926,14 +4729,19 @@
           </w:tcPr>
           <w:p>
             <w:pPr>
-              <w:rPr>
-                <w:rFonts w:ascii="Arial" w:eastAsia="Times New Roman" w:hAnsi="Arial" w:cs="Arial"/>
-                <w:lang w:eastAsia="es-SV"/>
-              </w:rPr>
-            </w:pPr>
-            <w:r>
-              <w:rPr>
-                <w:rFonts w:ascii="Arial" w:eastAsia="Times New Roman" w:hAnsi="Arial" w:cs="Arial"/>
+              <w:spacing w:line="276" w:lineRule="auto"/>
+              <w:rPr>
+                <w:rFonts w:ascii="Arial" w:eastAsia="Times New Roman" w:hAnsi="Arial" w:cs="Arial"/>
+                <w:sz w:val="22"/>
+                <w:szCs w:val="22"/>
+                <w:lang w:eastAsia="es-SV"/>
+              </w:rPr>
+            </w:pPr>
+            <w:r>
+              <w:rPr>
+                <w:rFonts w:ascii="Arial" w:eastAsia="Times New Roman" w:hAnsi="Arial" w:cs="Arial"/>
+                <w:sz w:val="22"/>
+                <w:szCs w:val="22"/>
                 <w:lang w:eastAsia="es-SV"/>
               </w:rPr>
               <w:t>Equipo</w:t>
@@ -3953,15 +4761,20 @@
           </w:tcPr>
           <w:p>
             <w:pPr>
+              <w:spacing w:line="276" w:lineRule="auto"/>
               <w:jc w:val="center"/>
               <w:rPr>
                 <w:rFonts w:ascii="Arial" w:eastAsia="Times New Roman" w:hAnsi="Arial" w:cs="Arial"/>
-                <w:lang w:eastAsia="es-SV"/>
-              </w:rPr>
-            </w:pPr>
-            <w:r>
-              <w:rPr>
-                <w:rFonts w:ascii="Arial" w:eastAsia="Times New Roman" w:hAnsi="Arial" w:cs="Arial"/>
+                <w:sz w:val="22"/>
+                <w:szCs w:val="22"/>
+                <w:lang w:eastAsia="es-SV"/>
+              </w:rPr>
+            </w:pPr>
+            <w:r>
+              <w:rPr>
+                <w:rFonts w:ascii="Arial" w:eastAsia="Times New Roman" w:hAnsi="Arial" w:cs="Arial"/>
+                <w:sz w:val="22"/>
+                <w:szCs w:val="22"/>
                 <w:lang w:eastAsia="es-SV"/>
               </w:rPr>
               <w:t>Cantidad</w:t>
@@ -3981,15 +4794,20 @@
           </w:tcPr>
           <w:p>
             <w:pPr>
+              <w:spacing w:line="276" w:lineRule="auto"/>
               <w:jc w:val="center"/>
               <w:rPr>
                 <w:rFonts w:ascii="Arial" w:eastAsia="Times New Roman" w:hAnsi="Arial" w:cs="Arial"/>
-                <w:lang w:eastAsia="es-SV"/>
-              </w:rPr>
-            </w:pPr>
-            <w:r>
-              <w:rPr>
-                <w:rFonts w:ascii="Arial" w:eastAsia="Times New Roman" w:hAnsi="Arial" w:cs="Arial"/>
+                <w:sz w:val="22"/>
+                <w:szCs w:val="22"/>
+                <w:lang w:eastAsia="es-SV"/>
+              </w:rPr>
+            </w:pPr>
+            <w:r>
+              <w:rPr>
+                <w:rFonts w:ascii="Arial" w:eastAsia="Times New Roman" w:hAnsi="Arial" w:cs="Arial"/>
+                <w:sz w:val="22"/>
+                <w:szCs w:val="22"/>
                 <w:lang w:eastAsia="es-SV"/>
               </w:rPr>
               <w:t>Watts c/u</w:t>
@@ -4009,15 +4827,20 @@
           </w:tcPr>
           <w:p>
             <w:pPr>
+              <w:spacing w:line="276" w:lineRule="auto"/>
               <w:jc w:val="center"/>
               <w:rPr>
                 <w:rFonts w:ascii="Arial" w:eastAsia="Times New Roman" w:hAnsi="Arial" w:cs="Arial"/>
-                <w:lang w:eastAsia="es-SV"/>
-              </w:rPr>
-            </w:pPr>
-            <w:r>
-              <w:rPr>
-                <w:rFonts w:ascii="Arial" w:eastAsia="Times New Roman" w:hAnsi="Arial" w:cs="Arial"/>
+                <w:sz w:val="22"/>
+                <w:szCs w:val="22"/>
+                <w:lang w:eastAsia="es-SV"/>
+              </w:rPr>
+            </w:pPr>
+            <w:r>
+              <w:rPr>
+                <w:rFonts w:ascii="Arial" w:eastAsia="Times New Roman" w:hAnsi="Arial" w:cs="Arial"/>
+                <w:sz w:val="22"/>
+                <w:szCs w:val="22"/>
                 <w:lang w:eastAsia="es-SV"/>
               </w:rPr>
               <w:t>Horas de uso/día</w:t>
@@ -4037,15 +4860,20 @@
           </w:tcPr>
           <w:p>
             <w:pPr>
+              <w:spacing w:line="276" w:lineRule="auto"/>
               <w:jc w:val="center"/>
               <w:rPr>
                 <w:rFonts w:ascii="Arial" w:eastAsia="Times New Roman" w:hAnsi="Arial" w:cs="Arial"/>
-                <w:lang w:eastAsia="es-SV"/>
-              </w:rPr>
-            </w:pPr>
-            <w:r>
-              <w:rPr>
-                <w:rFonts w:ascii="Arial" w:eastAsia="Times New Roman" w:hAnsi="Arial" w:cs="Arial"/>
+                <w:sz w:val="22"/>
+                <w:szCs w:val="22"/>
+                <w:lang w:eastAsia="es-SV"/>
+              </w:rPr>
+            </w:pPr>
+            <w:r>
+              <w:rPr>
+                <w:rFonts w:ascii="Arial" w:eastAsia="Times New Roman" w:hAnsi="Arial" w:cs="Arial"/>
+                <w:sz w:val="22"/>
+                <w:szCs w:val="22"/>
                 <w:lang w:eastAsia="es-SV"/>
               </w:rPr>
               <w:t>Consumo (</w:t>
@@ -4054,6 +4882,8 @@
             <w:r>
               <w:rPr>
                 <w:rFonts w:ascii="Arial" w:eastAsia="Times New Roman" w:hAnsi="Arial" w:cs="Arial"/>
+                <w:sz w:val="22"/>
+                <w:szCs w:val="22"/>
                 <w:lang w:eastAsia="es-SV"/>
               </w:rPr>
               <w:t>kWh</w:t>
@@ -4062,6 +4892,8 @@
             <w:r>
               <w:rPr>
                 <w:rFonts w:ascii="Arial" w:eastAsia="Times New Roman" w:hAnsi="Arial" w:cs="Arial"/>
+                <w:sz w:val="22"/>
+                <w:szCs w:val="22"/>
                 <w:lang w:eastAsia="es-SV"/>
               </w:rPr>
               <w:t>/día)</w:t>
@@ -4086,14 +4918,19 @@
           </w:tcPr>
           <w:p>
             <w:pPr>
-              <w:rPr>
-                <w:rFonts w:ascii="Arial" w:eastAsia="Times New Roman" w:hAnsi="Arial" w:cs="Arial"/>
-                <w:lang w:eastAsia="es-SV"/>
-              </w:rPr>
-            </w:pPr>
-            <w:r>
-              <w:rPr>
-                <w:rFonts w:ascii="Arial" w:eastAsia="Times New Roman" w:hAnsi="Arial" w:cs="Arial"/>
+              <w:spacing w:line="276" w:lineRule="auto"/>
+              <w:rPr>
+                <w:rFonts w:ascii="Arial" w:eastAsia="Times New Roman" w:hAnsi="Arial" w:cs="Arial"/>
+                <w:sz w:val="22"/>
+                <w:szCs w:val="22"/>
+                <w:lang w:eastAsia="es-SV"/>
+              </w:rPr>
+            </w:pPr>
+            <w:r>
+              <w:rPr>
+                <w:rFonts w:ascii="Arial" w:eastAsia="Times New Roman" w:hAnsi="Arial" w:cs="Arial"/>
+                <w:sz w:val="22"/>
+                <w:szCs w:val="22"/>
                 <w:lang w:eastAsia="es-SV"/>
               </w:rPr>
               <w:t>Luces LED</w:t>
@@ -4113,15 +4950,20 @@
           </w:tcPr>
           <w:p>
             <w:pPr>
+              <w:spacing w:line="276" w:lineRule="auto"/>
               <w:jc w:val="center"/>
               <w:rPr>
                 <w:rFonts w:ascii="Arial" w:eastAsia="Times New Roman" w:hAnsi="Arial" w:cs="Arial"/>
-                <w:lang w:eastAsia="es-SV"/>
-              </w:rPr>
-            </w:pPr>
-            <w:r>
-              <w:rPr>
-                <w:rFonts w:ascii="Arial" w:eastAsia="Times New Roman" w:hAnsi="Arial" w:cs="Arial"/>
+                <w:sz w:val="22"/>
+                <w:szCs w:val="22"/>
+                <w:lang w:eastAsia="es-SV"/>
+              </w:rPr>
+            </w:pPr>
+            <w:r>
+              <w:rPr>
+                <w:rFonts w:ascii="Arial" w:eastAsia="Times New Roman" w:hAnsi="Arial" w:cs="Arial"/>
+                <w:sz w:val="22"/>
+                <w:szCs w:val="22"/>
                 <w:lang w:eastAsia="es-SV"/>
               </w:rPr>
               <w:t>8</w:t>
@@ -4141,15 +4983,20 @@
           </w:tcPr>
           <w:p>
             <w:pPr>
+              <w:spacing w:line="276" w:lineRule="auto"/>
               <w:jc w:val="center"/>
               <w:rPr>
                 <w:rFonts w:ascii="Arial" w:eastAsia="Times New Roman" w:hAnsi="Arial" w:cs="Arial"/>
-                <w:lang w:eastAsia="es-SV"/>
-              </w:rPr>
-            </w:pPr>
-            <w:r>
-              <w:rPr>
-                <w:rFonts w:ascii="Arial" w:eastAsia="Times New Roman" w:hAnsi="Arial" w:cs="Arial"/>
+                <w:sz w:val="22"/>
+                <w:szCs w:val="22"/>
+                <w:lang w:eastAsia="es-SV"/>
+              </w:rPr>
+            </w:pPr>
+            <w:r>
+              <w:rPr>
+                <w:rFonts w:ascii="Arial" w:eastAsia="Times New Roman" w:hAnsi="Arial" w:cs="Arial"/>
+                <w:sz w:val="22"/>
+                <w:szCs w:val="22"/>
                 <w:lang w:eastAsia="es-SV"/>
               </w:rPr>
               <w:t>18 W</w:t>
@@ -4169,15 +5016,20 @@
           </w:tcPr>
           <w:p>
             <w:pPr>
+              <w:spacing w:line="276" w:lineRule="auto"/>
               <w:jc w:val="center"/>
               <w:rPr>
                 <w:rFonts w:ascii="Arial" w:eastAsia="Times New Roman" w:hAnsi="Arial" w:cs="Arial"/>
-                <w:lang w:eastAsia="es-SV"/>
-              </w:rPr>
-            </w:pPr>
-            <w:r>
-              <w:rPr>
-                <w:rFonts w:ascii="Arial" w:eastAsia="Times New Roman" w:hAnsi="Arial" w:cs="Arial"/>
+                <w:sz w:val="22"/>
+                <w:szCs w:val="22"/>
+                <w:lang w:eastAsia="es-SV"/>
+              </w:rPr>
+            </w:pPr>
+            <w:r>
+              <w:rPr>
+                <w:rFonts w:ascii="Arial" w:eastAsia="Times New Roman" w:hAnsi="Arial" w:cs="Arial"/>
+                <w:sz w:val="22"/>
+                <w:szCs w:val="22"/>
                 <w:lang w:eastAsia="es-SV"/>
               </w:rPr>
               <w:t>6 h</w:t>
@@ -4197,15 +5049,20 @@
           </w:tcPr>
           <w:p>
             <w:pPr>
+              <w:spacing w:line="276" w:lineRule="auto"/>
               <w:jc w:val="center"/>
               <w:rPr>
                 <w:rFonts w:ascii="Arial" w:eastAsia="Times New Roman" w:hAnsi="Arial" w:cs="Arial"/>
-                <w:lang w:eastAsia="es-SV"/>
-              </w:rPr>
-            </w:pPr>
-            <w:r>
-              <w:rPr>
-                <w:rFonts w:ascii="Arial" w:eastAsia="Times New Roman" w:hAnsi="Arial" w:cs="Arial"/>
+                <w:sz w:val="22"/>
+                <w:szCs w:val="22"/>
+                <w:lang w:eastAsia="es-SV"/>
+              </w:rPr>
+            </w:pPr>
+            <w:r>
+              <w:rPr>
+                <w:rFonts w:ascii="Arial" w:eastAsia="Times New Roman" w:hAnsi="Arial" w:cs="Arial"/>
+                <w:sz w:val="22"/>
+                <w:szCs w:val="22"/>
                 <w:lang w:eastAsia="es-SV"/>
               </w:rPr>
               <w:t>0.86</w:t>
@@ -4230,14 +5087,19 @@
           </w:tcPr>
           <w:p>
             <w:pPr>
-              <w:rPr>
-                <w:rFonts w:ascii="Arial" w:eastAsia="Times New Roman" w:hAnsi="Arial" w:cs="Arial"/>
-                <w:lang w:eastAsia="es-SV"/>
-              </w:rPr>
-            </w:pPr>
-            <w:r>
-              <w:rPr>
-                <w:rFonts w:ascii="Arial" w:eastAsia="Times New Roman" w:hAnsi="Arial" w:cs="Arial"/>
+              <w:spacing w:line="276" w:lineRule="auto"/>
+              <w:rPr>
+                <w:rFonts w:ascii="Arial" w:eastAsia="Times New Roman" w:hAnsi="Arial" w:cs="Arial"/>
+                <w:sz w:val="22"/>
+                <w:szCs w:val="22"/>
+                <w:lang w:eastAsia="es-SV"/>
+              </w:rPr>
+            </w:pPr>
+            <w:r>
+              <w:rPr>
+                <w:rFonts w:ascii="Arial" w:eastAsia="Times New Roman" w:hAnsi="Arial" w:cs="Arial"/>
+                <w:sz w:val="22"/>
+                <w:szCs w:val="22"/>
                 <w:lang w:eastAsia="es-SV"/>
               </w:rPr>
               <w:t>Proyector</w:t>
@@ -4257,15 +5119,20 @@
           </w:tcPr>
           <w:p>
             <w:pPr>
+              <w:spacing w:line="276" w:lineRule="auto"/>
               <w:jc w:val="center"/>
               <w:rPr>
                 <w:rFonts w:ascii="Arial" w:eastAsia="Times New Roman" w:hAnsi="Arial" w:cs="Arial"/>
-                <w:lang w:eastAsia="es-SV"/>
-              </w:rPr>
-            </w:pPr>
-            <w:r>
-              <w:rPr>
-                <w:rFonts w:ascii="Arial" w:eastAsia="Times New Roman" w:hAnsi="Arial" w:cs="Arial"/>
+                <w:sz w:val="22"/>
+                <w:szCs w:val="22"/>
+                <w:lang w:eastAsia="es-SV"/>
+              </w:rPr>
+            </w:pPr>
+            <w:r>
+              <w:rPr>
+                <w:rFonts w:ascii="Arial" w:eastAsia="Times New Roman" w:hAnsi="Arial" w:cs="Arial"/>
+                <w:sz w:val="22"/>
+                <w:szCs w:val="22"/>
                 <w:lang w:eastAsia="es-SV"/>
               </w:rPr>
               <w:t>1</w:t>
@@ -4285,15 +5152,20 @@
           </w:tcPr>
           <w:p>
             <w:pPr>
+              <w:spacing w:line="276" w:lineRule="auto"/>
               <w:jc w:val="center"/>
               <w:rPr>
                 <w:rFonts w:ascii="Arial" w:eastAsia="Times New Roman" w:hAnsi="Arial" w:cs="Arial"/>
-                <w:lang w:eastAsia="es-SV"/>
-              </w:rPr>
-            </w:pPr>
-            <w:r>
-              <w:rPr>
-                <w:rFonts w:ascii="Arial" w:eastAsia="Times New Roman" w:hAnsi="Arial" w:cs="Arial"/>
+                <w:sz w:val="22"/>
+                <w:szCs w:val="22"/>
+                <w:lang w:eastAsia="es-SV"/>
+              </w:rPr>
+            </w:pPr>
+            <w:r>
+              <w:rPr>
+                <w:rFonts w:ascii="Arial" w:eastAsia="Times New Roman" w:hAnsi="Arial" w:cs="Arial"/>
+                <w:sz w:val="22"/>
+                <w:szCs w:val="22"/>
                 <w:lang w:eastAsia="es-SV"/>
               </w:rPr>
               <w:t>250 W</w:t>
@@ -4313,15 +5185,20 @@
           </w:tcPr>
           <w:p>
             <w:pPr>
+              <w:spacing w:line="276" w:lineRule="auto"/>
               <w:jc w:val="center"/>
               <w:rPr>
                 <w:rFonts w:ascii="Arial" w:eastAsia="Times New Roman" w:hAnsi="Arial" w:cs="Arial"/>
-                <w:lang w:eastAsia="es-SV"/>
-              </w:rPr>
-            </w:pPr>
-            <w:r>
-              <w:rPr>
-                <w:rFonts w:ascii="Arial" w:eastAsia="Times New Roman" w:hAnsi="Arial" w:cs="Arial"/>
+                <w:sz w:val="22"/>
+                <w:szCs w:val="22"/>
+                <w:lang w:eastAsia="es-SV"/>
+              </w:rPr>
+            </w:pPr>
+            <w:r>
+              <w:rPr>
+                <w:rFonts w:ascii="Arial" w:eastAsia="Times New Roman" w:hAnsi="Arial" w:cs="Arial"/>
+                <w:sz w:val="22"/>
+                <w:szCs w:val="22"/>
                 <w:lang w:eastAsia="es-SV"/>
               </w:rPr>
               <w:t>2 h</w:t>
@@ -4341,15 +5218,20 @@
           </w:tcPr>
           <w:p>
             <w:pPr>
+              <w:spacing w:line="276" w:lineRule="auto"/>
               <w:jc w:val="center"/>
               <w:rPr>
                 <w:rFonts w:ascii="Arial" w:eastAsia="Times New Roman" w:hAnsi="Arial" w:cs="Arial"/>
-                <w:lang w:eastAsia="es-SV"/>
-              </w:rPr>
-            </w:pPr>
-            <w:r>
-              <w:rPr>
-                <w:rFonts w:ascii="Arial" w:eastAsia="Times New Roman" w:hAnsi="Arial" w:cs="Arial"/>
+                <w:sz w:val="22"/>
+                <w:szCs w:val="22"/>
+                <w:lang w:eastAsia="es-SV"/>
+              </w:rPr>
+            </w:pPr>
+            <w:r>
+              <w:rPr>
+                <w:rFonts w:ascii="Arial" w:eastAsia="Times New Roman" w:hAnsi="Arial" w:cs="Arial"/>
+                <w:sz w:val="22"/>
+                <w:szCs w:val="22"/>
                 <w:lang w:eastAsia="es-SV"/>
               </w:rPr>
               <w:t>0.5</w:t>
@@ -4374,14 +5256,19 @@
           </w:tcPr>
           <w:p>
             <w:pPr>
-              <w:rPr>
-                <w:rFonts w:ascii="Arial" w:eastAsia="Times New Roman" w:hAnsi="Arial" w:cs="Arial"/>
-                <w:lang w:eastAsia="es-SV"/>
-              </w:rPr>
-            </w:pPr>
-            <w:r>
-              <w:rPr>
-                <w:rFonts w:ascii="Arial" w:eastAsia="Times New Roman" w:hAnsi="Arial" w:cs="Arial"/>
+              <w:spacing w:line="276" w:lineRule="auto"/>
+              <w:rPr>
+                <w:rFonts w:ascii="Arial" w:eastAsia="Times New Roman" w:hAnsi="Arial" w:cs="Arial"/>
+                <w:sz w:val="22"/>
+                <w:szCs w:val="22"/>
+                <w:lang w:eastAsia="es-SV"/>
+              </w:rPr>
+            </w:pPr>
+            <w:r>
+              <w:rPr>
+                <w:rFonts w:ascii="Arial" w:eastAsia="Times New Roman" w:hAnsi="Arial" w:cs="Arial"/>
+                <w:sz w:val="22"/>
+                <w:szCs w:val="22"/>
                 <w:lang w:eastAsia="es-SV"/>
               </w:rPr>
               <w:t>Laptop del docente</w:t>
@@ -4401,15 +5288,20 @@
           </w:tcPr>
           <w:p>
             <w:pPr>
+              <w:spacing w:line="276" w:lineRule="auto"/>
               <w:jc w:val="center"/>
               <w:rPr>
                 <w:rFonts w:ascii="Arial" w:eastAsia="Times New Roman" w:hAnsi="Arial" w:cs="Arial"/>
-                <w:lang w:eastAsia="es-SV"/>
-              </w:rPr>
-            </w:pPr>
-            <w:r>
-              <w:rPr>
-                <w:rFonts w:ascii="Arial" w:eastAsia="Times New Roman" w:hAnsi="Arial" w:cs="Arial"/>
+                <w:sz w:val="22"/>
+                <w:szCs w:val="22"/>
+                <w:lang w:eastAsia="es-SV"/>
+              </w:rPr>
+            </w:pPr>
+            <w:r>
+              <w:rPr>
+                <w:rFonts w:ascii="Arial" w:eastAsia="Times New Roman" w:hAnsi="Arial" w:cs="Arial"/>
+                <w:sz w:val="22"/>
+                <w:szCs w:val="22"/>
                 <w:lang w:eastAsia="es-SV"/>
               </w:rPr>
               <w:t>1</w:t>
@@ -4429,15 +5321,20 @@
           </w:tcPr>
           <w:p>
             <w:pPr>
+              <w:spacing w:line="276" w:lineRule="auto"/>
               <w:jc w:val="center"/>
               <w:rPr>
                 <w:rFonts w:ascii="Arial" w:eastAsia="Times New Roman" w:hAnsi="Arial" w:cs="Arial"/>
-                <w:lang w:eastAsia="es-SV"/>
-              </w:rPr>
-            </w:pPr>
-            <w:r>
-              <w:rPr>
-                <w:rFonts w:ascii="Arial" w:eastAsia="Times New Roman" w:hAnsi="Arial" w:cs="Arial"/>
+                <w:sz w:val="22"/>
+                <w:szCs w:val="22"/>
+                <w:lang w:eastAsia="es-SV"/>
+              </w:rPr>
+            </w:pPr>
+            <w:r>
+              <w:rPr>
+                <w:rFonts w:ascii="Arial" w:eastAsia="Times New Roman" w:hAnsi="Arial" w:cs="Arial"/>
+                <w:sz w:val="22"/>
+                <w:szCs w:val="22"/>
                 <w:lang w:eastAsia="es-SV"/>
               </w:rPr>
               <w:t>65 W</w:t>
@@ -4457,15 +5354,20 @@
           </w:tcPr>
           <w:p>
             <w:pPr>
+              <w:spacing w:line="276" w:lineRule="auto"/>
               <w:jc w:val="center"/>
               <w:rPr>
                 <w:rFonts w:ascii="Arial" w:eastAsia="Times New Roman" w:hAnsi="Arial" w:cs="Arial"/>
-                <w:lang w:eastAsia="es-SV"/>
-              </w:rPr>
-            </w:pPr>
-            <w:r>
-              <w:rPr>
-                <w:rFonts w:ascii="Arial" w:eastAsia="Times New Roman" w:hAnsi="Arial" w:cs="Arial"/>
+                <w:sz w:val="22"/>
+                <w:szCs w:val="22"/>
+                <w:lang w:eastAsia="es-SV"/>
+              </w:rPr>
+            </w:pPr>
+            <w:r>
+              <w:rPr>
+                <w:rFonts w:ascii="Arial" w:eastAsia="Times New Roman" w:hAnsi="Arial" w:cs="Arial"/>
+                <w:sz w:val="22"/>
+                <w:szCs w:val="22"/>
                 <w:lang w:eastAsia="es-SV"/>
               </w:rPr>
               <w:t>3 h</w:t>
@@ -4485,15 +5387,20 @@
           </w:tcPr>
           <w:p>
             <w:pPr>
+              <w:spacing w:line="276" w:lineRule="auto"/>
               <w:jc w:val="center"/>
               <w:rPr>
                 <w:rFonts w:ascii="Arial" w:eastAsia="Times New Roman" w:hAnsi="Arial" w:cs="Arial"/>
-                <w:lang w:eastAsia="es-SV"/>
-              </w:rPr>
-            </w:pPr>
-            <w:r>
-              <w:rPr>
-                <w:rFonts w:ascii="Arial" w:eastAsia="Times New Roman" w:hAnsi="Arial" w:cs="Arial"/>
+                <w:sz w:val="22"/>
+                <w:szCs w:val="22"/>
+                <w:lang w:eastAsia="es-SV"/>
+              </w:rPr>
+            </w:pPr>
+            <w:r>
+              <w:rPr>
+                <w:rFonts w:ascii="Arial" w:eastAsia="Times New Roman" w:hAnsi="Arial" w:cs="Arial"/>
+                <w:sz w:val="22"/>
+                <w:szCs w:val="22"/>
                 <w:lang w:eastAsia="es-SV"/>
               </w:rPr>
               <w:t>0.2</w:t>
@@ -4518,14 +5425,19 @@
           </w:tcPr>
           <w:p>
             <w:pPr>
-              <w:rPr>
-                <w:rFonts w:ascii="Arial" w:eastAsia="Times New Roman" w:hAnsi="Arial" w:cs="Arial"/>
-                <w:lang w:eastAsia="es-SV"/>
-              </w:rPr>
-            </w:pPr>
-            <w:r>
-              <w:rPr>
-                <w:rFonts w:ascii="Arial" w:eastAsia="Times New Roman" w:hAnsi="Arial" w:cs="Arial"/>
+              <w:spacing w:line="276" w:lineRule="auto"/>
+              <w:rPr>
+                <w:rFonts w:ascii="Arial" w:eastAsia="Times New Roman" w:hAnsi="Arial" w:cs="Arial"/>
+                <w:sz w:val="22"/>
+                <w:szCs w:val="22"/>
+                <w:lang w:eastAsia="es-SV"/>
+              </w:rPr>
+            </w:pPr>
+            <w:r>
+              <w:rPr>
+                <w:rFonts w:ascii="Arial" w:eastAsia="Times New Roman" w:hAnsi="Arial" w:cs="Arial"/>
+                <w:sz w:val="22"/>
+                <w:szCs w:val="22"/>
                 <w:lang w:eastAsia="es-SV"/>
               </w:rPr>
               <w:t>Ventiladores de techo</w:t>
@@ -4545,15 +5457,20 @@
           </w:tcPr>
           <w:p>
             <w:pPr>
+              <w:spacing w:line="276" w:lineRule="auto"/>
               <w:jc w:val="center"/>
               <w:rPr>
                 <w:rFonts w:ascii="Arial" w:eastAsia="Times New Roman" w:hAnsi="Arial" w:cs="Arial"/>
-                <w:lang w:eastAsia="es-SV"/>
-              </w:rPr>
-            </w:pPr>
-            <w:r>
-              <w:rPr>
-                <w:rFonts w:ascii="Arial" w:eastAsia="Times New Roman" w:hAnsi="Arial" w:cs="Arial"/>
+                <w:sz w:val="22"/>
+                <w:szCs w:val="22"/>
+                <w:lang w:eastAsia="es-SV"/>
+              </w:rPr>
+            </w:pPr>
+            <w:r>
+              <w:rPr>
+                <w:rFonts w:ascii="Arial" w:eastAsia="Times New Roman" w:hAnsi="Arial" w:cs="Arial"/>
+                <w:sz w:val="22"/>
+                <w:szCs w:val="22"/>
                 <w:lang w:eastAsia="es-SV"/>
               </w:rPr>
               <w:t>2</w:t>
@@ -4573,15 +5490,20 @@
           </w:tcPr>
           <w:p>
             <w:pPr>
+              <w:spacing w:line="276" w:lineRule="auto"/>
               <w:jc w:val="center"/>
               <w:rPr>
                 <w:rFonts w:ascii="Arial" w:eastAsia="Times New Roman" w:hAnsi="Arial" w:cs="Arial"/>
-                <w:lang w:eastAsia="es-SV"/>
-              </w:rPr>
-            </w:pPr>
-            <w:r>
-              <w:rPr>
-                <w:rFonts w:ascii="Arial" w:eastAsia="Times New Roman" w:hAnsi="Arial" w:cs="Arial"/>
+                <w:sz w:val="22"/>
+                <w:szCs w:val="22"/>
+                <w:lang w:eastAsia="es-SV"/>
+              </w:rPr>
+            </w:pPr>
+            <w:r>
+              <w:rPr>
+                <w:rFonts w:ascii="Arial" w:eastAsia="Times New Roman" w:hAnsi="Arial" w:cs="Arial"/>
+                <w:sz w:val="22"/>
+                <w:szCs w:val="22"/>
                 <w:lang w:eastAsia="es-SV"/>
               </w:rPr>
               <w:t>75 W</w:t>
@@ -4601,15 +5523,20 @@
           </w:tcPr>
           <w:p>
             <w:pPr>
+              <w:spacing w:line="276" w:lineRule="auto"/>
               <w:jc w:val="center"/>
               <w:rPr>
                 <w:rFonts w:ascii="Arial" w:eastAsia="Times New Roman" w:hAnsi="Arial" w:cs="Arial"/>
-                <w:lang w:eastAsia="es-SV"/>
-              </w:rPr>
-            </w:pPr>
-            <w:r>
-              <w:rPr>
-                <w:rFonts w:ascii="Arial" w:eastAsia="Times New Roman" w:hAnsi="Arial" w:cs="Arial"/>
+                <w:sz w:val="22"/>
+                <w:szCs w:val="22"/>
+                <w:lang w:eastAsia="es-SV"/>
+              </w:rPr>
+            </w:pPr>
+            <w:r>
+              <w:rPr>
+                <w:rFonts w:ascii="Arial" w:eastAsia="Times New Roman" w:hAnsi="Arial" w:cs="Arial"/>
+                <w:sz w:val="22"/>
+                <w:szCs w:val="22"/>
                 <w:lang w:eastAsia="es-SV"/>
               </w:rPr>
               <w:t>4 h</w:t>
@@ -4629,15 +5556,20 @@
           </w:tcPr>
           <w:p>
             <w:pPr>
+              <w:spacing w:line="276" w:lineRule="auto"/>
               <w:jc w:val="center"/>
               <w:rPr>
                 <w:rFonts w:ascii="Arial" w:eastAsia="Times New Roman" w:hAnsi="Arial" w:cs="Arial"/>
-                <w:lang w:eastAsia="es-SV"/>
-              </w:rPr>
-            </w:pPr>
-            <w:r>
-              <w:rPr>
-                <w:rFonts w:ascii="Arial" w:eastAsia="Times New Roman" w:hAnsi="Arial" w:cs="Arial"/>
+                <w:sz w:val="22"/>
+                <w:szCs w:val="22"/>
+                <w:lang w:eastAsia="es-SV"/>
+              </w:rPr>
+            </w:pPr>
+            <w:r>
+              <w:rPr>
+                <w:rFonts w:ascii="Arial" w:eastAsia="Times New Roman" w:hAnsi="Arial" w:cs="Arial"/>
+                <w:sz w:val="22"/>
+                <w:szCs w:val="22"/>
                 <w:lang w:eastAsia="es-SV"/>
               </w:rPr>
               <w:t>0.6</w:t>
@@ -4648,22 +5580,30 @@
     </w:tbl>
     <w:p>
       <w:pPr>
-        <w:rPr>
-          <w:rFonts w:ascii="Arial" w:eastAsia="Times New Roman" w:hAnsi="Arial" w:cs="Arial"/>
-          <w:lang w:eastAsia="es-SV"/>
-        </w:rPr>
-      </w:pPr>
-    </w:p>
-    <w:p>
-      <w:pPr>
-        <w:rPr>
-          <w:rFonts w:ascii="Arial" w:eastAsia="Times New Roman" w:hAnsi="Arial" w:cs="Arial"/>
-          <w:lang w:eastAsia="es-SV"/>
-        </w:rPr>
-      </w:pPr>
-      <w:r>
-        <w:rPr>
-          <w:rFonts w:ascii="Arial" w:eastAsia="Times New Roman" w:hAnsi="Arial" w:cs="Arial"/>
+        <w:spacing w:line="276" w:lineRule="auto"/>
+        <w:rPr>
+          <w:rFonts w:ascii="Arial" w:eastAsia="Times New Roman" w:hAnsi="Arial" w:cs="Arial"/>
+          <w:sz w:val="22"/>
+          <w:szCs w:val="22"/>
+          <w:lang w:eastAsia="es-SV"/>
+        </w:rPr>
+      </w:pPr>
+    </w:p>
+    <w:p>
+      <w:pPr>
+        <w:spacing w:line="276" w:lineRule="auto"/>
+        <w:rPr>
+          <w:rFonts w:ascii="Arial" w:eastAsia="Times New Roman" w:hAnsi="Arial" w:cs="Arial"/>
+          <w:sz w:val="22"/>
+          <w:szCs w:val="22"/>
+          <w:lang w:eastAsia="es-SV"/>
+        </w:rPr>
+      </w:pPr>
+      <w:r>
+        <w:rPr>
+          <w:rFonts w:ascii="Arial" w:eastAsia="Times New Roman" w:hAnsi="Arial" w:cs="Arial"/>
+          <w:sz w:val="22"/>
+          <w:szCs w:val="22"/>
           <w:lang w:eastAsia="es-SV"/>
         </w:rPr>
         <w:t xml:space="preserve">Total, diario: 2.16 </w:t>
@@ -4672,6 +5612,8 @@
       <w:r>
         <w:rPr>
           <w:rFonts w:ascii="Arial" w:eastAsia="Times New Roman" w:hAnsi="Arial" w:cs="Arial"/>
+          <w:sz w:val="22"/>
+          <w:szCs w:val="22"/>
           <w:lang w:eastAsia="es-SV"/>
         </w:rPr>
         <w:t>kWh</w:t>
@@ -4680,14 +5622,19 @@
     </w:p>
     <w:p>
       <w:pPr>
-        <w:rPr>
-          <w:rFonts w:ascii="Arial" w:eastAsia="Times New Roman" w:hAnsi="Arial" w:cs="Arial"/>
-          <w:lang w:eastAsia="es-SV"/>
-        </w:rPr>
-      </w:pPr>
-      <w:r>
-        <w:rPr>
-          <w:rFonts w:ascii="Arial" w:eastAsia="Times New Roman" w:hAnsi="Arial" w:cs="Arial"/>
+        <w:spacing w:line="276" w:lineRule="auto"/>
+        <w:rPr>
+          <w:rFonts w:ascii="Arial" w:eastAsia="Times New Roman" w:hAnsi="Arial" w:cs="Arial"/>
+          <w:sz w:val="22"/>
+          <w:szCs w:val="22"/>
+          <w:lang w:eastAsia="es-SV"/>
+        </w:rPr>
+      </w:pPr>
+      <w:r>
+        <w:rPr>
+          <w:rFonts w:ascii="Arial" w:eastAsia="Times New Roman" w:hAnsi="Arial" w:cs="Arial"/>
+          <w:sz w:val="22"/>
+          <w:szCs w:val="22"/>
           <w:lang w:eastAsia="es-SV"/>
         </w:rPr>
         <w:t xml:space="preserve">consumo base = 2.16 </w:t>
@@ -4696,6 +5643,8 @@
       <w:r>
         <w:rPr>
           <w:rFonts w:ascii="Arial" w:eastAsia="Times New Roman" w:hAnsi="Arial" w:cs="Arial"/>
+          <w:sz w:val="22"/>
+          <w:szCs w:val="22"/>
           <w:lang w:eastAsia="es-SV"/>
         </w:rPr>
         <w:t>kWh</w:t>
@@ -4704,6 +5653,8 @@
       <w:r>
         <w:rPr>
           <w:rFonts w:ascii="Arial" w:eastAsia="Times New Roman" w:hAnsi="Arial" w:cs="Arial"/>
+          <w:sz w:val="22"/>
+          <w:szCs w:val="22"/>
           <w:lang w:eastAsia="es-SV"/>
         </w:rPr>
         <w:t xml:space="preserve"> ÷ 3 horas activas = 0.72 </w:t>
@@ -4712,6 +5663,8 @@
       <w:r>
         <w:rPr>
           <w:rFonts w:ascii="Arial" w:eastAsia="Times New Roman" w:hAnsi="Arial" w:cs="Arial"/>
+          <w:sz w:val="22"/>
+          <w:szCs w:val="22"/>
           <w:lang w:eastAsia="es-SV"/>
         </w:rPr>
         <w:t>kWh</w:t>
@@ -4720,109 +5673,323 @@
     </w:p>
     <w:p>
       <w:pPr>
-        <w:rPr>
-          <w:rFonts w:ascii="Arial" w:eastAsia="Times New Roman" w:hAnsi="Arial" w:cs="Arial"/>
-          <w:lang w:eastAsia="es-SV"/>
-        </w:rPr>
-      </w:pPr>
-    </w:p>
-    <w:p>
-      <w:pPr>
-        <w:rPr>
-          <w:rFonts w:ascii="Arial" w:eastAsia="Times New Roman" w:hAnsi="Arial" w:cs="Arial"/>
-          <w:lang w:eastAsia="es-SV"/>
-        </w:rPr>
-      </w:pPr>
-    </w:p>
-    <w:p>
-      <w:pPr>
-        <w:rPr>
-          <w:rFonts w:ascii="Arial" w:eastAsia="Times New Roman" w:hAnsi="Arial" w:cs="Arial"/>
-          <w:lang w:eastAsia="es-SV"/>
-        </w:rPr>
-      </w:pPr>
-      <w:r>
-        <w:rPr>
-          <w:rFonts w:ascii="Arial" w:eastAsia="Times New Roman" w:hAnsi="Arial" w:cs="Arial"/>
-          <w:sz w:val="22"/>
-          <w:lang w:eastAsia="es-SV"/>
-        </w:rPr>
-        <w:t xml:space="preserve">Nota de Diseño Arquitectónico Sostenible: A diferencia de los laboratorios informáticos y la oficina administrativa, los cuales poseen una elevada carga térmica interna e ininterrumpida debido a los procesadores fijos de las computadoras de escritorio, el Aula 101 presenta un perfil de ocupación intermitente y dinámico con baja disipación calórica de hardware fijo (únicamente el proyector y la laptop docente). Por consiguiente, se seleccionaron ventiladores de techo (75 W) en lugar de un compresor de aire acondicionado (1200 W - 1500 W), reduciendo el consumo de potencia instantánea de la zona en más de un 90%. Esta decisión de diseño bioclimático permite, además, evaluar escenarios reales de contraste de consumo en los </w:t>
+        <w:spacing w:line="276" w:lineRule="auto"/>
+        <w:rPr>
+          <w:rFonts w:ascii="Arial" w:eastAsia="Times New Roman" w:hAnsi="Arial" w:cs="Arial"/>
+          <w:sz w:val="22"/>
+          <w:szCs w:val="22"/>
+          <w:lang w:eastAsia="es-SV"/>
+        </w:rPr>
+      </w:pPr>
+    </w:p>
+    <w:p>
+      <w:pPr>
+        <w:spacing w:line="276" w:lineRule="auto"/>
+        <w:rPr>
+          <w:rFonts w:ascii="Arial" w:eastAsia="Times New Roman" w:hAnsi="Arial" w:cs="Arial"/>
+          <w:sz w:val="22"/>
+          <w:szCs w:val="22"/>
+          <w:lang w:eastAsia="es-SV"/>
+        </w:rPr>
+      </w:pPr>
+    </w:p>
+    <w:p>
+      <w:pPr>
+        <w:spacing w:line="276" w:lineRule="auto"/>
+        <w:rPr>
+          <w:rFonts w:ascii="Arial" w:eastAsia="Times New Roman" w:hAnsi="Arial" w:cs="Arial"/>
+          <w:sz w:val="22"/>
+          <w:szCs w:val="22"/>
+          <w:lang w:eastAsia="es-SV"/>
+        </w:rPr>
+      </w:pPr>
+      <w:r>
+        <w:rPr>
+          <w:rFonts w:ascii="Arial" w:eastAsia="Times New Roman" w:hAnsi="Arial" w:cs="Arial"/>
+          <w:sz w:val="22"/>
+          <w:szCs w:val="22"/>
+          <w:lang w:eastAsia="es-SV"/>
+        </w:rPr>
+        <w:t>Nota de Diseño Arquitectónico Sostenible</w:t>
+      </w:r>
+      <w:r>
+        <w:rPr>
+          <w:rFonts w:ascii="Arial" w:hAnsi="Arial" w:cs="Arial"/>
+          <w:sz w:val="22"/>
+          <w:szCs w:val="22"/>
+        </w:rPr>
+        <w:t xml:space="preserve"> </w:t>
+      </w:r>
+      <w:r>
+        <w:rPr>
+          <w:rFonts w:ascii="Arial" w:hAnsi="Arial" w:cs="Arial"/>
+          <w:sz w:val="22"/>
+          <w:szCs w:val="22"/>
+        </w:rPr>
+        <w:t xml:space="preserve">diferencia de los laboratorios y oficinas, que tienen computadoras fijas encendidas todo el día y alta carga de calor, el </w:t>
+      </w:r>
+      <w:r>
+        <w:rPr>
+          <w:rStyle w:val="Textoennegrita"/>
+          <w:rFonts w:ascii="Arial" w:hAnsi="Arial" w:cs="Arial"/>
+          <w:sz w:val="22"/>
+          <w:szCs w:val="22"/>
+        </w:rPr>
+        <w:t>Aula 101</w:t>
+      </w:r>
+      <w:r>
+        <w:rPr>
+          <w:rFonts w:ascii="Arial" w:hAnsi="Arial" w:cs="Arial"/>
+          <w:sz w:val="22"/>
+          <w:szCs w:val="22"/>
+        </w:rPr>
+        <w:t xml:space="preserve"> tiene un uso intermitente y pocos equipos (solo proyector y laptop). Por ello, se instalaron </w:t>
+      </w:r>
+      <w:r>
+        <w:rPr>
+          <w:rStyle w:val="Textoennegrita"/>
+          <w:rFonts w:ascii="Arial" w:hAnsi="Arial" w:cs="Arial"/>
+          <w:sz w:val="22"/>
+          <w:szCs w:val="22"/>
+        </w:rPr>
+        <w:t>ventiladores de techo (75 W)</w:t>
+      </w:r>
+      <w:r>
+        <w:rPr>
+          <w:rFonts w:ascii="Arial" w:hAnsi="Arial" w:cs="Arial"/>
+          <w:sz w:val="22"/>
+          <w:szCs w:val="22"/>
+        </w:rPr>
+        <w:t xml:space="preserve"> en lugar de aire acondicionado (1500 W). Esto reduce la potencia demandada en más del 90%, aplicando un diseño bioclimático real que permitirá contrastar de forma muy interesante los consumos en los </w:t>
       </w:r>
       <w:proofErr w:type="spellStart"/>
       <w:r>
         <w:rPr>
-          <w:rFonts w:ascii="Arial" w:eastAsia="Times New Roman" w:hAnsi="Arial" w:cs="Arial"/>
-          <w:sz w:val="22"/>
-          <w:lang w:eastAsia="es-SV"/>
+          <w:rFonts w:ascii="Arial" w:hAnsi="Arial" w:cs="Arial"/>
+          <w:sz w:val="22"/>
+          <w:szCs w:val="22"/>
         </w:rPr>
         <w:t>dashboards</w:t>
       </w:r>
       <w:proofErr w:type="spellEnd"/>
       <w:r>
         <w:rPr>
-          <w:rFonts w:ascii="Arial" w:eastAsia="Times New Roman" w:hAnsi="Arial" w:cs="Arial"/>
-          <w:sz w:val="22"/>
-          <w:lang w:eastAsia="es-SV"/>
+          <w:rFonts w:ascii="Arial" w:hAnsi="Arial" w:cs="Arial"/>
+          <w:sz w:val="22"/>
+          <w:szCs w:val="22"/>
         </w:rPr>
         <w:t xml:space="preserve"> de </w:t>
       </w:r>
       <w:proofErr w:type="spellStart"/>
       <w:r>
         <w:rPr>
-          <w:rFonts w:ascii="Arial" w:eastAsia="Times New Roman" w:hAnsi="Arial" w:cs="Arial"/>
-          <w:sz w:val="22"/>
-          <w:lang w:eastAsia="es-SV"/>
+          <w:rFonts w:ascii="Arial" w:hAnsi="Arial" w:cs="Arial"/>
+          <w:sz w:val="22"/>
+          <w:szCs w:val="22"/>
         </w:rPr>
         <w:t>Grafana</w:t>
       </w:r>
       <w:proofErr w:type="spellEnd"/>
       <w:r>
         <w:rPr>
-          <w:rFonts w:ascii="Arial" w:eastAsia="Times New Roman" w:hAnsi="Arial" w:cs="Arial"/>
-          <w:sz w:val="22"/>
-          <w:lang w:eastAsia="es-SV"/>
+          <w:rFonts w:ascii="Arial" w:hAnsi="Arial" w:cs="Arial"/>
+          <w:sz w:val="22"/>
+          <w:szCs w:val="22"/>
         </w:rPr>
         <w:t>.</w:t>
       </w:r>
     </w:p>
     <w:p>
       <w:pPr>
-        <w:rPr>
-          <w:rFonts w:ascii="Arial" w:eastAsia="Times New Roman" w:hAnsi="Arial" w:cs="Arial"/>
-          <w:lang w:eastAsia="es-SV"/>
-        </w:rPr>
-      </w:pPr>
-    </w:p>
-    <w:p>
-      <w:pPr>
-        <w:rPr>
-          <w:rFonts w:ascii="Arial" w:eastAsia="Times New Roman" w:hAnsi="Arial" w:cs="Arial"/>
-          <w:sz w:val="22"/>
-          <w:lang w:eastAsia="es-SV"/>
-        </w:rPr>
-      </w:pPr>
-    </w:p>
-    <w:p>
-      <w:pPr>
-        <w:rPr>
-          <w:rFonts w:ascii="Arial" w:eastAsia="Times New Roman" w:hAnsi="Arial" w:cs="Arial"/>
-          <w:sz w:val="22"/>
-          <w:lang w:eastAsia="es-SV"/>
-        </w:rPr>
-      </w:pPr>
-    </w:p>
-    <w:p>
-      <w:pPr>
-        <w:rPr>
-          <w:rFonts w:ascii="Arial" w:eastAsia="Times New Roman" w:hAnsi="Arial" w:cs="Arial"/>
-          <w:lang w:eastAsia="es-SV"/>
-        </w:rPr>
-      </w:pPr>
-      <w:r>
-        <w:rPr>
-          <w:rFonts w:ascii="Arial" w:eastAsia="Times New Roman" w:hAnsi="Arial" w:cs="Arial"/>
-          <w:sz w:val="22"/>
+        <w:spacing w:line="276" w:lineRule="auto"/>
+        <w:rPr>
+          <w:rFonts w:ascii="Arial" w:eastAsia="Times New Roman" w:hAnsi="Arial" w:cs="Arial"/>
+          <w:sz w:val="22"/>
+          <w:szCs w:val="22"/>
+          <w:lang w:eastAsia="es-SV"/>
+        </w:rPr>
+      </w:pPr>
+    </w:p>
+    <w:p>
+      <w:pPr>
+        <w:spacing w:line="276" w:lineRule="auto"/>
+        <w:rPr>
+          <w:rFonts w:ascii="Arial" w:eastAsia="Times New Roman" w:hAnsi="Arial" w:cs="Arial"/>
+          <w:sz w:val="22"/>
+          <w:szCs w:val="22"/>
+          <w:lang w:eastAsia="es-SV"/>
+        </w:rPr>
+      </w:pPr>
+    </w:p>
+    <w:p>
+      <w:pPr>
+        <w:spacing w:line="276" w:lineRule="auto"/>
+        <w:rPr>
+          <w:rFonts w:ascii="Arial" w:eastAsia="Times New Roman" w:hAnsi="Arial" w:cs="Arial"/>
+          <w:sz w:val="22"/>
+          <w:szCs w:val="22"/>
+          <w:lang w:eastAsia="es-SV"/>
+        </w:rPr>
+      </w:pPr>
+    </w:p>
+    <w:p>
+      <w:pPr>
+        <w:spacing w:line="276" w:lineRule="auto"/>
+        <w:rPr>
+          <w:rFonts w:ascii="Arial" w:eastAsia="Times New Roman" w:hAnsi="Arial" w:cs="Arial"/>
+          <w:sz w:val="22"/>
+          <w:szCs w:val="22"/>
+          <w:lang w:eastAsia="es-SV"/>
+        </w:rPr>
+      </w:pPr>
+    </w:p>
+    <w:p>
+      <w:pPr>
+        <w:spacing w:line="276" w:lineRule="auto"/>
+        <w:rPr>
+          <w:rFonts w:ascii="Arial" w:eastAsia="Times New Roman" w:hAnsi="Arial" w:cs="Arial"/>
+          <w:sz w:val="22"/>
+          <w:szCs w:val="22"/>
+          <w:lang w:eastAsia="es-SV"/>
+        </w:rPr>
+      </w:pPr>
+    </w:p>
+    <w:p>
+      <w:pPr>
+        <w:spacing w:line="276" w:lineRule="auto"/>
+        <w:rPr>
+          <w:rFonts w:ascii="Arial" w:eastAsia="Times New Roman" w:hAnsi="Arial" w:cs="Arial"/>
+          <w:sz w:val="22"/>
+          <w:szCs w:val="22"/>
+          <w:lang w:eastAsia="es-SV"/>
+        </w:rPr>
+      </w:pPr>
+    </w:p>
+    <w:p>
+      <w:pPr>
+        <w:spacing w:line="276" w:lineRule="auto"/>
+        <w:rPr>
+          <w:rFonts w:ascii="Arial" w:eastAsia="Times New Roman" w:hAnsi="Arial" w:cs="Arial"/>
+          <w:sz w:val="22"/>
+          <w:szCs w:val="22"/>
+          <w:lang w:eastAsia="es-SV"/>
+        </w:rPr>
+      </w:pPr>
+    </w:p>
+    <w:p>
+      <w:pPr>
+        <w:spacing w:line="276" w:lineRule="auto"/>
+        <w:rPr>
+          <w:rFonts w:ascii="Arial" w:eastAsia="Times New Roman" w:hAnsi="Arial" w:cs="Arial"/>
+          <w:sz w:val="22"/>
+          <w:szCs w:val="22"/>
+          <w:lang w:eastAsia="es-SV"/>
+        </w:rPr>
+      </w:pPr>
+    </w:p>
+    <w:p>
+      <w:pPr>
+        <w:spacing w:line="276" w:lineRule="auto"/>
+        <w:rPr>
+          <w:rFonts w:ascii="Arial" w:eastAsia="Times New Roman" w:hAnsi="Arial" w:cs="Arial"/>
+          <w:sz w:val="22"/>
+          <w:szCs w:val="22"/>
+          <w:lang w:eastAsia="es-SV"/>
+        </w:rPr>
+      </w:pPr>
+    </w:p>
+    <w:p>
+      <w:pPr>
+        <w:spacing w:line="276" w:lineRule="auto"/>
+        <w:rPr>
+          <w:rFonts w:ascii="Arial" w:eastAsia="Times New Roman" w:hAnsi="Arial" w:cs="Arial"/>
+          <w:sz w:val="22"/>
+          <w:szCs w:val="22"/>
+          <w:lang w:eastAsia="es-SV"/>
+        </w:rPr>
+      </w:pPr>
+    </w:p>
+    <w:p>
+      <w:pPr>
+        <w:spacing w:line="276" w:lineRule="auto"/>
+        <w:rPr>
+          <w:rFonts w:ascii="Arial" w:eastAsia="Times New Roman" w:hAnsi="Arial" w:cs="Arial"/>
+          <w:sz w:val="22"/>
+          <w:szCs w:val="22"/>
+          <w:lang w:eastAsia="es-SV"/>
+        </w:rPr>
+      </w:pPr>
+    </w:p>
+    <w:p>
+      <w:pPr>
+        <w:spacing w:line="276" w:lineRule="auto"/>
+        <w:rPr>
+          <w:rFonts w:ascii="Arial" w:eastAsia="Times New Roman" w:hAnsi="Arial" w:cs="Arial"/>
+          <w:sz w:val="22"/>
+          <w:szCs w:val="22"/>
+          <w:lang w:eastAsia="es-SV"/>
+        </w:rPr>
+      </w:pPr>
+    </w:p>
+    <w:p>
+      <w:pPr>
+        <w:spacing w:line="276" w:lineRule="auto"/>
+        <w:rPr>
+          <w:rFonts w:ascii="Arial" w:eastAsia="Times New Roman" w:hAnsi="Arial" w:cs="Arial"/>
+          <w:sz w:val="22"/>
+          <w:szCs w:val="22"/>
+          <w:lang w:eastAsia="es-SV"/>
+        </w:rPr>
+      </w:pPr>
+    </w:p>
+    <w:p>
+      <w:pPr>
+        <w:spacing w:line="276" w:lineRule="auto"/>
+        <w:rPr>
+          <w:rFonts w:ascii="Arial" w:eastAsia="Times New Roman" w:hAnsi="Arial" w:cs="Arial"/>
+          <w:sz w:val="22"/>
+          <w:szCs w:val="22"/>
+          <w:lang w:eastAsia="es-SV"/>
+        </w:rPr>
+      </w:pPr>
+    </w:p>
+    <w:p>
+      <w:pPr>
+        <w:spacing w:line="276" w:lineRule="auto"/>
+        <w:rPr>
+          <w:rFonts w:ascii="Arial" w:eastAsia="Times New Roman" w:hAnsi="Arial" w:cs="Arial"/>
+          <w:sz w:val="22"/>
+          <w:szCs w:val="22"/>
+          <w:lang w:eastAsia="es-SV"/>
+        </w:rPr>
+      </w:pPr>
+    </w:p>
+    <w:p>
+      <w:pPr>
+        <w:spacing w:line="276" w:lineRule="auto"/>
+        <w:rPr>
+          <w:rFonts w:ascii="Arial" w:eastAsia="Times New Roman" w:hAnsi="Arial" w:cs="Arial"/>
+          <w:sz w:val="22"/>
+          <w:szCs w:val="22"/>
+          <w:lang w:eastAsia="es-SV"/>
+        </w:rPr>
+      </w:pPr>
+    </w:p>
+    <w:p>
+      <w:pPr>
+        <w:spacing w:line="276" w:lineRule="auto"/>
+        <w:rPr>
+          <w:rFonts w:ascii="Arial" w:eastAsia="Times New Roman" w:hAnsi="Arial" w:cs="Arial"/>
+          <w:sz w:val="22"/>
+          <w:szCs w:val="22"/>
+          <w:lang w:eastAsia="es-SV"/>
+        </w:rPr>
+      </w:pPr>
+      <w:r>
+        <w:rPr>
+          <w:rFonts w:ascii="Arial" w:eastAsia="Times New Roman" w:hAnsi="Arial" w:cs="Arial"/>
+          <w:sz w:val="22"/>
+          <w:szCs w:val="22"/>
           <w:lang w:eastAsia="es-SV"/>
         </w:rPr>
         <w:br/>
@@ -4832,6 +5999,7 @@
         <w:rPr>
           <w:rFonts w:ascii="Arial" w:eastAsia="Times New Roman" w:hAnsi="Arial" w:cs="Arial"/>
           <w:sz w:val="22"/>
+          <w:szCs w:val="22"/>
           <w:lang w:eastAsia="es-SV"/>
         </w:rPr>
         <w:br/>
@@ -4839,14 +6007,19 @@
     </w:p>
     <w:p>
       <w:pPr>
-        <w:rPr>
-          <w:rFonts w:ascii="Arial" w:eastAsia="Times New Roman" w:hAnsi="Arial" w:cs="Arial"/>
-          <w:lang w:eastAsia="es-SV"/>
-        </w:rPr>
-      </w:pPr>
-      <w:r>
-        <w:rPr>
-          <w:rFonts w:ascii="Arial" w:eastAsia="Times New Roman" w:hAnsi="Arial" w:cs="Arial"/>
+        <w:spacing w:line="276" w:lineRule="auto"/>
+        <w:rPr>
+          <w:rFonts w:ascii="Arial" w:eastAsia="Times New Roman" w:hAnsi="Arial" w:cs="Arial"/>
+          <w:sz w:val="22"/>
+          <w:szCs w:val="22"/>
+          <w:lang w:eastAsia="es-SV"/>
+        </w:rPr>
+      </w:pPr>
+      <w:r>
+        <w:rPr>
+          <w:rFonts w:ascii="Arial" w:eastAsia="Times New Roman" w:hAnsi="Arial" w:cs="Arial"/>
+          <w:sz w:val="22"/>
+          <w:szCs w:val="22"/>
           <w:lang w:eastAsia="es-SV"/>
         </w:rPr>
         <w:t>Página para verificar consumos de equipo:</w:t>
@@ -4854,14 +6027,19 @@
     </w:p>
     <w:p>
       <w:pPr>
-        <w:rPr>
-          <w:rFonts w:ascii="Arial" w:eastAsia="Times New Roman" w:hAnsi="Arial" w:cs="Arial"/>
-          <w:lang w:eastAsia="es-SV"/>
-        </w:rPr>
-      </w:pPr>
-      <w:r>
-        <w:rPr>
-          <w:rFonts w:ascii="Arial" w:eastAsia="Times New Roman" w:hAnsi="Arial" w:cs="Arial"/>
+        <w:spacing w:line="276" w:lineRule="auto"/>
+        <w:rPr>
+          <w:rFonts w:ascii="Arial" w:eastAsia="Times New Roman" w:hAnsi="Arial" w:cs="Arial"/>
+          <w:sz w:val="22"/>
+          <w:szCs w:val="22"/>
+          <w:lang w:eastAsia="es-SV"/>
+        </w:rPr>
+      </w:pPr>
+      <w:r>
+        <w:rPr>
+          <w:rFonts w:ascii="Arial" w:eastAsia="Times New Roman" w:hAnsi="Arial" w:cs="Arial"/>
+          <w:sz w:val="22"/>
+          <w:szCs w:val="22"/>
           <w:lang w:eastAsia="es-SV"/>
         </w:rPr>
         <w:br/>
@@ -4871,6 +6049,8 @@
           <w:rPr>
             <w:rStyle w:val="Hipervnculo"/>
             <w:rFonts w:ascii="Arial" w:eastAsia="Times New Roman" w:hAnsi="Arial" w:cs="Arial"/>
+            <w:sz w:val="22"/>
+            <w:szCs w:val="22"/>
             <w:lang w:eastAsia="es-SV"/>
           </w:rPr>
           <w:t>https://www.daftlogic.com/information-appliance-power-consumption.htm</w:t>
@@ -4879,43 +6059,611 @@
     </w:p>
     <w:p>
       <w:pPr>
-        <w:rPr>
-          <w:rFonts w:ascii="Arial" w:eastAsia="Times New Roman" w:hAnsi="Arial" w:cs="Arial"/>
-          <w:lang w:eastAsia="es-SV"/>
-        </w:rPr>
-      </w:pPr>
-    </w:p>
-    <w:p>
-      <w:pPr>
-        <w:rPr>
-          <w:rFonts w:ascii="Arial" w:eastAsia="Times New Roman" w:hAnsi="Arial" w:cs="Arial"/>
-          <w:lang w:eastAsia="es-SV"/>
-        </w:rPr>
-      </w:pPr>
-    </w:p>
-    <w:p>
-      <w:pPr>
-        <w:rPr>
-          <w:rFonts w:ascii="Arial" w:eastAsia="Times New Roman" w:hAnsi="Arial" w:cs="Arial"/>
-          <w:lang w:eastAsia="es-SV"/>
-        </w:rPr>
-      </w:pPr>
-      <w:r>
-        <w:rPr>
-          <w:rFonts w:ascii="Arial" w:eastAsia="Times New Roman" w:hAnsi="Arial" w:cs="Arial"/>
-          <w:sz w:val="22"/>
+        <w:spacing w:line="276" w:lineRule="auto"/>
+        <w:rPr>
+          <w:rFonts w:ascii="Arial" w:eastAsia="Times New Roman" w:hAnsi="Arial" w:cs="Arial"/>
+          <w:sz w:val="22"/>
+          <w:szCs w:val="22"/>
+          <w:lang w:eastAsia="es-SV"/>
+        </w:rPr>
+      </w:pPr>
+    </w:p>
+    <w:p>
+      <w:pPr>
+        <w:spacing w:line="276" w:lineRule="auto"/>
+        <w:rPr>
+          <w:rFonts w:ascii="Arial" w:eastAsia="Times New Roman" w:hAnsi="Arial" w:cs="Arial"/>
+          <w:sz w:val="22"/>
+          <w:szCs w:val="22"/>
+          <w:lang w:eastAsia="es-SV"/>
+        </w:rPr>
+      </w:pPr>
+    </w:p>
+    <w:p>
+      <w:pPr>
+        <w:spacing w:line="276" w:lineRule="auto"/>
+        <w:rPr>
+          <w:rFonts w:ascii="Arial" w:eastAsia="Times New Roman" w:hAnsi="Arial" w:cs="Arial"/>
+          <w:sz w:val="22"/>
+          <w:szCs w:val="22"/>
+          <w:lang w:eastAsia="es-SV"/>
+        </w:rPr>
+      </w:pPr>
+      <w:r>
+        <w:rPr>
+          <w:rFonts w:ascii="Arial" w:eastAsia="Times New Roman" w:hAnsi="Arial" w:cs="Arial"/>
+          <w:sz w:val="22"/>
+          <w:szCs w:val="22"/>
+          <w:lang w:eastAsia="es-SV"/>
+        </w:rPr>
+        <w:t xml:space="preserve">capturas de carga de </w:t>
+      </w:r>
+      <w:proofErr w:type="spellStart"/>
+      <w:r>
+        <w:rPr>
+          <w:rFonts w:ascii="Arial" w:eastAsia="Times New Roman" w:hAnsi="Arial" w:cs="Arial"/>
+          <w:sz w:val="22"/>
+          <w:szCs w:val="22"/>
+          <w:lang w:eastAsia="es-SV"/>
+        </w:rPr>
+        <w:t>informcion</w:t>
+      </w:r>
+      <w:proofErr w:type="spellEnd"/>
+      <w:r>
+        <w:rPr>
+          <w:rFonts w:ascii="Arial" w:eastAsia="Times New Roman" w:hAnsi="Arial" w:cs="Arial"/>
+          <w:sz w:val="22"/>
+          <w:szCs w:val="22"/>
+          <w:lang w:eastAsia="es-SV"/>
+        </w:rPr>
+        <w:t xml:space="preserve"> en </w:t>
+      </w:r>
+      <w:proofErr w:type="spellStart"/>
+      <w:r>
+        <w:rPr>
+          <w:rFonts w:ascii="Arial" w:eastAsia="Times New Roman" w:hAnsi="Arial" w:cs="Arial"/>
+          <w:sz w:val="22"/>
+          <w:szCs w:val="22"/>
+          <w:lang w:eastAsia="es-SV"/>
+        </w:rPr>
+        <w:t>firebase</w:t>
+      </w:r>
+      <w:proofErr w:type="spellEnd"/>
+    </w:p>
+    <w:p>
+      <w:pPr>
+        <w:spacing w:line="276" w:lineRule="auto"/>
+        <w:rPr>
+          <w:rFonts w:ascii="Arial" w:eastAsia="Times New Roman" w:hAnsi="Arial" w:cs="Arial"/>
+          <w:sz w:val="22"/>
+          <w:szCs w:val="22"/>
+          <w:lang w:eastAsia="es-SV"/>
+        </w:rPr>
+      </w:pPr>
+    </w:p>
+    <w:p>
+      <w:pPr>
+        <w:spacing w:line="276" w:lineRule="auto"/>
+        <w:rPr>
+          <w:rFonts w:ascii="Arial" w:eastAsia="Times New Roman" w:hAnsi="Arial" w:cs="Arial"/>
+          <w:sz w:val="22"/>
+          <w:szCs w:val="22"/>
+          <w:lang w:eastAsia="es-SV"/>
+        </w:rPr>
+      </w:pPr>
+      <w:r>
+        <w:rPr>
+          <w:rFonts w:ascii="Arial" w:eastAsia="Times New Roman" w:hAnsi="Arial" w:cs="Arial"/>
+          <w:sz w:val="22"/>
+          <w:szCs w:val="22"/>
+          <w:lang w:eastAsia="es-SV"/>
+        </w:rPr>
+        <w:drawing>
+          <wp:inline distT="0" distB="0" distL="0" distR="0" wp14:anchorId="1268F589" wp14:editId="662A8F06">
+            <wp:extent cx="5612130" cy="1987550"/>
+            <wp:effectExtent l="0" t="0" r="7620" b="0"/>
+            <wp:docPr id="5" name="Imagen 5"/>
+            <wp:cNvGraphicFramePr>
+              <a:graphicFrameLocks xmlns:a="http://schemas.openxmlformats.org/drawingml/2006/main" noChangeAspect="1"/>
+            </wp:cNvGraphicFramePr>
+            <a:graphic xmlns:a="http://schemas.openxmlformats.org/drawingml/2006/main">
+              <a:graphicData uri="http://schemas.openxmlformats.org/drawingml/2006/picture">
+                <pic:pic xmlns:pic="http://schemas.openxmlformats.org/drawingml/2006/picture">
+                  <pic:nvPicPr>
+                    <pic:cNvPr id="1" name=""/>
+                    <pic:cNvPicPr/>
+                  </pic:nvPicPr>
+                  <pic:blipFill>
+                    <a:blip r:embed="rId9"/>
+                    <a:stretch>
+                      <a:fillRect/>
+                    </a:stretch>
+                  </pic:blipFill>
+                  <pic:spPr>
+                    <a:xfrm>
+                      <a:off x="0" y="0"/>
+                      <a:ext cx="5612130" cy="1987550"/>
+                    </a:xfrm>
+                    <a:prstGeom prst="rect">
+                      <a:avLst/>
+                    </a:prstGeom>
+                  </pic:spPr>
+                </pic:pic>
+              </a:graphicData>
+            </a:graphic>
+          </wp:inline>
+        </w:drawing>
+      </w:r>
+    </w:p>
+    <w:p>
+      <w:pPr>
+        <w:spacing w:line="276" w:lineRule="auto"/>
+        <w:rPr>
+          <w:rFonts w:ascii="Arial" w:eastAsia="Times New Roman" w:hAnsi="Arial" w:cs="Arial"/>
+          <w:sz w:val="22"/>
+          <w:szCs w:val="22"/>
+          <w:lang w:eastAsia="es-SV"/>
+        </w:rPr>
+      </w:pPr>
+    </w:p>
+    <w:p>
+      <w:pPr>
+        <w:spacing w:line="276" w:lineRule="auto"/>
+        <w:rPr>
+          <w:rFonts w:ascii="Arial" w:eastAsia="Times New Roman" w:hAnsi="Arial" w:cs="Arial"/>
+          <w:sz w:val="22"/>
+          <w:szCs w:val="22"/>
+          <w:lang w:eastAsia="es-SV"/>
+        </w:rPr>
+      </w:pPr>
+      <w:r>
+        <w:rPr>
+          <w:rFonts w:ascii="Arial" w:eastAsia="Times New Roman" w:hAnsi="Arial" w:cs="Arial"/>
+          <w:sz w:val="22"/>
+          <w:szCs w:val="22"/>
+          <w:lang w:eastAsia="es-SV"/>
+        </w:rPr>
+        <w:drawing>
+          <wp:inline distT="0" distB="0" distL="0" distR="0" wp14:anchorId="33FE4DBF" wp14:editId="0CD5135F">
+            <wp:extent cx="5612130" cy="1960245"/>
+            <wp:effectExtent l="0" t="0" r="7620" b="1905"/>
+            <wp:docPr id="1" name="Imagen 1"/>
+            <wp:cNvGraphicFramePr>
+              <a:graphicFrameLocks xmlns:a="http://schemas.openxmlformats.org/drawingml/2006/main" noChangeAspect="1"/>
+            </wp:cNvGraphicFramePr>
+            <a:graphic xmlns:a="http://schemas.openxmlformats.org/drawingml/2006/main">
+              <a:graphicData uri="http://schemas.openxmlformats.org/drawingml/2006/picture">
+                <pic:pic xmlns:pic="http://schemas.openxmlformats.org/drawingml/2006/picture">
+                  <pic:nvPicPr>
+                    <pic:cNvPr id="1" name=""/>
+                    <pic:cNvPicPr/>
+                  </pic:nvPicPr>
+                  <pic:blipFill>
+                    <a:blip r:embed="rId10"/>
+                    <a:stretch>
+                      <a:fillRect/>
+                    </a:stretch>
+                  </pic:blipFill>
+                  <pic:spPr>
+                    <a:xfrm>
+                      <a:off x="0" y="0"/>
+                      <a:ext cx="5612130" cy="1960245"/>
+                    </a:xfrm>
+                    <a:prstGeom prst="rect">
+                      <a:avLst/>
+                    </a:prstGeom>
+                  </pic:spPr>
+                </pic:pic>
+              </a:graphicData>
+            </a:graphic>
+          </wp:inline>
+        </w:drawing>
+      </w:r>
+      <w:r>
+        <w:rPr>
+          <w:rFonts w:ascii="Arial" w:eastAsia="Times New Roman" w:hAnsi="Arial" w:cs="Arial"/>
+          <w:sz w:val="22"/>
+          <w:szCs w:val="22"/>
           <w:lang w:eastAsia="es-SV"/>
         </w:rPr>
         <w:br/>
       </w:r>
     </w:p>
     <w:p>
+      <w:pPr>
+        <w:spacing w:line="276" w:lineRule="auto"/>
+        <w:rPr>
+          <w:rFonts w:ascii="Arial" w:hAnsi="Arial" w:cs="Arial"/>
+          <w:sz w:val="22"/>
+          <w:szCs w:val="22"/>
+        </w:rPr>
+      </w:pPr>
+    </w:p>
+    <w:p>
+      <w:pPr>
+        <w:spacing w:line="276" w:lineRule="auto"/>
+        <w:rPr>
+          <w:rFonts w:ascii="Arial" w:hAnsi="Arial" w:cs="Arial"/>
+          <w:sz w:val="22"/>
+          <w:szCs w:val="22"/>
+        </w:rPr>
+      </w:pPr>
+      <w:r>
+        <w:rPr>
+          <w:rFonts w:ascii="Arial" w:hAnsi="Arial" w:cs="Arial"/>
+          <w:sz w:val="22"/>
+          <w:szCs w:val="22"/>
+        </w:rPr>
+        <w:lastRenderedPageBreak/>
+        <w:drawing>
+          <wp:inline distT="0" distB="0" distL="0" distR="0" wp14:anchorId="7E39D65C" wp14:editId="48C29954">
+            <wp:extent cx="5612130" cy="2102485"/>
+            <wp:effectExtent l="0" t="0" r="7620" b="0"/>
+            <wp:docPr id="2" name="Imagen 2"/>
+            <wp:cNvGraphicFramePr>
+              <a:graphicFrameLocks xmlns:a="http://schemas.openxmlformats.org/drawingml/2006/main" noChangeAspect="1"/>
+            </wp:cNvGraphicFramePr>
+            <a:graphic xmlns:a="http://schemas.openxmlformats.org/drawingml/2006/main">
+              <a:graphicData uri="http://schemas.openxmlformats.org/drawingml/2006/picture">
+                <pic:pic xmlns:pic="http://schemas.openxmlformats.org/drawingml/2006/picture">
+                  <pic:nvPicPr>
+                    <pic:cNvPr id="1" name=""/>
+                    <pic:cNvPicPr/>
+                  </pic:nvPicPr>
+                  <pic:blipFill>
+                    <a:blip r:embed="rId11"/>
+                    <a:stretch>
+                      <a:fillRect/>
+                    </a:stretch>
+                  </pic:blipFill>
+                  <pic:spPr>
+                    <a:xfrm>
+                      <a:off x="0" y="0"/>
+                      <a:ext cx="5612130" cy="2102485"/>
+                    </a:xfrm>
+                    <a:prstGeom prst="rect">
+                      <a:avLst/>
+                    </a:prstGeom>
+                  </pic:spPr>
+                </pic:pic>
+              </a:graphicData>
+            </a:graphic>
+          </wp:inline>
+        </w:drawing>
+      </w:r>
+    </w:p>
+    <w:p>
+      <w:pPr>
+        <w:spacing w:line="276" w:lineRule="auto"/>
+        <w:rPr>
+          <w:rFonts w:ascii="Arial" w:hAnsi="Arial" w:cs="Arial"/>
+          <w:sz w:val="22"/>
+          <w:szCs w:val="22"/>
+        </w:rPr>
+      </w:pPr>
+    </w:p>
+    <w:p>
+      <w:pPr>
+        <w:spacing w:line="276" w:lineRule="auto"/>
+        <w:rPr>
+          <w:rFonts w:ascii="Arial" w:hAnsi="Arial" w:cs="Arial"/>
+          <w:sz w:val="22"/>
+          <w:szCs w:val="22"/>
+        </w:rPr>
+      </w:pPr>
+    </w:p>
+    <w:p>
+      <w:pPr>
+        <w:spacing w:line="276" w:lineRule="auto"/>
+        <w:rPr>
+          <w:rFonts w:ascii="Arial" w:hAnsi="Arial" w:cs="Arial"/>
+          <w:sz w:val="22"/>
+          <w:szCs w:val="22"/>
+        </w:rPr>
+      </w:pPr>
+    </w:p>
+    <w:p>
+      <w:pPr>
+        <w:spacing w:line="276" w:lineRule="auto"/>
+        <w:rPr>
+          <w:rFonts w:ascii="Arial" w:hAnsi="Arial" w:cs="Arial"/>
+          <w:sz w:val="22"/>
+          <w:szCs w:val="22"/>
+        </w:rPr>
+      </w:pPr>
+      <w:r>
+        <w:rPr>
+          <w:rFonts w:ascii="Arial" w:hAnsi="Arial" w:cs="Arial"/>
+          <w:sz w:val="22"/>
+          <w:szCs w:val="22"/>
+        </w:rPr>
+        <w:drawing>
+          <wp:inline distT="0" distB="0" distL="0" distR="0" wp14:anchorId="08D43DB9" wp14:editId="157402CE">
+            <wp:extent cx="5612130" cy="1780540"/>
+            <wp:effectExtent l="0" t="0" r="7620" b="0"/>
+            <wp:docPr id="4" name="Imagen 4"/>
+            <wp:cNvGraphicFramePr>
+              <a:graphicFrameLocks xmlns:a="http://schemas.openxmlformats.org/drawingml/2006/main" noChangeAspect="1"/>
+            </wp:cNvGraphicFramePr>
+            <a:graphic xmlns:a="http://schemas.openxmlformats.org/drawingml/2006/main">
+              <a:graphicData uri="http://schemas.openxmlformats.org/drawingml/2006/picture">
+                <pic:pic xmlns:pic="http://schemas.openxmlformats.org/drawingml/2006/picture">
+                  <pic:nvPicPr>
+                    <pic:cNvPr id="1" name=""/>
+                    <pic:cNvPicPr/>
+                  </pic:nvPicPr>
+                  <pic:blipFill>
+                    <a:blip r:embed="rId12"/>
+                    <a:stretch>
+                      <a:fillRect/>
+                    </a:stretch>
+                  </pic:blipFill>
+                  <pic:spPr>
+                    <a:xfrm>
+                      <a:off x="0" y="0"/>
+                      <a:ext cx="5612130" cy="1780540"/>
+                    </a:xfrm>
+                    <a:prstGeom prst="rect">
+                      <a:avLst/>
+                    </a:prstGeom>
+                  </pic:spPr>
+                </pic:pic>
+              </a:graphicData>
+            </a:graphic>
+          </wp:inline>
+        </w:drawing>
+      </w:r>
+    </w:p>
+    <w:p>
+      <w:pPr>
+        <w:spacing w:line="276" w:lineRule="auto"/>
+        <w:rPr>
+          <w:rFonts w:ascii="Arial" w:hAnsi="Arial" w:cs="Arial"/>
+          <w:sz w:val="22"/>
+          <w:szCs w:val="22"/>
+        </w:rPr>
+      </w:pPr>
+    </w:p>
+    <w:p>
+      <w:pPr>
+        <w:spacing w:line="276" w:lineRule="auto"/>
+        <w:rPr>
+          <w:rFonts w:ascii="Arial" w:hAnsi="Arial" w:cs="Arial"/>
+          <w:sz w:val="22"/>
+          <w:szCs w:val="22"/>
+        </w:rPr>
+      </w:pPr>
+    </w:p>
+    <w:p>
+      <w:pPr>
+        <w:spacing w:line="276" w:lineRule="auto"/>
+        <w:rPr>
+          <w:rFonts w:ascii="Arial" w:hAnsi="Arial" w:cs="Arial"/>
+          <w:sz w:val="22"/>
+          <w:szCs w:val="22"/>
+        </w:rPr>
+      </w:pPr>
+    </w:p>
+    <w:p>
+      <w:pPr>
+        <w:spacing w:line="276" w:lineRule="auto"/>
+        <w:rPr>
+          <w:rFonts w:ascii="Arial" w:hAnsi="Arial" w:cs="Arial"/>
+          <w:sz w:val="22"/>
+          <w:szCs w:val="22"/>
+        </w:rPr>
+      </w:pPr>
+      <w:r>
+        <w:rPr>
+          <w:rFonts w:ascii="Arial" w:hAnsi="Arial" w:cs="Arial"/>
+          <w:sz w:val="22"/>
+          <w:szCs w:val="22"/>
+        </w:rPr>
+        <w:t xml:space="preserve">Captura del </w:t>
+      </w:r>
+      <w:proofErr w:type="spellStart"/>
+      <w:r>
+        <w:rPr>
+          <w:rFonts w:ascii="Arial" w:hAnsi="Arial" w:cs="Arial"/>
+          <w:sz w:val="22"/>
+          <w:szCs w:val="22"/>
+        </w:rPr>
+        <w:t>simluador</w:t>
+      </w:r>
+      <w:proofErr w:type="spellEnd"/>
+      <w:r>
+        <w:rPr>
+          <w:rFonts w:ascii="Arial" w:hAnsi="Arial" w:cs="Arial"/>
+          <w:sz w:val="22"/>
+          <w:szCs w:val="22"/>
+        </w:rPr>
+        <w:t xml:space="preserve"> </w:t>
+      </w:r>
+      <w:proofErr w:type="spellStart"/>
+      <w:r>
+        <w:rPr>
+          <w:rFonts w:ascii="Arial" w:hAnsi="Arial" w:cs="Arial"/>
+          <w:sz w:val="22"/>
+          <w:szCs w:val="22"/>
+        </w:rPr>
+        <w:t>IoT</w:t>
+      </w:r>
+      <w:proofErr w:type="spellEnd"/>
+      <w:r>
+        <w:rPr>
+          <w:rFonts w:ascii="Arial" w:hAnsi="Arial" w:cs="Arial"/>
+          <w:sz w:val="22"/>
+          <w:szCs w:val="22"/>
+        </w:rPr>
+        <w:t xml:space="preserve"> </w:t>
+      </w:r>
+      <w:proofErr w:type="spellStart"/>
+      <w:r>
+        <w:rPr>
+          <w:rFonts w:ascii="Arial" w:hAnsi="Arial" w:cs="Arial"/>
+          <w:sz w:val="22"/>
+          <w:szCs w:val="22"/>
+        </w:rPr>
+        <w:t>envio</w:t>
+      </w:r>
+      <w:proofErr w:type="spellEnd"/>
+      <w:r>
+        <w:rPr>
+          <w:rFonts w:ascii="Arial" w:hAnsi="Arial" w:cs="Arial"/>
+          <w:sz w:val="22"/>
+          <w:szCs w:val="22"/>
+        </w:rPr>
+        <w:t xml:space="preserve"> de informacion</w:t>
+      </w:r>
       <w:bookmarkStart w:id="0" w:name="_GoBack"/>
       <w:bookmarkEnd w:id="0"/>
     </w:p>
-    <w:p/>
+    <w:p>
+      <w:pPr>
+        <w:spacing w:line="276" w:lineRule="auto"/>
+        <w:rPr>
+          <w:rFonts w:ascii="Arial" w:hAnsi="Arial" w:cs="Arial"/>
+          <w:sz w:val="22"/>
+          <w:szCs w:val="22"/>
+        </w:rPr>
+      </w:pPr>
+    </w:p>
+    <w:p>
+      <w:pPr>
+        <w:spacing w:line="276" w:lineRule="auto"/>
+        <w:rPr>
+          <w:rFonts w:ascii="Arial" w:hAnsi="Arial" w:cs="Arial"/>
+          <w:sz w:val="22"/>
+          <w:szCs w:val="22"/>
+        </w:rPr>
+      </w:pPr>
+      <w:r>
+        <w:rPr>
+          <w:rFonts w:ascii="Arial" w:hAnsi="Arial" w:cs="Arial"/>
+          <w:sz w:val="22"/>
+          <w:szCs w:val="22"/>
+        </w:rPr>
+        <w:drawing>
+          <wp:inline distT="0" distB="0" distL="0" distR="0" wp14:anchorId="246801EC" wp14:editId="42ED5868">
+            <wp:extent cx="5612130" cy="2422525"/>
+            <wp:effectExtent l="0" t="0" r="7620" b="0"/>
+            <wp:docPr id="7" name="Imagen 7"/>
+            <wp:cNvGraphicFramePr>
+              <a:graphicFrameLocks xmlns:a="http://schemas.openxmlformats.org/drawingml/2006/main" noChangeAspect="1"/>
+            </wp:cNvGraphicFramePr>
+            <a:graphic xmlns:a="http://schemas.openxmlformats.org/drawingml/2006/main">
+              <a:graphicData uri="http://schemas.openxmlformats.org/drawingml/2006/picture">
+                <pic:pic xmlns:pic="http://schemas.openxmlformats.org/drawingml/2006/picture">
+                  <pic:nvPicPr>
+                    <pic:cNvPr id="1" name=""/>
+                    <pic:cNvPicPr/>
+                  </pic:nvPicPr>
+                  <pic:blipFill>
+                    <a:blip r:embed="rId13"/>
+                    <a:stretch>
+                      <a:fillRect/>
+                    </a:stretch>
+                  </pic:blipFill>
+                  <pic:spPr>
+                    <a:xfrm>
+                      <a:off x="0" y="0"/>
+                      <a:ext cx="5612130" cy="2422525"/>
+                    </a:xfrm>
+                    <a:prstGeom prst="rect">
+                      <a:avLst/>
+                    </a:prstGeom>
+                  </pic:spPr>
+                </pic:pic>
+              </a:graphicData>
+            </a:graphic>
+          </wp:inline>
+        </w:drawing>
+      </w:r>
+    </w:p>
+    <w:p>
+      <w:pPr>
+        <w:spacing w:line="276" w:lineRule="auto"/>
+        <w:rPr>
+          <w:rFonts w:ascii="Arial" w:hAnsi="Arial" w:cs="Arial"/>
+          <w:sz w:val="22"/>
+          <w:szCs w:val="22"/>
+        </w:rPr>
+      </w:pPr>
+    </w:p>
+    <w:p>
+      <w:pPr>
+        <w:spacing w:line="276" w:lineRule="auto"/>
+        <w:rPr>
+          <w:rFonts w:ascii="Arial" w:hAnsi="Arial" w:cs="Arial"/>
+          <w:sz w:val="22"/>
+          <w:szCs w:val="22"/>
+        </w:rPr>
+      </w:pPr>
+    </w:p>
+    <w:p>
+      <w:pPr>
+        <w:spacing w:line="276" w:lineRule="auto"/>
+        <w:rPr>
+          <w:rFonts w:ascii="Arial" w:hAnsi="Arial" w:cs="Arial"/>
+          <w:sz w:val="22"/>
+          <w:szCs w:val="22"/>
+        </w:rPr>
+      </w:pPr>
+    </w:p>
+    <w:p>
+      <w:pPr>
+        <w:spacing w:line="276" w:lineRule="auto"/>
+        <w:rPr>
+          <w:rFonts w:ascii="Arial" w:hAnsi="Arial" w:cs="Arial"/>
+          <w:sz w:val="22"/>
+          <w:szCs w:val="22"/>
+        </w:rPr>
+      </w:pPr>
+      <w:r>
+        <w:rPr>
+          <w:rFonts w:ascii="Arial" w:hAnsi="Arial" w:cs="Arial"/>
+          <w:sz w:val="22"/>
+          <w:szCs w:val="22"/>
+        </w:rPr>
+        <w:drawing>
+          <wp:inline distT="0" distB="0" distL="0" distR="0" wp14:anchorId="67B1CE83" wp14:editId="009DE0C8">
+            <wp:extent cx="5612130" cy="2114550"/>
+            <wp:effectExtent l="0" t="0" r="7620" b="0"/>
+            <wp:docPr id="6" name="Imagen 6"/>
+            <wp:cNvGraphicFramePr>
+              <a:graphicFrameLocks xmlns:a="http://schemas.openxmlformats.org/drawingml/2006/main" noChangeAspect="1"/>
+            </wp:cNvGraphicFramePr>
+            <a:graphic xmlns:a="http://schemas.openxmlformats.org/drawingml/2006/main">
+              <a:graphicData uri="http://schemas.openxmlformats.org/drawingml/2006/picture">
+                <pic:pic xmlns:pic="http://schemas.openxmlformats.org/drawingml/2006/picture">
+                  <pic:nvPicPr>
+                    <pic:cNvPr id="1" name=""/>
+                    <pic:cNvPicPr/>
+                  </pic:nvPicPr>
+                  <pic:blipFill>
+                    <a:blip r:embed="rId14"/>
+                    <a:stretch>
+                      <a:fillRect/>
+                    </a:stretch>
+                  </pic:blipFill>
+                  <pic:spPr>
+                    <a:xfrm>
+                      <a:off x="0" y="0"/>
+                      <a:ext cx="5612130" cy="2114550"/>
+                    </a:xfrm>
+                    <a:prstGeom prst="rect">
+                      <a:avLst/>
+                    </a:prstGeom>
+                  </pic:spPr>
+                </pic:pic>
+              </a:graphicData>
+            </a:graphic>
+          </wp:inline>
+        </w:drawing>
+      </w:r>
+    </w:p>
     <w:sectPr>
-      <w:headerReference w:type="default" r:id="rId9"/>
+      <w:headerReference w:type="default" r:id="rId15"/>
       <w:pgSz w:w="12240" w:h="15840"/>
       <w:pgMar w:top="1843" w:right="1701" w:bottom="1417" w:left="1701" w:header="708" w:footer="708" w:gutter="0"/>
       <w:cols w:space="708"/>
@@ -6923,6 +8671,17 @@
       <w:u w:val="single"/>
     </w:rPr>
   </w:style>
+  <w:style w:type="character" w:styleId="Textoennegrita">
+    <w:name w:val="Strong"/>
+    <w:basedOn w:val="Fuentedeprrafopredeter"/>
+    <w:uiPriority w:val="22"/>
+    <w:qFormat/>
+    <w:rsid w:val="00897BCA"/>
+    <w:rPr>
+      <w:b/>
+      <w:bCs/>
+    </w:rPr>
+  </w:style>
 </w:styles>
 </file>
 
@@ -7226,7 +8985,7 @@
 </file>
 
 <file path=customXml/itemProps1.xml><?xml version="1.0" encoding="utf-8"?>
-<ds:datastoreItem xmlns:ds="http://schemas.openxmlformats.org/officeDocument/2006/customXml" ds:itemID="{BDB45ABD-617A-42A4-A1FA-E51EB4B083E9}">
+<ds:datastoreItem xmlns:ds="http://schemas.openxmlformats.org/officeDocument/2006/customXml" ds:itemID="{34BD9E70-85B9-4E2D-815A-035743241157}">
   <ds:schemaRefs>
     <ds:schemaRef ds:uri="http://schemas.openxmlformats.org/officeDocument/2006/bibliography"/>
   </ds:schemaRefs>
